--- a/downloads/SQL_Quiz2_Questions.docx
+++ b/downloads/SQL_Quiz2_Questions.docx
@@ -1,6 +1,6 @@
 
 <file path=word/document.xml><?xml version="1.0" encoding="utf-8"?>
-<w:document xmlns:wpc="http://schemas.microsoft.com/office/word/2010/wordprocessingCanvas" xmlns:cx="http://schemas.microsoft.com/office/drawing/2014/chartex" xmlns:cx1="http://schemas.microsoft.com/office/drawing/2015/9/8/chartex" xmlns:cx2="http://schemas.microsoft.com/office/drawing/2015/10/21/chartex" xmlns:cx3="http://schemas.microsoft.com/office/drawing/2016/5/9/chartex" xmlns:cx4="http://schemas.microsoft.com/office/drawing/2016/5/10/chartex" xmlns:cx5="http://schemas.microsoft.com/office/drawing/2016/5/11/chartex" xmlns:cx6="http://schemas.microsoft.com/office/drawing/2016/5/12/chartex" xmlns:cx7="http://schemas.microsoft.com/office/drawing/2016/5/13/chartex" xmlns:cx8="http://schemas.microsoft.com/office/drawing/2016/5/14/chartex" xmlns:mc="http://schemas.openxmlformats.org/markup-compatibility/2006" xmlns:aink="http://schemas.microsoft.com/office/drawing/2016/ink" xmlns:am3d="http://schemas.microsoft.com/office/drawing/2017/model3d" xmlns:o="urn:schemas-microsoft-com:office:office" xmlns:oel="http://schemas.microsoft.com/office/2019/extlst" xmlns:r="http://schemas.openxmlformats.org/officeDocument/2006/relationships" xmlns:m="http://schemas.openxmlformats.org/officeDocument/2006/math" xmlns:v="urn:schemas-microsoft-com:vml" xmlns:wp14="http://schemas.microsoft.com/office/word/2010/wordprocessingDrawing" xmlns:wp="http://schemas.openxmlformats.org/drawingml/2006/wordprocessingDrawing" xmlns:w10="urn:schemas-microsoft-com:office:word" xmlns:w="http://schemas.openxmlformats.org/wordprocessingml/2006/main" xmlns:w14="http://schemas.microsoft.com/office/word/2010/wordml" xmlns:w15="http://schemas.microsoft.com/office/word/2012/wordml" xmlns:w16cex="http://schemas.microsoft.com/office/word/2018/wordml/cex" xmlns:w16cid="http://schemas.microsoft.com/office/word/2016/wordml/cid" xmlns:w16="http://schemas.microsoft.com/office/word/2018/wordml" xmlns:w16du="http://schemas.microsoft.com/office/word/2023/wordml/word16du" xmlns:w16sdtdh="http://schemas.microsoft.com/office/word/2020/wordml/sdtdatahash" xmlns:w16sdtfl="http://schemas.microsoft.com/office/word/2024/wordml/sdtformatlock" xmlns:w16se="http://schemas.microsoft.com/office/word/2015/wordml/symex" xmlns:wpg="http://schemas.microsoft.com/office/word/2010/wordprocessingGroup" xmlns:wpi="http://schemas.microsoft.com/office/word/2010/wordprocessingInk" xmlns:wne="http://schemas.microsoft.com/office/word/2006/wordml" xmlns:wps="http://schemas.microsoft.com/office/word/2010/wordprocessingShape" mc:Ignorable="w14 w15 w16se w16cid w16 w16cex w16sdtdh w16sdtfl w16du wp14">
+<w:document xmlns:wpc="http://schemas.microsoft.com/office/word/2010/wordprocessingCanvas" xmlns:cx="http://schemas.microsoft.com/office/drawing/2014/chartex" xmlns:cx1="http://schemas.microsoft.com/office/drawing/2015/9/8/chartex" xmlns:mc="http://schemas.openxmlformats.org/markup-compatibility/2006" xmlns:o="urn:schemas-microsoft-com:office:office" xmlns:r="http://schemas.openxmlformats.org/officeDocument/2006/relationships" xmlns:m="http://schemas.openxmlformats.org/officeDocument/2006/math" xmlns:v="urn:schemas-microsoft-com:vml" xmlns:wp14="http://schemas.microsoft.com/office/word/2010/wordprocessingDrawing" xmlns:wp="http://schemas.openxmlformats.org/drawingml/2006/wordprocessingDrawing" xmlns:w10="urn:schemas-microsoft-com:office:word" xmlns:w="http://schemas.openxmlformats.org/wordprocessingml/2006/main" xmlns:w14="http://schemas.microsoft.com/office/word/2010/wordml" xmlns:w15="http://schemas.microsoft.com/office/word/2012/wordml" xmlns:w16se="http://schemas.microsoft.com/office/word/2015/wordml/symex" xmlns:wpg="http://schemas.microsoft.com/office/word/2010/wordprocessingGroup" xmlns:wpi="http://schemas.microsoft.com/office/word/2010/wordprocessingInk" xmlns:wne="http://schemas.microsoft.com/office/word/2006/wordml" xmlns:wps="http://schemas.microsoft.com/office/word/2010/wordprocessingShape" mc:Ignorable="w14 w15 w16se wp14">
   <w:body>
     <w:p>
       <w:pPr>
@@ -17,7 +17,16 @@
           <w:sz w:val="48"/>
           <w:lang w:eastAsia="ko-KR"/>
         </w:rPr>
-        <w:t>SQL 퀴즈</w:t>
+        <w:t xml:space="preserve">SQL </w:t>
+      </w:r>
+      <w:r>
+        <w:rPr>
+          <w:b/>
+          <w:color w:val="1F4E79"/>
+          <w:sz w:val="48"/>
+          <w:lang w:eastAsia="ko-KR"/>
+        </w:rPr>
+        <w:t>퀴즈</w:t>
       </w:r>
     </w:p>
     <w:tbl>
@@ -56,7 +65,70 @@
                 <w:sz w:val="18"/>
                 <w:lang w:eastAsia="ko-KR"/>
               </w:rPr>
-              <w:t>SQL 작성형은 실행 가능한 SQL 문으로 작성</w:t>
+              <w:t xml:space="preserve">SQL </w:t>
+            </w:r>
+            <w:r>
+              <w:rPr>
+                <w:sz w:val="18"/>
+                <w:lang w:eastAsia="ko-KR"/>
+              </w:rPr>
+              <w:t>작성형은</w:t>
+            </w:r>
+            <w:r>
+              <w:rPr>
+                <w:sz w:val="18"/>
+                <w:lang w:eastAsia="ko-KR"/>
+              </w:rPr>
+              <w:t xml:space="preserve"> </w:t>
+            </w:r>
+            <w:r>
+              <w:rPr>
+                <w:sz w:val="18"/>
+                <w:lang w:eastAsia="ko-KR"/>
+              </w:rPr>
+              <w:t>실행</w:t>
+            </w:r>
+            <w:r>
+              <w:rPr>
+                <w:sz w:val="18"/>
+                <w:lang w:eastAsia="ko-KR"/>
+              </w:rPr>
+              <w:t xml:space="preserve"> </w:t>
+            </w:r>
+            <w:r>
+              <w:rPr>
+                <w:sz w:val="18"/>
+                <w:lang w:eastAsia="ko-KR"/>
+              </w:rPr>
+              <w:t>가능한</w:t>
+            </w:r>
+            <w:r>
+              <w:rPr>
+                <w:sz w:val="18"/>
+                <w:lang w:eastAsia="ko-KR"/>
+              </w:rPr>
+              <w:t xml:space="preserve"> SQL </w:t>
+            </w:r>
+            <w:r>
+              <w:rPr>
+                <w:sz w:val="18"/>
+                <w:lang w:eastAsia="ko-KR"/>
+              </w:rPr>
+              <w:t>문으로</w:t>
+            </w:r>
+            <w:r>
+              <w:rPr>
+                <w:sz w:val="18"/>
+                <w:lang w:eastAsia="ko-KR"/>
+              </w:rPr>
+              <w:t xml:space="preserve"> </w:t>
+            </w:r>
+            <w:r>
+              <w:rPr>
+                <w:sz w:val="18"/>
+                <w:lang w:eastAsia="ko-KR"/>
+              </w:rPr>
+              <w:t>작성</w:t>
             </w:r>
             <w:r>
               <w:rPr>
@@ -71,7 +143,98 @@
                 <w:sz w:val="18"/>
                 <w:lang w:eastAsia="ko-KR"/>
               </w:rPr>
-              <w:t>. 결과 조회형은 출력되는 값 또는 행을 쓰</w:t>
+              <w:t xml:space="preserve">. </w:t>
+            </w:r>
+            <w:r>
+              <w:rPr>
+                <w:sz w:val="18"/>
+                <w:lang w:eastAsia="ko-KR"/>
+              </w:rPr>
+              <w:t>결과</w:t>
+            </w:r>
+            <w:r>
+              <w:rPr>
+                <w:sz w:val="18"/>
+                <w:lang w:eastAsia="ko-KR"/>
+              </w:rPr>
+              <w:t xml:space="preserve"> </w:t>
+            </w:r>
+            <w:r>
+              <w:rPr>
+                <w:sz w:val="18"/>
+                <w:lang w:eastAsia="ko-KR"/>
+              </w:rPr>
+              <w:t>조회형은</w:t>
+            </w:r>
+            <w:r>
+              <w:rPr>
+                <w:sz w:val="18"/>
+                <w:lang w:eastAsia="ko-KR"/>
+              </w:rPr>
+              <w:t xml:space="preserve"> </w:t>
+            </w:r>
+            <w:r>
+              <w:rPr>
+                <w:sz w:val="18"/>
+                <w:lang w:eastAsia="ko-KR"/>
+              </w:rPr>
+              <w:t>출력되는</w:t>
+            </w:r>
+            <w:r>
+              <w:rPr>
+                <w:sz w:val="18"/>
+                <w:lang w:eastAsia="ko-KR"/>
+              </w:rPr>
+              <w:t xml:space="preserve"> </w:t>
+            </w:r>
+            <w:r>
+              <w:rPr>
+                <w:sz w:val="18"/>
+                <w:lang w:eastAsia="ko-KR"/>
+              </w:rPr>
+              <w:t>값</w:t>
+            </w:r>
+            <w:r>
+              <w:rPr>
+                <w:sz w:val="18"/>
+                <w:lang w:eastAsia="ko-KR"/>
+              </w:rPr>
+              <w:t xml:space="preserve"> </w:t>
+            </w:r>
+            <w:r>
+              <w:rPr>
+                <w:sz w:val="18"/>
+                <w:lang w:eastAsia="ko-KR"/>
+              </w:rPr>
+              <w:t>또는</w:t>
+            </w:r>
+            <w:r>
+              <w:rPr>
+                <w:sz w:val="18"/>
+                <w:lang w:eastAsia="ko-KR"/>
+              </w:rPr>
+              <w:t xml:space="preserve"> </w:t>
+            </w:r>
+            <w:r>
+              <w:rPr>
+                <w:sz w:val="18"/>
+                <w:lang w:eastAsia="ko-KR"/>
+              </w:rPr>
+              <w:t>행을</w:t>
+            </w:r>
+            <w:r>
+              <w:rPr>
+                <w:sz w:val="18"/>
+                <w:lang w:eastAsia="ko-KR"/>
+              </w:rPr>
+              <w:t xml:space="preserve"> </w:t>
+            </w:r>
+            <w:r>
+              <w:rPr>
+                <w:sz w:val="18"/>
+                <w:lang w:eastAsia="ko-KR"/>
+              </w:rPr>
+              <w:t>쓰</w:t>
             </w:r>
             <w:r>
               <w:rPr>
@@ -190,23 +353,7 @@
                 <w:rFonts w:ascii="NanumGothicCoding" w:eastAsia="NanumGothicCoding" w:hAnsi="NanumGothicCoding"/>
                 <w:sz w:val="16"/>
               </w:rPr>
-              <w:t xml:space="preserve"> </w:t>
-            </w:r>
-            <w:proofErr w:type="gramStart"/>
-            <w:r>
-              <w:rPr>
-                <w:rFonts w:ascii="NanumGothicCoding" w:eastAsia="NanumGothicCoding" w:hAnsi="NanumGothicCoding"/>
-                <w:sz w:val="16"/>
-              </w:rPr>
-              <w:t>VARCHAR(</w:t>
-            </w:r>
-            <w:proofErr w:type="gramEnd"/>
-            <w:r>
-              <w:rPr>
-                <w:rFonts w:ascii="NanumGothicCoding" w:eastAsia="NanumGothicCoding" w:hAnsi="NanumGothicCoding"/>
-                <w:sz w:val="16"/>
-              </w:rPr>
-              <w:t>20),</w:t>
+              <w:t xml:space="preserve"> VARCHAR(20),</w:t>
             </w:r>
             <w:r>
               <w:rPr>
@@ -235,23 +382,7 @@
                 <w:rFonts w:ascii="NanumGothicCoding" w:eastAsia="NanumGothicCoding" w:hAnsi="NanumGothicCoding"/>
                 <w:sz w:val="16"/>
               </w:rPr>
-              <w:t xml:space="preserve"> </w:t>
-            </w:r>
-            <w:proofErr w:type="gramStart"/>
-            <w:r>
-              <w:rPr>
-                <w:rFonts w:ascii="NanumGothicCoding" w:eastAsia="NanumGothicCoding" w:hAnsi="NanumGothicCoding"/>
-                <w:sz w:val="16"/>
-              </w:rPr>
-              <w:t>VARCHAR(</w:t>
-            </w:r>
-            <w:proofErr w:type="gramEnd"/>
-            <w:r>
-              <w:rPr>
-                <w:rFonts w:ascii="NanumGothicCoding" w:eastAsia="NanumGothicCoding" w:hAnsi="NanumGothicCoding"/>
-                <w:sz w:val="16"/>
-              </w:rPr>
-              <w:t>20),</w:t>
+              <w:t xml:space="preserve"> VARCHAR(20),</w:t>
             </w:r>
             <w:r>
               <w:rPr>
@@ -280,23 +411,7 @@
                 <w:rFonts w:ascii="NanumGothicCoding" w:eastAsia="NanumGothicCoding" w:hAnsi="NanumGothicCoding"/>
                 <w:sz w:val="16"/>
               </w:rPr>
-              <w:t xml:space="preserve"> </w:t>
-            </w:r>
-            <w:proofErr w:type="gramStart"/>
-            <w:r>
-              <w:rPr>
-                <w:rFonts w:ascii="NanumGothicCoding" w:eastAsia="NanumGothicCoding" w:hAnsi="NanumGothicCoding"/>
-                <w:sz w:val="16"/>
-              </w:rPr>
-              <w:t>VARCHAR(</w:t>
-            </w:r>
-            <w:proofErr w:type="gramEnd"/>
-            <w:r>
-              <w:rPr>
-                <w:rFonts w:ascii="NanumGothicCoding" w:eastAsia="NanumGothicCoding" w:hAnsi="NanumGothicCoding"/>
-                <w:sz w:val="16"/>
-              </w:rPr>
-              <w:t>10)</w:t>
+              <w:t xml:space="preserve"> VARCHAR(10)</w:t>
             </w:r>
             <w:r>
               <w:rPr>
@@ -329,7 +444,15 @@
           <w:sz w:val="21"/>
           <w:lang w:eastAsia="ko-KR"/>
         </w:rPr>
-        <w:t xml:space="preserve">문제 </w:t>
+        <w:t>문제</w:t>
+      </w:r>
+      <w:r>
+        <w:rPr>
+          <w:b/>
+          <w:sz w:val="21"/>
+          <w:lang w:eastAsia="ko-KR"/>
+        </w:rPr>
+        <w:t xml:space="preserve"> </w:t>
       </w:r>
       <w:r>
         <w:rPr>
@@ -353,7 +476,133 @@
           <w:sz w:val="21"/>
           <w:lang w:eastAsia="ko-KR"/>
         </w:rPr>
-        <w:t>다음 6개 행을 데이터베이스 테이블에 한 번에 추가하는 INSERT 문을 작성</w:t>
+        <w:t>다음</w:t>
+      </w:r>
+      <w:r>
+        <w:rPr>
+          <w:sz w:val="21"/>
+          <w:lang w:eastAsia="ko-KR"/>
+        </w:rPr>
+        <w:t xml:space="preserve"> 6</w:t>
+      </w:r>
+      <w:r>
+        <w:rPr>
+          <w:sz w:val="21"/>
+          <w:lang w:eastAsia="ko-KR"/>
+        </w:rPr>
+        <w:t>개</w:t>
+      </w:r>
+      <w:r>
+        <w:rPr>
+          <w:sz w:val="21"/>
+          <w:lang w:eastAsia="ko-KR"/>
+        </w:rPr>
+        <w:t xml:space="preserve"> </w:t>
+      </w:r>
+      <w:r>
+        <w:rPr>
+          <w:sz w:val="21"/>
+          <w:lang w:eastAsia="ko-KR"/>
+        </w:rPr>
+        <w:t>행을</w:t>
+      </w:r>
+      <w:r>
+        <w:rPr>
+          <w:sz w:val="21"/>
+          <w:lang w:eastAsia="ko-KR"/>
+        </w:rPr>
+        <w:t xml:space="preserve"> </w:t>
+      </w:r>
+      <w:r>
+        <w:rPr>
+          <w:sz w:val="21"/>
+          <w:lang w:eastAsia="ko-KR"/>
+        </w:rPr>
+        <w:t>데이터베이스</w:t>
+      </w:r>
+      <w:r>
+        <w:rPr>
+          <w:sz w:val="21"/>
+          <w:lang w:eastAsia="ko-KR"/>
+        </w:rPr>
+        <w:t xml:space="preserve"> </w:t>
+      </w:r>
+      <w:r>
+        <w:rPr>
+          <w:sz w:val="21"/>
+          <w:lang w:eastAsia="ko-KR"/>
+        </w:rPr>
+        <w:t>테이블에</w:t>
+      </w:r>
+      <w:r>
+        <w:rPr>
+          <w:sz w:val="21"/>
+          <w:lang w:eastAsia="ko-KR"/>
+        </w:rPr>
+        <w:t xml:space="preserve"> </w:t>
+      </w:r>
+      <w:r>
+        <w:rPr>
+          <w:sz w:val="21"/>
+          <w:lang w:eastAsia="ko-KR"/>
+        </w:rPr>
+        <w:t>한</w:t>
+      </w:r>
+      <w:r>
+        <w:rPr>
+          <w:sz w:val="21"/>
+          <w:lang w:eastAsia="ko-KR"/>
+        </w:rPr>
+        <w:t xml:space="preserve"> </w:t>
+      </w:r>
+      <w:r>
+        <w:rPr>
+          <w:sz w:val="21"/>
+          <w:lang w:eastAsia="ko-KR"/>
+        </w:rPr>
+        <w:t>번에</w:t>
+      </w:r>
+      <w:r>
+        <w:rPr>
+          <w:sz w:val="21"/>
+          <w:lang w:eastAsia="ko-KR"/>
+        </w:rPr>
+        <w:t xml:space="preserve"> </w:t>
+      </w:r>
+      <w:r>
+        <w:rPr>
+          <w:sz w:val="21"/>
+          <w:lang w:eastAsia="ko-KR"/>
+        </w:rPr>
+        <w:t>추가하는</w:t>
+      </w:r>
+      <w:r>
+        <w:rPr>
+          <w:sz w:val="21"/>
+          <w:lang w:eastAsia="ko-KR"/>
+        </w:rPr>
+        <w:t xml:space="preserve"> INSERT </w:t>
+      </w:r>
+      <w:r>
+        <w:rPr>
+          <w:sz w:val="21"/>
+          <w:lang w:eastAsia="ko-KR"/>
+        </w:rPr>
+        <w:t>문을</w:t>
+      </w:r>
+      <w:r>
+        <w:rPr>
+          <w:sz w:val="21"/>
+          <w:lang w:eastAsia="ko-KR"/>
+        </w:rPr>
+        <w:t xml:space="preserve"> </w:t>
+      </w:r>
+      <w:r>
+        <w:rPr>
+          <w:sz w:val="21"/>
+          <w:lang w:eastAsia="ko-KR"/>
+        </w:rPr>
+        <w:t>작성</w:t>
       </w:r>
       <w:r>
         <w:rPr>
@@ -368,7 +617,37 @@
           <w:sz w:val="21"/>
           <w:lang w:eastAsia="ko-KR"/>
         </w:rPr>
-        <w:t xml:space="preserve">: apple/영어회화/P001, </w:t>
+        <w:t>: apple/</w:t>
+      </w:r>
+      <w:r>
+        <w:rPr>
+          <w:sz w:val="21"/>
+          <w:lang w:eastAsia="ko-KR"/>
+        </w:rPr>
+        <w:t>영어회화</w:t>
+      </w:r>
+      <w:r>
+        <w:rPr>
+          <w:sz w:val="21"/>
+          <w:lang w:eastAsia="ko-KR"/>
+        </w:rPr>
+        <w:t>/</w:t>
+      </w:r>
+      <w:proofErr w:type="spellStart"/>
+      <w:r>
+        <w:rPr>
+          <w:sz w:val="21"/>
+          <w:lang w:eastAsia="ko-KR"/>
+        </w:rPr>
+        <w:t>P001</w:t>
+      </w:r>
+      <w:proofErr w:type="spellEnd"/>
+      <w:r>
+        <w:rPr>
+          <w:sz w:val="21"/>
+          <w:lang w:eastAsia="ko-KR"/>
+        </w:rPr>
+        <w:t xml:space="preserve">, </w:t>
       </w:r>
       <w:r>
         <w:rPr>
@@ -398,7 +677,23 @@
           <w:sz w:val="21"/>
           <w:lang w:eastAsia="ko-KR"/>
         </w:rPr>
-        <w:t xml:space="preserve">/P002, </w:t>
+        <w:t>/</w:t>
+      </w:r>
+      <w:proofErr w:type="spellStart"/>
+      <w:r>
+        <w:rPr>
+          <w:sz w:val="21"/>
+          <w:lang w:eastAsia="ko-KR"/>
+        </w:rPr>
+        <w:t>P002</w:t>
+      </w:r>
+      <w:proofErr w:type="spellEnd"/>
+      <w:r>
+        <w:rPr>
+          <w:sz w:val="21"/>
+          <w:lang w:eastAsia="ko-KR"/>
+        </w:rPr>
+        <w:t xml:space="preserve">, </w:t>
       </w:r>
       <w:r>
         <w:rPr>
@@ -412,7 +707,37 @@
           <w:sz w:val="21"/>
           <w:lang w:eastAsia="ko-KR"/>
         </w:rPr>
-        <w:t xml:space="preserve">carrot/영어회화/P001, </w:t>
+        <w:t>carrot/</w:t>
+      </w:r>
+      <w:r>
+        <w:rPr>
+          <w:sz w:val="21"/>
+          <w:lang w:eastAsia="ko-KR"/>
+        </w:rPr>
+        <w:t>영어회화</w:t>
+      </w:r>
+      <w:r>
+        <w:rPr>
+          <w:sz w:val="21"/>
+          <w:lang w:eastAsia="ko-KR"/>
+        </w:rPr>
+        <w:t>/</w:t>
+      </w:r>
+      <w:proofErr w:type="spellStart"/>
+      <w:r>
+        <w:rPr>
+          <w:sz w:val="21"/>
+          <w:lang w:eastAsia="ko-KR"/>
+        </w:rPr>
+        <w:t>P001</w:t>
+      </w:r>
+      <w:proofErr w:type="spellEnd"/>
+      <w:r>
+        <w:rPr>
+          <w:sz w:val="21"/>
+          <w:lang w:eastAsia="ko-KR"/>
+        </w:rPr>
+        <w:t xml:space="preserve">, </w:t>
       </w:r>
       <w:r>
         <w:rPr>
@@ -442,7 +767,23 @@
           <w:sz w:val="21"/>
           <w:lang w:eastAsia="ko-KR"/>
         </w:rPr>
-        <w:t xml:space="preserve">/P004, </w:t>
+        <w:t>/</w:t>
+      </w:r>
+      <w:proofErr w:type="spellStart"/>
+      <w:r>
+        <w:rPr>
+          <w:sz w:val="21"/>
+          <w:lang w:eastAsia="ko-KR"/>
+        </w:rPr>
+        <w:t>P004</w:t>
+      </w:r>
+      <w:proofErr w:type="spellEnd"/>
+      <w:r>
+        <w:rPr>
+          <w:sz w:val="21"/>
+          <w:lang w:eastAsia="ko-KR"/>
+        </w:rPr>
+        <w:t xml:space="preserve">, </w:t>
       </w:r>
       <w:r>
         <w:rPr>
@@ -456,7 +797,37 @@
           <w:sz w:val="21"/>
           <w:lang w:eastAsia="ko-KR"/>
         </w:rPr>
-        <w:t xml:space="preserve">orange/영어회화/P003, </w:t>
+        <w:t>orange/</w:t>
+      </w:r>
+      <w:r>
+        <w:rPr>
+          <w:sz w:val="21"/>
+          <w:lang w:eastAsia="ko-KR"/>
+        </w:rPr>
+        <w:t>영어회화</w:t>
+      </w:r>
+      <w:r>
+        <w:rPr>
+          <w:sz w:val="21"/>
+          <w:lang w:eastAsia="ko-KR"/>
+        </w:rPr>
+        <w:t>/</w:t>
+      </w:r>
+      <w:proofErr w:type="spellStart"/>
+      <w:r>
+        <w:rPr>
+          <w:sz w:val="21"/>
+          <w:lang w:eastAsia="ko-KR"/>
+        </w:rPr>
+        <w:t>P003</w:t>
+      </w:r>
+      <w:proofErr w:type="spellEnd"/>
+      <w:r>
+        <w:rPr>
+          <w:sz w:val="21"/>
+          <w:lang w:eastAsia="ko-KR"/>
+        </w:rPr>
+        <w:t xml:space="preserve">, </w:t>
       </w:r>
       <w:r>
         <w:rPr>
@@ -486,7 +857,23 @@
           <w:sz w:val="21"/>
           <w:lang w:eastAsia="ko-KR"/>
         </w:rPr>
-        <w:t>/P004.</w:t>
+        <w:t>/</w:t>
+      </w:r>
+      <w:proofErr w:type="spellStart"/>
+      <w:r>
+        <w:rPr>
+          <w:sz w:val="21"/>
+          <w:lang w:eastAsia="ko-KR"/>
+        </w:rPr>
+        <w:t>P004</w:t>
+      </w:r>
+      <w:proofErr w:type="spellEnd"/>
+      <w:r>
+        <w:rPr>
+          <w:sz w:val="21"/>
+          <w:lang w:eastAsia="ko-KR"/>
+        </w:rPr>
+        <w:t>.</w:t>
       </w:r>
     </w:p>
     <w:p>
@@ -502,7 +889,14 @@
           <w:color w:val="646464"/>
           <w:sz w:val="19"/>
         </w:rPr>
-        <w:t xml:space="preserve">답: </w:t>
+        <w:t>답</w:t>
+      </w:r>
+      <w:r>
+        <w:rPr>
+          <w:color w:val="646464"/>
+          <w:sz w:val="19"/>
+        </w:rPr>
+        <w:t xml:space="preserve">: </w:t>
       </w:r>
     </w:p>
     <w:p>
@@ -631,23 +1025,7 @@
                 <w:rFonts w:ascii="NanumGothicCoding" w:eastAsia="NanumGothicCoding" w:hAnsi="NanumGothicCoding"/>
                 <w:sz w:val="16"/>
               </w:rPr>
-              <w:t xml:space="preserve"> </w:t>
-            </w:r>
-            <w:proofErr w:type="gramStart"/>
-            <w:r>
-              <w:rPr>
-                <w:rFonts w:ascii="NanumGothicCoding" w:eastAsia="NanumGothicCoding" w:hAnsi="NanumGothicCoding"/>
-                <w:sz w:val="16"/>
-              </w:rPr>
-              <w:t>VARCHAR(</w:t>
-            </w:r>
-            <w:proofErr w:type="gramEnd"/>
-            <w:r>
-              <w:rPr>
-                <w:rFonts w:ascii="NanumGothicCoding" w:eastAsia="NanumGothicCoding" w:hAnsi="NanumGothicCoding"/>
-                <w:sz w:val="16"/>
-              </w:rPr>
-              <w:t>20),</w:t>
+              <w:t xml:space="preserve"> VARCHAR(20),</w:t>
             </w:r>
             <w:r>
               <w:rPr>
@@ -676,23 +1054,7 @@
                 <w:rFonts w:ascii="NanumGothicCoding" w:eastAsia="NanumGothicCoding" w:hAnsi="NanumGothicCoding"/>
                 <w:sz w:val="16"/>
               </w:rPr>
-              <w:t xml:space="preserve"> </w:t>
-            </w:r>
-            <w:proofErr w:type="gramStart"/>
-            <w:r>
-              <w:rPr>
-                <w:rFonts w:ascii="NanumGothicCoding" w:eastAsia="NanumGothicCoding" w:hAnsi="NanumGothicCoding"/>
-                <w:sz w:val="16"/>
-              </w:rPr>
-              <w:t>VARCHAR(</w:t>
-            </w:r>
-            <w:proofErr w:type="gramEnd"/>
-            <w:r>
-              <w:rPr>
-                <w:rFonts w:ascii="NanumGothicCoding" w:eastAsia="NanumGothicCoding" w:hAnsi="NanumGothicCoding"/>
-                <w:sz w:val="16"/>
-              </w:rPr>
-              <w:t>20) PRIMARY KEY,</w:t>
+              <w:t xml:space="preserve"> VARCHAR(20) PRIMARY KEY,</w:t>
             </w:r>
             <w:r>
               <w:rPr>
@@ -721,23 +1083,7 @@
                 <w:rFonts w:ascii="NanumGothicCoding" w:eastAsia="NanumGothicCoding" w:hAnsi="NanumGothicCoding"/>
                 <w:sz w:val="16"/>
               </w:rPr>
-              <w:t xml:space="preserve"> </w:t>
-            </w:r>
-            <w:proofErr w:type="gramStart"/>
-            <w:r>
-              <w:rPr>
-                <w:rFonts w:ascii="NanumGothicCoding" w:eastAsia="NanumGothicCoding" w:hAnsi="NanumGothicCoding"/>
-                <w:sz w:val="16"/>
-              </w:rPr>
-              <w:t>VARCHAR(</w:t>
-            </w:r>
-            <w:proofErr w:type="gramEnd"/>
-            <w:r>
-              <w:rPr>
-                <w:rFonts w:ascii="NanumGothicCoding" w:eastAsia="NanumGothicCoding" w:hAnsi="NanumGothicCoding"/>
-                <w:sz w:val="16"/>
-              </w:rPr>
-              <w:t>20)</w:t>
+              <w:t xml:space="preserve"> VARCHAR(20)</w:t>
             </w:r>
             <w:r>
               <w:rPr>
@@ -808,23 +1154,7 @@
                 <w:rFonts w:ascii="NanumGothicCoding" w:eastAsia="NanumGothicCoding" w:hAnsi="NanumGothicCoding"/>
                 <w:sz w:val="16"/>
               </w:rPr>
-              <w:t xml:space="preserve"> </w:t>
-            </w:r>
-            <w:proofErr w:type="gramStart"/>
-            <w:r>
-              <w:rPr>
-                <w:rFonts w:ascii="NanumGothicCoding" w:eastAsia="NanumGothicCoding" w:hAnsi="NanumGothicCoding"/>
-                <w:sz w:val="16"/>
-              </w:rPr>
-              <w:t>VARCHAR(</w:t>
-            </w:r>
-            <w:proofErr w:type="gramEnd"/>
-            <w:r>
-              <w:rPr>
-                <w:rFonts w:ascii="NanumGothicCoding" w:eastAsia="NanumGothicCoding" w:hAnsi="NanumGothicCoding"/>
-                <w:sz w:val="16"/>
-              </w:rPr>
-              <w:t>20),</w:t>
+              <w:t xml:space="preserve"> VARCHAR(20),</w:t>
             </w:r>
             <w:r>
               <w:rPr>
@@ -853,23 +1183,7 @@
                 <w:rFonts w:ascii="NanumGothicCoding" w:eastAsia="NanumGothicCoding" w:hAnsi="NanumGothicCoding"/>
                 <w:sz w:val="16"/>
               </w:rPr>
-              <w:t xml:space="preserve"> </w:t>
-            </w:r>
-            <w:proofErr w:type="gramStart"/>
-            <w:r>
-              <w:rPr>
-                <w:rFonts w:ascii="NanumGothicCoding" w:eastAsia="NanumGothicCoding" w:hAnsi="NanumGothicCoding"/>
-                <w:sz w:val="16"/>
-              </w:rPr>
-              <w:t>VARCHAR(</w:t>
-            </w:r>
-            <w:proofErr w:type="gramEnd"/>
-            <w:r>
-              <w:rPr>
-                <w:rFonts w:ascii="NanumGothicCoding" w:eastAsia="NanumGothicCoding" w:hAnsi="NanumGothicCoding"/>
-                <w:sz w:val="16"/>
-              </w:rPr>
-              <w:t>20),</w:t>
+              <w:t xml:space="preserve"> VARCHAR(20),</w:t>
             </w:r>
             <w:r>
               <w:rPr>
@@ -963,7 +1277,15 @@
           <w:sz w:val="21"/>
           <w:lang w:eastAsia="ko-KR"/>
         </w:rPr>
-        <w:t xml:space="preserve">문제 </w:t>
+        <w:t>문제</w:t>
+      </w:r>
+      <w:r>
+        <w:rPr>
+          <w:b/>
+          <w:sz w:val="21"/>
+          <w:lang w:eastAsia="ko-KR"/>
+        </w:rPr>
+        <w:t xml:space="preserve"> </w:t>
       </w:r>
       <w:r>
         <w:rPr>
@@ -987,7 +1309,140 @@
           <w:sz w:val="21"/>
           <w:lang w:eastAsia="ko-KR"/>
         </w:rPr>
-        <w:t>학과 테이블의 전화번호 컬럼을 참조 제약까지 함께 제거하는 ALTER 문을 작성하십시오.</w:t>
+        <w:t>학과</w:t>
+      </w:r>
+      <w:r>
+        <w:rPr>
+          <w:sz w:val="21"/>
+          <w:lang w:eastAsia="ko-KR"/>
+        </w:rPr>
+        <w:t xml:space="preserve"> </w:t>
+      </w:r>
+      <w:r>
+        <w:rPr>
+          <w:sz w:val="21"/>
+          <w:lang w:eastAsia="ko-KR"/>
+        </w:rPr>
+        <w:t>테이블의</w:t>
+      </w:r>
+      <w:r>
+        <w:rPr>
+          <w:sz w:val="21"/>
+          <w:lang w:eastAsia="ko-KR"/>
+        </w:rPr>
+        <w:t xml:space="preserve"> </w:t>
+      </w:r>
+      <w:r>
+        <w:rPr>
+          <w:sz w:val="21"/>
+          <w:lang w:eastAsia="ko-KR"/>
+        </w:rPr>
+        <w:t>전화번호</w:t>
+      </w:r>
+      <w:r>
+        <w:rPr>
+          <w:sz w:val="21"/>
+          <w:lang w:eastAsia="ko-KR"/>
+        </w:rPr>
+        <w:t xml:space="preserve"> </w:t>
+      </w:r>
+      <w:r>
+        <w:rPr>
+          <w:sz w:val="21"/>
+          <w:lang w:eastAsia="ko-KR"/>
+        </w:rPr>
+        <w:t>컬럼을</w:t>
+      </w:r>
+      <w:r>
+        <w:rPr>
+          <w:sz w:val="21"/>
+          <w:lang w:eastAsia="ko-KR"/>
+        </w:rPr>
+        <w:t xml:space="preserve"> </w:t>
+      </w:r>
+      <w:r>
+        <w:rPr>
+          <w:sz w:val="21"/>
+          <w:lang w:eastAsia="ko-KR"/>
+        </w:rPr>
+        <w:t>참조</w:t>
+      </w:r>
+      <w:r>
+        <w:rPr>
+          <w:sz w:val="21"/>
+          <w:lang w:eastAsia="ko-KR"/>
+        </w:rPr>
+        <w:t xml:space="preserve"> </w:t>
+      </w:r>
+      <w:r>
+        <w:rPr>
+          <w:sz w:val="21"/>
+          <w:lang w:eastAsia="ko-KR"/>
+        </w:rPr>
+        <w:t>제약까지</w:t>
+      </w:r>
+      <w:r>
+        <w:rPr>
+          <w:sz w:val="21"/>
+          <w:lang w:eastAsia="ko-KR"/>
+        </w:rPr>
+        <w:t xml:space="preserve"> </w:t>
+      </w:r>
+      <w:r>
+        <w:rPr>
+          <w:sz w:val="21"/>
+          <w:lang w:eastAsia="ko-KR"/>
+        </w:rPr>
+        <w:t>함께</w:t>
+      </w:r>
+      <w:r>
+        <w:rPr>
+          <w:sz w:val="21"/>
+          <w:lang w:eastAsia="ko-KR"/>
+        </w:rPr>
+        <w:t xml:space="preserve"> </w:t>
+      </w:r>
+      <w:r>
+        <w:rPr>
+          <w:sz w:val="21"/>
+          <w:lang w:eastAsia="ko-KR"/>
+        </w:rPr>
+        <w:t>제거하는</w:t>
+      </w:r>
+      <w:r>
+        <w:rPr>
+          <w:sz w:val="21"/>
+          <w:lang w:eastAsia="ko-KR"/>
+        </w:rPr>
+        <w:t xml:space="preserve"> ALTER </w:t>
+      </w:r>
+      <w:r>
+        <w:rPr>
+          <w:sz w:val="21"/>
+          <w:lang w:eastAsia="ko-KR"/>
+        </w:rPr>
+        <w:t>문을</w:t>
+      </w:r>
+      <w:r>
+        <w:rPr>
+          <w:sz w:val="21"/>
+          <w:lang w:eastAsia="ko-KR"/>
+        </w:rPr>
+        <w:t xml:space="preserve"> </w:t>
+      </w:r>
+      <w:r>
+        <w:rPr>
+          <w:sz w:val="21"/>
+          <w:lang w:eastAsia="ko-KR"/>
+        </w:rPr>
+        <w:t>작성하십시오</w:t>
+      </w:r>
+      <w:r>
+        <w:rPr>
+          <w:sz w:val="21"/>
+          <w:lang w:eastAsia="ko-KR"/>
+        </w:rPr>
+        <w:t>.</w:t>
       </w:r>
     </w:p>
     <w:p>
@@ -999,7 +1454,14 @@
           <w:color w:val="646464"/>
           <w:sz w:val="19"/>
         </w:rPr>
-        <w:t xml:space="preserve">답: </w:t>
+        <w:t>답</w:t>
+      </w:r>
+      <w:r>
+        <w:rPr>
+          <w:color w:val="646464"/>
+          <w:sz w:val="19"/>
+        </w:rPr>
+        <w:t xml:space="preserve">: </w:t>
       </w:r>
     </w:p>
     <w:p>
@@ -1677,7 +2139,15 @@
           <w:sz w:val="21"/>
           <w:lang w:eastAsia="ko-KR"/>
         </w:rPr>
-        <w:t xml:space="preserve">문제 </w:t>
+        <w:t>문제</w:t>
+      </w:r>
+      <w:r>
+        <w:rPr>
+          <w:b/>
+          <w:sz w:val="21"/>
+          <w:lang w:eastAsia="ko-KR"/>
+        </w:rPr>
+        <w:t xml:space="preserve"> </w:t>
       </w:r>
       <w:r>
         <w:rPr>
@@ -1701,7 +2171,175 @@
           <w:sz w:val="21"/>
           <w:lang w:eastAsia="ko-KR"/>
         </w:rPr>
-        <w:t>신입사원 박영진(사원번호 50, 주소 서울, 부서 영업부)을 사원 테이블에 추가하는 SQL을 작성</w:t>
+        <w:t>신입사원</w:t>
+      </w:r>
+      <w:r>
+        <w:rPr>
+          <w:sz w:val="21"/>
+          <w:lang w:eastAsia="ko-KR"/>
+        </w:rPr>
+        <w:t xml:space="preserve"> </w:t>
+      </w:r>
+      <w:r>
+        <w:rPr>
+          <w:sz w:val="21"/>
+          <w:lang w:eastAsia="ko-KR"/>
+        </w:rPr>
+        <w:t>박영진</w:t>
+      </w:r>
+      <w:r>
+        <w:rPr>
+          <w:sz w:val="21"/>
+          <w:lang w:eastAsia="ko-KR"/>
+        </w:rPr>
+        <w:t>(</w:t>
+      </w:r>
+      <w:r>
+        <w:rPr>
+          <w:sz w:val="21"/>
+          <w:lang w:eastAsia="ko-KR"/>
+        </w:rPr>
+        <w:t>사원번호</w:t>
+      </w:r>
+      <w:r>
+        <w:rPr>
+          <w:sz w:val="21"/>
+          <w:lang w:eastAsia="ko-KR"/>
+        </w:rPr>
+        <w:t xml:space="preserve"> 50, </w:t>
+      </w:r>
+      <w:r>
+        <w:rPr>
+          <w:sz w:val="21"/>
+          <w:lang w:eastAsia="ko-KR"/>
+        </w:rPr>
+        <w:t>주소</w:t>
+      </w:r>
+      <w:r>
+        <w:rPr>
+          <w:sz w:val="21"/>
+          <w:lang w:eastAsia="ko-KR"/>
+        </w:rPr>
+        <w:t xml:space="preserve"> </w:t>
+      </w:r>
+      <w:r>
+        <w:rPr>
+          <w:sz w:val="21"/>
+          <w:lang w:eastAsia="ko-KR"/>
+        </w:rPr>
+        <w:t>서울</w:t>
+      </w:r>
+      <w:r>
+        <w:rPr>
+          <w:sz w:val="21"/>
+          <w:lang w:eastAsia="ko-KR"/>
+        </w:rPr>
+        <w:t xml:space="preserve">, </w:t>
+      </w:r>
+      <w:r>
+        <w:rPr>
+          <w:sz w:val="21"/>
+          <w:lang w:eastAsia="ko-KR"/>
+        </w:rPr>
+        <w:t>부서</w:t>
+      </w:r>
+      <w:r>
+        <w:rPr>
+          <w:sz w:val="21"/>
+          <w:lang w:eastAsia="ko-KR"/>
+        </w:rPr>
+        <w:t xml:space="preserve"> </w:t>
+      </w:r>
+      <w:r>
+        <w:rPr>
+          <w:sz w:val="21"/>
+          <w:lang w:eastAsia="ko-KR"/>
+        </w:rPr>
+        <w:t>영업부</w:t>
+      </w:r>
+      <w:r>
+        <w:rPr>
+          <w:sz w:val="21"/>
+          <w:lang w:eastAsia="ko-KR"/>
+        </w:rPr>
+        <w:t>)</w:t>
+      </w:r>
+      <w:r>
+        <w:rPr>
+          <w:sz w:val="21"/>
+          <w:lang w:eastAsia="ko-KR"/>
+        </w:rPr>
+        <w:t>을</w:t>
+      </w:r>
+      <w:r>
+        <w:rPr>
+          <w:sz w:val="21"/>
+          <w:lang w:eastAsia="ko-KR"/>
+        </w:rPr>
+        <w:t xml:space="preserve"> </w:t>
+      </w:r>
+      <w:r>
+        <w:rPr>
+          <w:sz w:val="21"/>
+          <w:lang w:eastAsia="ko-KR"/>
+        </w:rPr>
+        <w:t>사원</w:t>
+      </w:r>
+      <w:r>
+        <w:rPr>
+          <w:sz w:val="21"/>
+          <w:lang w:eastAsia="ko-KR"/>
+        </w:rPr>
+        <w:t xml:space="preserve"> </w:t>
+      </w:r>
+      <w:r>
+        <w:rPr>
+          <w:sz w:val="21"/>
+          <w:lang w:eastAsia="ko-KR"/>
+        </w:rPr>
+        <w:t>테이블에</w:t>
+      </w:r>
+      <w:r>
+        <w:rPr>
+          <w:sz w:val="21"/>
+          <w:lang w:eastAsia="ko-KR"/>
+        </w:rPr>
+        <w:t xml:space="preserve"> </w:t>
+      </w:r>
+      <w:r>
+        <w:rPr>
+          <w:sz w:val="21"/>
+          <w:lang w:eastAsia="ko-KR"/>
+        </w:rPr>
+        <w:t>추가하는</w:t>
+      </w:r>
+      <w:r>
+        <w:rPr>
+          <w:sz w:val="21"/>
+          <w:lang w:eastAsia="ko-KR"/>
+        </w:rPr>
+        <w:t xml:space="preserve"> SQL</w:t>
+      </w:r>
+      <w:r>
+        <w:rPr>
+          <w:sz w:val="21"/>
+          <w:lang w:eastAsia="ko-KR"/>
+        </w:rPr>
+        <w:t>을</w:t>
+      </w:r>
+      <w:r>
+        <w:rPr>
+          <w:sz w:val="21"/>
+          <w:lang w:eastAsia="ko-KR"/>
+        </w:rPr>
+        <w:t xml:space="preserve"> </w:t>
+      </w:r>
+      <w:r>
+        <w:rPr>
+          <w:sz w:val="21"/>
+          <w:lang w:eastAsia="ko-KR"/>
+        </w:rPr>
+        <w:t>작성</w:t>
       </w:r>
       <w:r>
         <w:rPr>
@@ -1734,7 +2372,15 @@
           <w:sz w:val="19"/>
           <w:lang w:eastAsia="ko-KR"/>
         </w:rPr>
-        <w:t xml:space="preserve">답: </w:t>
+        <w:t>답</w:t>
+      </w:r>
+      <w:r>
+        <w:rPr>
+          <w:color w:val="646464"/>
+          <w:sz w:val="19"/>
+          <w:lang w:eastAsia="ko-KR"/>
+        </w:rPr>
+        <w:t xml:space="preserve">: </w:t>
       </w:r>
     </w:p>
     <w:p>
@@ -1770,7 +2416,15 @@
           <w:sz w:val="21"/>
           <w:lang w:eastAsia="ko-KR"/>
         </w:rPr>
-        <w:t xml:space="preserve">문제 </w:t>
+        <w:t>문제</w:t>
+      </w:r>
+      <w:r>
+        <w:rPr>
+          <w:b/>
+          <w:sz w:val="21"/>
+          <w:lang w:eastAsia="ko-KR"/>
+        </w:rPr>
+        <w:t xml:space="preserve"> </w:t>
       </w:r>
       <w:r>
         <w:rPr>
@@ -1794,7 +2448,175 @@
           <w:sz w:val="21"/>
           <w:lang w:eastAsia="ko-KR"/>
         </w:rPr>
-        <w:t>사원 테이블의 박영진 정보를 이용하여 영업부 테이블에도 사원번호, 이름, 주소를 추가하는 SQL을 작성하</w:t>
+        <w:t>사원</w:t>
+      </w:r>
+      <w:r>
+        <w:rPr>
+          <w:sz w:val="21"/>
+          <w:lang w:eastAsia="ko-KR"/>
+        </w:rPr>
+        <w:t xml:space="preserve"> </w:t>
+      </w:r>
+      <w:r>
+        <w:rPr>
+          <w:sz w:val="21"/>
+          <w:lang w:eastAsia="ko-KR"/>
+        </w:rPr>
+        <w:t>테이블의</w:t>
+      </w:r>
+      <w:r>
+        <w:rPr>
+          <w:sz w:val="21"/>
+          <w:lang w:eastAsia="ko-KR"/>
+        </w:rPr>
+        <w:t xml:space="preserve"> </w:t>
+      </w:r>
+      <w:r>
+        <w:rPr>
+          <w:sz w:val="21"/>
+          <w:lang w:eastAsia="ko-KR"/>
+        </w:rPr>
+        <w:t>박영진</w:t>
+      </w:r>
+      <w:r>
+        <w:rPr>
+          <w:sz w:val="21"/>
+          <w:lang w:eastAsia="ko-KR"/>
+        </w:rPr>
+        <w:t xml:space="preserve"> </w:t>
+      </w:r>
+      <w:r>
+        <w:rPr>
+          <w:sz w:val="21"/>
+          <w:lang w:eastAsia="ko-KR"/>
+        </w:rPr>
+        <w:t>정보를</w:t>
+      </w:r>
+      <w:r>
+        <w:rPr>
+          <w:sz w:val="21"/>
+          <w:lang w:eastAsia="ko-KR"/>
+        </w:rPr>
+        <w:t xml:space="preserve"> </w:t>
+      </w:r>
+      <w:r>
+        <w:rPr>
+          <w:sz w:val="21"/>
+          <w:lang w:eastAsia="ko-KR"/>
+        </w:rPr>
+        <w:t>이용하여</w:t>
+      </w:r>
+      <w:r>
+        <w:rPr>
+          <w:sz w:val="21"/>
+          <w:lang w:eastAsia="ko-KR"/>
+        </w:rPr>
+        <w:t xml:space="preserve"> </w:t>
+      </w:r>
+      <w:r>
+        <w:rPr>
+          <w:sz w:val="21"/>
+          <w:lang w:eastAsia="ko-KR"/>
+        </w:rPr>
+        <w:t>영업부</w:t>
+      </w:r>
+      <w:r>
+        <w:rPr>
+          <w:sz w:val="21"/>
+          <w:lang w:eastAsia="ko-KR"/>
+        </w:rPr>
+        <w:t xml:space="preserve"> </w:t>
+      </w:r>
+      <w:r>
+        <w:rPr>
+          <w:sz w:val="21"/>
+          <w:lang w:eastAsia="ko-KR"/>
+        </w:rPr>
+        <w:t>테이블에도</w:t>
+      </w:r>
+      <w:r>
+        <w:rPr>
+          <w:sz w:val="21"/>
+          <w:lang w:eastAsia="ko-KR"/>
+        </w:rPr>
+        <w:t xml:space="preserve"> </w:t>
+      </w:r>
+      <w:r>
+        <w:rPr>
+          <w:sz w:val="21"/>
+          <w:lang w:eastAsia="ko-KR"/>
+        </w:rPr>
+        <w:t>사원번호</w:t>
+      </w:r>
+      <w:r>
+        <w:rPr>
+          <w:sz w:val="21"/>
+          <w:lang w:eastAsia="ko-KR"/>
+        </w:rPr>
+        <w:t xml:space="preserve">, </w:t>
+      </w:r>
+      <w:r>
+        <w:rPr>
+          <w:sz w:val="21"/>
+          <w:lang w:eastAsia="ko-KR"/>
+        </w:rPr>
+        <w:t>이름</w:t>
+      </w:r>
+      <w:r>
+        <w:rPr>
+          <w:sz w:val="21"/>
+          <w:lang w:eastAsia="ko-KR"/>
+        </w:rPr>
+        <w:t xml:space="preserve">, </w:t>
+      </w:r>
+      <w:r>
+        <w:rPr>
+          <w:sz w:val="21"/>
+          <w:lang w:eastAsia="ko-KR"/>
+        </w:rPr>
+        <w:t>주소를</w:t>
+      </w:r>
+      <w:r>
+        <w:rPr>
+          <w:sz w:val="21"/>
+          <w:lang w:eastAsia="ko-KR"/>
+        </w:rPr>
+        <w:t xml:space="preserve"> </w:t>
+      </w:r>
+      <w:r>
+        <w:rPr>
+          <w:sz w:val="21"/>
+          <w:lang w:eastAsia="ko-KR"/>
+        </w:rPr>
+        <w:t>추가하는</w:t>
+      </w:r>
+      <w:r>
+        <w:rPr>
+          <w:sz w:val="21"/>
+          <w:lang w:eastAsia="ko-KR"/>
+        </w:rPr>
+        <w:t xml:space="preserve"> SQL</w:t>
+      </w:r>
+      <w:r>
+        <w:rPr>
+          <w:sz w:val="21"/>
+          <w:lang w:eastAsia="ko-KR"/>
+        </w:rPr>
+        <w:t>을</w:t>
+      </w:r>
+      <w:r>
+        <w:rPr>
+          <w:sz w:val="21"/>
+          <w:lang w:eastAsia="ko-KR"/>
+        </w:rPr>
+        <w:t xml:space="preserve"> </w:t>
+      </w:r>
+      <w:r>
+        <w:rPr>
+          <w:sz w:val="21"/>
+          <w:lang w:eastAsia="ko-KR"/>
+        </w:rPr>
+        <w:t>작성하</w:t>
       </w:r>
       <w:r>
         <w:rPr>
@@ -1827,7 +2649,15 @@
           <w:sz w:val="19"/>
           <w:lang w:eastAsia="ko-KR"/>
         </w:rPr>
-        <w:t xml:space="preserve">답: </w:t>
+        <w:t>답</w:t>
+      </w:r>
+      <w:r>
+        <w:rPr>
+          <w:color w:val="646464"/>
+          <w:sz w:val="19"/>
+          <w:lang w:eastAsia="ko-KR"/>
+        </w:rPr>
+        <w:t xml:space="preserve">: </w:t>
       </w:r>
     </w:p>
     <w:p>
@@ -1863,7 +2693,15 @@
           <w:sz w:val="21"/>
           <w:lang w:eastAsia="ko-KR"/>
         </w:rPr>
-        <w:t xml:space="preserve">문제 </w:t>
+        <w:t>문제</w:t>
+      </w:r>
+      <w:r>
+        <w:rPr>
+          <w:b/>
+          <w:sz w:val="21"/>
+          <w:lang w:eastAsia="ko-KR"/>
+        </w:rPr>
+        <w:t xml:space="preserve"> </w:t>
       </w:r>
       <w:r>
         <w:rPr>
@@ -1887,7 +2725,105 @@
           <w:sz w:val="21"/>
           <w:lang w:eastAsia="ko-KR"/>
         </w:rPr>
-        <w:t>박기중이 퇴사한 경우 사원 테이블에서 삭제하는 SQL을 작성하</w:t>
+        <w:t>박기중이</w:t>
+      </w:r>
+      <w:r>
+        <w:rPr>
+          <w:sz w:val="21"/>
+          <w:lang w:eastAsia="ko-KR"/>
+        </w:rPr>
+        <w:t xml:space="preserve"> </w:t>
+      </w:r>
+      <w:r>
+        <w:rPr>
+          <w:sz w:val="21"/>
+          <w:lang w:eastAsia="ko-KR"/>
+        </w:rPr>
+        <w:t>퇴사한</w:t>
+      </w:r>
+      <w:r>
+        <w:rPr>
+          <w:sz w:val="21"/>
+          <w:lang w:eastAsia="ko-KR"/>
+        </w:rPr>
+        <w:t xml:space="preserve"> </w:t>
+      </w:r>
+      <w:r>
+        <w:rPr>
+          <w:sz w:val="21"/>
+          <w:lang w:eastAsia="ko-KR"/>
+        </w:rPr>
+        <w:t>경우</w:t>
+      </w:r>
+      <w:r>
+        <w:rPr>
+          <w:sz w:val="21"/>
+          <w:lang w:eastAsia="ko-KR"/>
+        </w:rPr>
+        <w:t xml:space="preserve"> </w:t>
+      </w:r>
+      <w:r>
+        <w:rPr>
+          <w:sz w:val="21"/>
+          <w:lang w:eastAsia="ko-KR"/>
+        </w:rPr>
+        <w:t>사원</w:t>
+      </w:r>
+      <w:r>
+        <w:rPr>
+          <w:sz w:val="21"/>
+          <w:lang w:eastAsia="ko-KR"/>
+        </w:rPr>
+        <w:t xml:space="preserve"> </w:t>
+      </w:r>
+      <w:r>
+        <w:rPr>
+          <w:sz w:val="21"/>
+          <w:lang w:eastAsia="ko-KR"/>
+        </w:rPr>
+        <w:t>테이블에서</w:t>
+      </w:r>
+      <w:r>
+        <w:rPr>
+          <w:sz w:val="21"/>
+          <w:lang w:eastAsia="ko-KR"/>
+        </w:rPr>
+        <w:t xml:space="preserve"> </w:t>
+      </w:r>
+      <w:r>
+        <w:rPr>
+          <w:sz w:val="21"/>
+          <w:lang w:eastAsia="ko-KR"/>
+        </w:rPr>
+        <w:t>삭제하는</w:t>
+      </w:r>
+      <w:r>
+        <w:rPr>
+          <w:sz w:val="21"/>
+          <w:lang w:eastAsia="ko-KR"/>
+        </w:rPr>
+        <w:t xml:space="preserve"> SQL</w:t>
+      </w:r>
+      <w:r>
+        <w:rPr>
+          <w:sz w:val="21"/>
+          <w:lang w:eastAsia="ko-KR"/>
+        </w:rPr>
+        <w:t>을</w:t>
+      </w:r>
+      <w:r>
+        <w:rPr>
+          <w:sz w:val="21"/>
+          <w:lang w:eastAsia="ko-KR"/>
+        </w:rPr>
+        <w:t xml:space="preserve"> </w:t>
+      </w:r>
+      <w:r>
+        <w:rPr>
+          <w:sz w:val="21"/>
+          <w:lang w:eastAsia="ko-KR"/>
+        </w:rPr>
+        <w:t>작성하</w:t>
       </w:r>
       <w:r>
         <w:rPr>
@@ -1920,7 +2856,15 @@
           <w:sz w:val="19"/>
           <w:lang w:eastAsia="ko-KR"/>
         </w:rPr>
-        <w:t>답:</w:t>
+        <w:t>답</w:t>
+      </w:r>
+      <w:r>
+        <w:rPr>
+          <w:color w:val="646464"/>
+          <w:sz w:val="19"/>
+          <w:lang w:eastAsia="ko-KR"/>
+        </w:rPr>
+        <w:t>:</w:t>
       </w:r>
     </w:p>
     <w:p>
@@ -1953,7 +2897,15 @@
           <w:sz w:val="21"/>
           <w:lang w:eastAsia="ko-KR"/>
         </w:rPr>
-        <w:t xml:space="preserve">문제 </w:t>
+        <w:t>문제</w:t>
+      </w:r>
+      <w:r>
+        <w:rPr>
+          <w:b/>
+          <w:sz w:val="21"/>
+          <w:lang w:eastAsia="ko-KR"/>
+        </w:rPr>
+        <w:t xml:space="preserve"> </w:t>
       </w:r>
       <w:r>
         <w:rPr>
@@ -1977,7 +2929,77 @@
           <w:sz w:val="21"/>
           <w:lang w:eastAsia="ko-KR"/>
         </w:rPr>
-        <w:t>이수영의 부서를 총무부로 변경하는 SQL을 작성하</w:t>
+        <w:t>이수영의</w:t>
+      </w:r>
+      <w:r>
+        <w:rPr>
+          <w:sz w:val="21"/>
+          <w:lang w:eastAsia="ko-KR"/>
+        </w:rPr>
+        <w:t xml:space="preserve"> </w:t>
+      </w:r>
+      <w:r>
+        <w:rPr>
+          <w:sz w:val="21"/>
+          <w:lang w:eastAsia="ko-KR"/>
+        </w:rPr>
+        <w:t>부서를</w:t>
+      </w:r>
+      <w:r>
+        <w:rPr>
+          <w:sz w:val="21"/>
+          <w:lang w:eastAsia="ko-KR"/>
+        </w:rPr>
+        <w:t xml:space="preserve"> </w:t>
+      </w:r>
+      <w:r>
+        <w:rPr>
+          <w:sz w:val="21"/>
+          <w:lang w:eastAsia="ko-KR"/>
+        </w:rPr>
+        <w:t>총무부로</w:t>
+      </w:r>
+      <w:r>
+        <w:rPr>
+          <w:sz w:val="21"/>
+          <w:lang w:eastAsia="ko-KR"/>
+        </w:rPr>
+        <w:t xml:space="preserve"> </w:t>
+      </w:r>
+      <w:r>
+        <w:rPr>
+          <w:sz w:val="21"/>
+          <w:lang w:eastAsia="ko-KR"/>
+        </w:rPr>
+        <w:t>변경하는</w:t>
+      </w:r>
+      <w:r>
+        <w:rPr>
+          <w:sz w:val="21"/>
+          <w:lang w:eastAsia="ko-KR"/>
+        </w:rPr>
+        <w:t xml:space="preserve"> SQL</w:t>
+      </w:r>
+      <w:r>
+        <w:rPr>
+          <w:sz w:val="21"/>
+          <w:lang w:eastAsia="ko-KR"/>
+        </w:rPr>
+        <w:t>을</w:t>
+      </w:r>
+      <w:r>
+        <w:rPr>
+          <w:sz w:val="21"/>
+          <w:lang w:eastAsia="ko-KR"/>
+        </w:rPr>
+        <w:t xml:space="preserve"> </w:t>
+      </w:r>
+      <w:r>
+        <w:rPr>
+          <w:sz w:val="21"/>
+          <w:lang w:eastAsia="ko-KR"/>
+        </w:rPr>
+        <w:t>작성하</w:t>
       </w:r>
       <w:r>
         <w:rPr>
@@ -2010,7 +3032,15 @@
           <w:sz w:val="19"/>
           <w:lang w:eastAsia="ko-KR"/>
         </w:rPr>
-        <w:t xml:space="preserve">답: </w:t>
+        <w:t>답</w:t>
+      </w:r>
+      <w:r>
+        <w:rPr>
+          <w:color w:val="646464"/>
+          <w:sz w:val="19"/>
+          <w:lang w:eastAsia="ko-KR"/>
+        </w:rPr>
+        <w:t xml:space="preserve">: </w:t>
       </w:r>
     </w:p>
     <w:p>
@@ -2188,7 +3218,15 @@
           <w:sz w:val="21"/>
           <w:lang w:eastAsia="ko-KR"/>
         </w:rPr>
-        <w:t xml:space="preserve">문제 </w:t>
+        <w:t>문제</w:t>
+      </w:r>
+      <w:r>
+        <w:rPr>
+          <w:b/>
+          <w:sz w:val="21"/>
+          <w:lang w:eastAsia="ko-KR"/>
+        </w:rPr>
+        <w:t xml:space="preserve"> </w:t>
       </w:r>
       <w:r>
         <w:rPr>
@@ -2212,7 +3250,161 @@
           <w:sz w:val="21"/>
           <w:lang w:eastAsia="ko-KR"/>
         </w:rPr>
-        <w:t>사원번호가 100보다 크고, 급여가 400이거나 사원번호가 102인 사원의 수를 카운트하는 SQL을 작성하</w:t>
+        <w:t>사원번호가</w:t>
+      </w:r>
+      <w:r>
+        <w:rPr>
+          <w:sz w:val="21"/>
+          <w:lang w:eastAsia="ko-KR"/>
+        </w:rPr>
+        <w:t xml:space="preserve"> 100</w:t>
+      </w:r>
+      <w:r>
+        <w:rPr>
+          <w:sz w:val="21"/>
+          <w:lang w:eastAsia="ko-KR"/>
+        </w:rPr>
+        <w:t>보다</w:t>
+      </w:r>
+      <w:r>
+        <w:rPr>
+          <w:sz w:val="21"/>
+          <w:lang w:eastAsia="ko-KR"/>
+        </w:rPr>
+        <w:t xml:space="preserve"> </w:t>
+      </w:r>
+      <w:r>
+        <w:rPr>
+          <w:sz w:val="21"/>
+          <w:lang w:eastAsia="ko-KR"/>
+        </w:rPr>
+        <w:t>크고</w:t>
+      </w:r>
+      <w:r>
+        <w:rPr>
+          <w:sz w:val="21"/>
+          <w:lang w:eastAsia="ko-KR"/>
+        </w:rPr>
+        <w:t xml:space="preserve">, </w:t>
+      </w:r>
+      <w:r>
+        <w:rPr>
+          <w:sz w:val="21"/>
+          <w:lang w:eastAsia="ko-KR"/>
+        </w:rPr>
+        <w:t>급여가</w:t>
+      </w:r>
+      <w:r>
+        <w:rPr>
+          <w:sz w:val="21"/>
+          <w:lang w:eastAsia="ko-KR"/>
+        </w:rPr>
+        <w:t xml:space="preserve"> 400</w:t>
+      </w:r>
+      <w:r>
+        <w:rPr>
+          <w:sz w:val="21"/>
+          <w:lang w:eastAsia="ko-KR"/>
+        </w:rPr>
+        <w:t>이거나</w:t>
+      </w:r>
+      <w:r>
+        <w:rPr>
+          <w:sz w:val="21"/>
+          <w:lang w:eastAsia="ko-KR"/>
+        </w:rPr>
+        <w:t xml:space="preserve"> </w:t>
+      </w:r>
+      <w:r>
+        <w:rPr>
+          <w:sz w:val="21"/>
+          <w:lang w:eastAsia="ko-KR"/>
+        </w:rPr>
+        <w:t>사원번호가</w:t>
+      </w:r>
+      <w:r>
+        <w:rPr>
+          <w:sz w:val="21"/>
+          <w:lang w:eastAsia="ko-KR"/>
+        </w:rPr>
+        <w:t xml:space="preserve"> 102</w:t>
+      </w:r>
+      <w:r>
+        <w:rPr>
+          <w:sz w:val="21"/>
+          <w:lang w:eastAsia="ko-KR"/>
+        </w:rPr>
+        <w:t>인</w:t>
+      </w:r>
+      <w:r>
+        <w:rPr>
+          <w:sz w:val="21"/>
+          <w:lang w:eastAsia="ko-KR"/>
+        </w:rPr>
+        <w:t xml:space="preserve"> </w:t>
+      </w:r>
+      <w:r>
+        <w:rPr>
+          <w:sz w:val="21"/>
+          <w:lang w:eastAsia="ko-KR"/>
+        </w:rPr>
+        <w:t>사원의</w:t>
+      </w:r>
+      <w:r>
+        <w:rPr>
+          <w:sz w:val="21"/>
+          <w:lang w:eastAsia="ko-KR"/>
+        </w:rPr>
+        <w:t xml:space="preserve"> </w:t>
+      </w:r>
+      <w:r>
+        <w:rPr>
+          <w:sz w:val="21"/>
+          <w:lang w:eastAsia="ko-KR"/>
+        </w:rPr>
+        <w:t>수를</w:t>
+      </w:r>
+      <w:r>
+        <w:rPr>
+          <w:sz w:val="21"/>
+          <w:lang w:eastAsia="ko-KR"/>
+        </w:rPr>
+        <w:t xml:space="preserve"> </w:t>
+      </w:r>
+      <w:r>
+        <w:rPr>
+          <w:sz w:val="21"/>
+          <w:lang w:eastAsia="ko-KR"/>
+        </w:rPr>
+        <w:t>카운트하는</w:t>
+      </w:r>
+      <w:r>
+        <w:rPr>
+          <w:sz w:val="21"/>
+          <w:lang w:eastAsia="ko-KR"/>
+        </w:rPr>
+        <w:t xml:space="preserve"> SQL</w:t>
+      </w:r>
+      <w:r>
+        <w:rPr>
+          <w:sz w:val="21"/>
+          <w:lang w:eastAsia="ko-KR"/>
+        </w:rPr>
+        <w:t>을</w:t>
+      </w:r>
+      <w:r>
+        <w:rPr>
+          <w:sz w:val="21"/>
+          <w:lang w:eastAsia="ko-KR"/>
+        </w:rPr>
+        <w:t xml:space="preserve"> </w:t>
+      </w:r>
+      <w:r>
+        <w:rPr>
+          <w:sz w:val="21"/>
+          <w:lang w:eastAsia="ko-KR"/>
+        </w:rPr>
+        <w:t>작성하</w:t>
       </w:r>
       <w:r>
         <w:rPr>
@@ -2245,7 +3437,15 @@
           <w:sz w:val="19"/>
           <w:lang w:eastAsia="ko-KR"/>
         </w:rPr>
-        <w:t xml:space="preserve">답: </w:t>
+        <w:t>답</w:t>
+      </w:r>
+      <w:r>
+        <w:rPr>
+          <w:color w:val="646464"/>
+          <w:sz w:val="19"/>
+          <w:lang w:eastAsia="ko-KR"/>
+        </w:rPr>
+        <w:t xml:space="preserve">: </w:t>
       </w:r>
     </w:p>
     <w:p>
@@ -2281,7 +3481,15 @@
           <w:sz w:val="21"/>
           <w:lang w:eastAsia="ko-KR"/>
         </w:rPr>
-        <w:t xml:space="preserve">문제 </w:t>
+        <w:t>문제</w:t>
+      </w:r>
+      <w:r>
+        <w:rPr>
+          <w:b/>
+          <w:sz w:val="21"/>
+          <w:lang w:eastAsia="ko-KR"/>
+        </w:rPr>
+        <w:t xml:space="preserve"> </w:t>
       </w:r>
       <w:r>
         <w:rPr>
@@ -2305,7 +3513,63 @@
           <w:sz w:val="21"/>
           <w:lang w:eastAsia="ko-KR"/>
         </w:rPr>
-        <w:t>조회되는 행의 개수는 몇 개</w:t>
+        <w:t>조회되는</w:t>
+      </w:r>
+      <w:r>
+        <w:rPr>
+          <w:sz w:val="21"/>
+          <w:lang w:eastAsia="ko-KR"/>
+        </w:rPr>
+        <w:t xml:space="preserve"> </w:t>
+      </w:r>
+      <w:r>
+        <w:rPr>
+          <w:sz w:val="21"/>
+          <w:lang w:eastAsia="ko-KR"/>
+        </w:rPr>
+        <w:t>행의</w:t>
+      </w:r>
+      <w:r>
+        <w:rPr>
+          <w:sz w:val="21"/>
+          <w:lang w:eastAsia="ko-KR"/>
+        </w:rPr>
+        <w:t xml:space="preserve"> </w:t>
+      </w:r>
+      <w:r>
+        <w:rPr>
+          <w:sz w:val="21"/>
+          <w:lang w:eastAsia="ko-KR"/>
+        </w:rPr>
+        <w:t>개수는</w:t>
+      </w:r>
+      <w:r>
+        <w:rPr>
+          <w:sz w:val="21"/>
+          <w:lang w:eastAsia="ko-KR"/>
+        </w:rPr>
+        <w:t xml:space="preserve"> </w:t>
+      </w:r>
+      <w:r>
+        <w:rPr>
+          <w:sz w:val="21"/>
+          <w:lang w:eastAsia="ko-KR"/>
+        </w:rPr>
+        <w:t>몇</w:t>
+      </w:r>
+      <w:r>
+        <w:rPr>
+          <w:sz w:val="21"/>
+          <w:lang w:eastAsia="ko-KR"/>
+        </w:rPr>
+        <w:t xml:space="preserve"> </w:t>
+      </w:r>
+      <w:r>
+        <w:rPr>
+          <w:sz w:val="21"/>
+          <w:lang w:eastAsia="ko-KR"/>
+        </w:rPr>
+        <w:t>개</w:t>
       </w:r>
       <w:r>
         <w:rPr>
@@ -2430,7 +3694,6 @@
                 <w:rFonts w:ascii="NanumGothicCoding" w:eastAsia="NanumGothicCoding" w:hAnsi="NanumGothicCoding"/>
                 <w:sz w:val="16"/>
               </w:rPr>
-              <w:lastRenderedPageBreak/>
               <w:t>CREATE TABLE A (</w:t>
             </w:r>
             <w:proofErr w:type="spellStart"/>
@@ -2476,7 +3739,14 @@
                 <w:rFonts w:ascii="NanumGothicCoding" w:eastAsia="NanumGothicCoding" w:hAnsi="NanumGothicCoding"/>
                 <w:sz w:val="16"/>
               </w:rPr>
-              <w:t>INSERT INTO A VALUES</w:t>
+              <w:t xml:space="preserve">INSERT INTO A </w:t>
+            </w:r>
+            <w:r>
+              <w:rPr>
+                <w:rFonts w:ascii="NanumGothicCoding" w:eastAsia="NanumGothicCoding" w:hAnsi="NanumGothicCoding"/>
+                <w:sz w:val="16"/>
+              </w:rPr>
+              <w:t>VALUES</w:t>
             </w:r>
             <w:r>
               <w:rPr>
@@ -2509,7 +3779,15 @@
           <w:sz w:val="21"/>
           <w:lang w:eastAsia="ko-KR"/>
         </w:rPr>
-        <w:t xml:space="preserve">문제 </w:t>
+        <w:t>문제</w:t>
+      </w:r>
+      <w:r>
+        <w:rPr>
+          <w:b/>
+          <w:sz w:val="21"/>
+          <w:lang w:eastAsia="ko-KR"/>
+        </w:rPr>
+        <w:t xml:space="preserve"> </w:t>
       </w:r>
       <w:r>
         <w:rPr>
@@ -2542,7 +3820,42 @@
           <w:sz w:val="21"/>
           <w:lang w:eastAsia="ko-KR"/>
         </w:rPr>
-        <w:t xml:space="preserve">가 2 또는 3이거나 </w:t>
+        <w:t>가</w:t>
+      </w:r>
+      <w:r>
+        <w:rPr>
+          <w:sz w:val="21"/>
+          <w:lang w:eastAsia="ko-KR"/>
+        </w:rPr>
+        <w:t xml:space="preserve"> 2 </w:t>
+      </w:r>
+      <w:r>
+        <w:rPr>
+          <w:sz w:val="21"/>
+          <w:lang w:eastAsia="ko-KR"/>
+        </w:rPr>
+        <w:t>또는</w:t>
+      </w:r>
+      <w:r>
+        <w:rPr>
+          <w:sz w:val="21"/>
+          <w:lang w:eastAsia="ko-KR"/>
+        </w:rPr>
+        <w:t xml:space="preserve"> 3</w:t>
+      </w:r>
+      <w:r>
+        <w:rPr>
+          <w:sz w:val="21"/>
+          <w:lang w:eastAsia="ko-KR"/>
+        </w:rPr>
+        <w:t>이거나</w:t>
+      </w:r>
+      <w:r>
+        <w:rPr>
+          <w:sz w:val="21"/>
+          <w:lang w:eastAsia="ko-KR"/>
+        </w:rPr>
+        <w:t xml:space="preserve"> </w:t>
       </w:r>
       <w:proofErr w:type="spellStart"/>
       <w:r>
@@ -2558,7 +3871,70 @@
           <w:sz w:val="21"/>
           <w:lang w:eastAsia="ko-KR"/>
         </w:rPr>
-        <w:t>가 3 또는 5인 데이터 중 count(</w:t>
+        <w:t>가</w:t>
+      </w:r>
+      <w:r>
+        <w:rPr>
+          <w:sz w:val="21"/>
+          <w:lang w:eastAsia="ko-KR"/>
+        </w:rPr>
+        <w:t xml:space="preserve"> 3 </w:t>
+      </w:r>
+      <w:r>
+        <w:rPr>
+          <w:sz w:val="21"/>
+          <w:lang w:eastAsia="ko-KR"/>
+        </w:rPr>
+        <w:t>또는</w:t>
+      </w:r>
+      <w:r>
+        <w:rPr>
+          <w:sz w:val="21"/>
+          <w:lang w:eastAsia="ko-KR"/>
+        </w:rPr>
+        <w:t xml:space="preserve"> 5</w:t>
+      </w:r>
+      <w:r>
+        <w:rPr>
+          <w:sz w:val="21"/>
+          <w:lang w:eastAsia="ko-KR"/>
+        </w:rPr>
+        <w:t>인</w:t>
+      </w:r>
+      <w:r>
+        <w:rPr>
+          <w:sz w:val="21"/>
+          <w:lang w:eastAsia="ko-KR"/>
+        </w:rPr>
+        <w:t xml:space="preserve"> </w:t>
+      </w:r>
+      <w:r>
+        <w:rPr>
+          <w:sz w:val="21"/>
+          <w:lang w:eastAsia="ko-KR"/>
+        </w:rPr>
+        <w:t>데이터</w:t>
+      </w:r>
+      <w:r>
+        <w:rPr>
+          <w:sz w:val="21"/>
+          <w:lang w:eastAsia="ko-KR"/>
+        </w:rPr>
+        <w:t xml:space="preserve"> </w:t>
+      </w:r>
+      <w:r>
+        <w:rPr>
+          <w:sz w:val="21"/>
+          <w:lang w:eastAsia="ko-KR"/>
+        </w:rPr>
+        <w:t>중</w:t>
+      </w:r>
+      <w:r>
+        <w:rPr>
+          <w:sz w:val="21"/>
+          <w:lang w:eastAsia="ko-KR"/>
+        </w:rPr>
+        <w:t xml:space="preserve"> count(</w:t>
       </w:r>
       <w:proofErr w:type="spellStart"/>
       <w:r>
@@ -2574,7 +3950,70 @@
           <w:sz w:val="21"/>
           <w:lang w:eastAsia="ko-KR"/>
         </w:rPr>
-        <w:t>)의 결과를 구하는 SQL을 작성하</w:t>
+        <w:t>)</w:t>
+      </w:r>
+      <w:r>
+        <w:rPr>
+          <w:sz w:val="21"/>
+          <w:lang w:eastAsia="ko-KR"/>
+        </w:rPr>
+        <w:t>의</w:t>
+      </w:r>
+      <w:r>
+        <w:rPr>
+          <w:sz w:val="21"/>
+          <w:lang w:eastAsia="ko-KR"/>
+        </w:rPr>
+        <w:t xml:space="preserve"> </w:t>
+      </w:r>
+      <w:r>
+        <w:rPr>
+          <w:sz w:val="21"/>
+          <w:lang w:eastAsia="ko-KR"/>
+        </w:rPr>
+        <w:t>결과를</w:t>
+      </w:r>
+      <w:r>
+        <w:rPr>
+          <w:sz w:val="21"/>
+          <w:lang w:eastAsia="ko-KR"/>
+        </w:rPr>
+        <w:t xml:space="preserve"> </w:t>
+      </w:r>
+      <w:r>
+        <w:rPr>
+          <w:sz w:val="21"/>
+          <w:lang w:eastAsia="ko-KR"/>
+        </w:rPr>
+        <w:t>구하는</w:t>
+      </w:r>
+      <w:r>
+        <w:rPr>
+          <w:sz w:val="21"/>
+          <w:lang w:eastAsia="ko-KR"/>
+        </w:rPr>
+        <w:t xml:space="preserve"> SQL</w:t>
+      </w:r>
+      <w:r>
+        <w:rPr>
+          <w:sz w:val="21"/>
+          <w:lang w:eastAsia="ko-KR"/>
+        </w:rPr>
+        <w:t>을</w:t>
+      </w:r>
+      <w:r>
+        <w:rPr>
+          <w:sz w:val="21"/>
+          <w:lang w:eastAsia="ko-KR"/>
+        </w:rPr>
+        <w:t xml:space="preserve"> </w:t>
+      </w:r>
+      <w:r>
+        <w:rPr>
+          <w:sz w:val="21"/>
+          <w:lang w:eastAsia="ko-KR"/>
+        </w:rPr>
+        <w:t>작성하</w:t>
       </w:r>
       <w:r>
         <w:rPr>
@@ -2607,7 +4046,15 @@
           <w:sz w:val="19"/>
           <w:lang w:eastAsia="ko-KR"/>
         </w:rPr>
-        <w:t xml:space="preserve">답: </w:t>
+        <w:t>답</w:t>
+      </w:r>
+      <w:r>
+        <w:rPr>
+          <w:color w:val="646464"/>
+          <w:sz w:val="19"/>
+          <w:lang w:eastAsia="ko-KR"/>
+        </w:rPr>
+        <w:t xml:space="preserve">: </w:t>
       </w:r>
     </w:p>
     <w:p>
@@ -2633,7 +4080,15 @@
           <w:sz w:val="21"/>
           <w:lang w:eastAsia="ko-KR"/>
         </w:rPr>
-        <w:t>문제 1</w:t>
+        <w:t>문제</w:t>
+      </w:r>
+      <w:r>
+        <w:rPr>
+          <w:b/>
+          <w:sz w:val="21"/>
+          <w:lang w:eastAsia="ko-KR"/>
+        </w:rPr>
+        <w:t xml:space="preserve"> 1</w:t>
       </w:r>
       <w:r>
         <w:rPr>
@@ -2657,7 +4112,42 @@
           <w:sz w:val="21"/>
           <w:lang w:eastAsia="ko-KR"/>
         </w:rPr>
-        <w:t>문제 14의 조건에서 COUNT(</w:t>
+        <w:t>문제</w:t>
+      </w:r>
+      <w:r>
+        <w:rPr>
+          <w:sz w:val="21"/>
+          <w:lang w:eastAsia="ko-KR"/>
+        </w:rPr>
+        <w:t xml:space="preserve"> 14</w:t>
+      </w:r>
+      <w:r>
+        <w:rPr>
+          <w:sz w:val="21"/>
+          <w:lang w:eastAsia="ko-KR"/>
+        </w:rPr>
+        <w:t>의</w:t>
+      </w:r>
+      <w:r>
+        <w:rPr>
+          <w:sz w:val="21"/>
+          <w:lang w:eastAsia="ko-KR"/>
+        </w:rPr>
+        <w:t xml:space="preserve"> </w:t>
+      </w:r>
+      <w:r>
+        <w:rPr>
+          <w:sz w:val="21"/>
+          <w:lang w:eastAsia="ko-KR"/>
+        </w:rPr>
+        <w:t>조건에서</w:t>
+      </w:r>
+      <w:r>
+        <w:rPr>
+          <w:sz w:val="21"/>
+          <w:lang w:eastAsia="ko-KR"/>
+        </w:rPr>
+        <w:t xml:space="preserve"> COUNT(</w:t>
       </w:r>
       <w:proofErr w:type="spellStart"/>
       <w:r>
@@ -2673,7 +4163,126 @@
           <w:sz w:val="21"/>
           <w:lang w:eastAsia="ko-KR"/>
         </w:rPr>
-        <w:t>)의 결과값은 얼마입니까? COUNT(*)를 썼을 때와 다른 이유도 쓰</w:t>
+        <w:t>)</w:t>
+      </w:r>
+      <w:r>
+        <w:rPr>
+          <w:sz w:val="21"/>
+          <w:lang w:eastAsia="ko-KR"/>
+        </w:rPr>
+        <w:t>의</w:t>
+      </w:r>
+      <w:r>
+        <w:rPr>
+          <w:sz w:val="21"/>
+          <w:lang w:eastAsia="ko-KR"/>
+        </w:rPr>
+        <w:t xml:space="preserve"> </w:t>
+      </w:r>
+      <w:r>
+        <w:rPr>
+          <w:sz w:val="21"/>
+          <w:lang w:eastAsia="ko-KR"/>
+        </w:rPr>
+        <w:t>결과값은</w:t>
+      </w:r>
+      <w:r>
+        <w:rPr>
+          <w:sz w:val="21"/>
+          <w:lang w:eastAsia="ko-KR"/>
+        </w:rPr>
+        <w:t xml:space="preserve"> </w:t>
+      </w:r>
+      <w:r>
+        <w:rPr>
+          <w:sz w:val="21"/>
+          <w:lang w:eastAsia="ko-KR"/>
+        </w:rPr>
+        <w:t>얼마입니까</w:t>
+      </w:r>
+      <w:r>
+        <w:rPr>
+          <w:sz w:val="21"/>
+          <w:lang w:eastAsia="ko-KR"/>
+        </w:rPr>
+        <w:t>? COUNT(*)</w:t>
+      </w:r>
+      <w:r>
+        <w:rPr>
+          <w:sz w:val="21"/>
+          <w:lang w:eastAsia="ko-KR"/>
+        </w:rPr>
+        <w:t>를</w:t>
+      </w:r>
+      <w:r>
+        <w:rPr>
+          <w:sz w:val="21"/>
+          <w:lang w:eastAsia="ko-KR"/>
+        </w:rPr>
+        <w:t xml:space="preserve"> </w:t>
+      </w:r>
+      <w:r>
+        <w:rPr>
+          <w:sz w:val="21"/>
+          <w:lang w:eastAsia="ko-KR"/>
+        </w:rPr>
+        <w:t>썼을</w:t>
+      </w:r>
+      <w:r>
+        <w:rPr>
+          <w:sz w:val="21"/>
+          <w:lang w:eastAsia="ko-KR"/>
+        </w:rPr>
+        <w:t xml:space="preserve"> </w:t>
+      </w:r>
+      <w:r>
+        <w:rPr>
+          <w:sz w:val="21"/>
+          <w:lang w:eastAsia="ko-KR"/>
+        </w:rPr>
+        <w:t>때와</w:t>
+      </w:r>
+      <w:r>
+        <w:rPr>
+          <w:sz w:val="21"/>
+          <w:lang w:eastAsia="ko-KR"/>
+        </w:rPr>
+        <w:t xml:space="preserve"> </w:t>
+      </w:r>
+      <w:r>
+        <w:rPr>
+          <w:sz w:val="21"/>
+          <w:lang w:eastAsia="ko-KR"/>
+        </w:rPr>
+        <w:t>다른</w:t>
+      </w:r>
+      <w:r>
+        <w:rPr>
+          <w:sz w:val="21"/>
+          <w:lang w:eastAsia="ko-KR"/>
+        </w:rPr>
+        <w:t xml:space="preserve"> </w:t>
+      </w:r>
+      <w:r>
+        <w:rPr>
+          <w:sz w:val="21"/>
+          <w:lang w:eastAsia="ko-KR"/>
+        </w:rPr>
+        <w:t>이유도</w:t>
+      </w:r>
+      <w:r>
+        <w:rPr>
+          <w:sz w:val="21"/>
+          <w:lang w:eastAsia="ko-KR"/>
+        </w:rPr>
+        <w:t xml:space="preserve"> </w:t>
+      </w:r>
+      <w:r>
+        <w:rPr>
+          <w:sz w:val="21"/>
+          <w:lang w:eastAsia="ko-KR"/>
+        </w:rPr>
+        <w:t>쓰</w:t>
       </w:r>
       <w:r>
         <w:rPr>
@@ -2705,7 +4314,14 @@
           <w:color w:val="646464"/>
           <w:sz w:val="19"/>
         </w:rPr>
-        <w:t xml:space="preserve">답: </w:t>
+        <w:t>답</w:t>
+      </w:r>
+      <w:r>
+        <w:rPr>
+          <w:color w:val="646464"/>
+          <w:sz w:val="19"/>
+        </w:rPr>
+        <w:t xml:space="preserve">: </w:t>
       </w:r>
     </w:p>
     <w:p>
@@ -2757,23 +4373,7 @@
                 <w:rFonts w:ascii="NanumGothicCoding" w:eastAsia="NanumGothicCoding" w:hAnsi="NanumGothicCoding"/>
                 <w:sz w:val="16"/>
               </w:rPr>
-              <w:t>CREATE TABLE T1 (</w:t>
-            </w:r>
-            <w:proofErr w:type="gramStart"/>
-            <w:r>
-              <w:rPr>
-                <w:rFonts w:ascii="NanumGothicCoding" w:eastAsia="NanumGothicCoding" w:hAnsi="NanumGothicCoding"/>
-                <w:sz w:val="16"/>
-              </w:rPr>
-              <w:t>A</w:t>
-            </w:r>
-            <w:proofErr w:type="gramEnd"/>
-            <w:r>
-              <w:rPr>
-                <w:rFonts w:ascii="NanumGothicCoding" w:eastAsia="NanumGothicCoding" w:hAnsi="NanumGothicCoding"/>
-                <w:sz w:val="16"/>
-              </w:rPr>
-              <w:t xml:space="preserve"> INT);</w:t>
+              <w:t>CREATE TABLE T1 (A INT);</w:t>
             </w:r>
             <w:r>
               <w:rPr>
@@ -2786,7 +4386,14 @@
                 <w:rFonts w:ascii="NanumGothicCoding" w:eastAsia="NanumGothicCoding" w:hAnsi="NanumGothicCoding"/>
                 <w:sz w:val="16"/>
               </w:rPr>
-              <w:t>INSERT INTO T1 VALUES (3), (1), (4);</w:t>
+              <w:t>INSERT INTO T1 VALU</w:t>
+            </w:r>
+            <w:r>
+              <w:rPr>
+                <w:rFonts w:ascii="NanumGothicCoding" w:eastAsia="NanumGothicCoding" w:hAnsi="NanumGothicCoding"/>
+                <w:sz w:val="16"/>
+              </w:rPr>
+              <w:t>ES (3), (1), (4);</w:t>
             </w:r>
             <w:r>
               <w:rPr>
@@ -2799,23 +4406,7 @@
                 <w:rFonts w:ascii="NanumGothicCoding" w:eastAsia="NanumGothicCoding" w:hAnsi="NanumGothicCoding"/>
                 <w:sz w:val="16"/>
               </w:rPr>
-              <w:t>CREATE TABLE T2 (</w:t>
-            </w:r>
-            <w:proofErr w:type="gramStart"/>
-            <w:r>
-              <w:rPr>
-                <w:rFonts w:ascii="NanumGothicCoding" w:eastAsia="NanumGothicCoding" w:hAnsi="NanumGothicCoding"/>
-                <w:sz w:val="16"/>
-              </w:rPr>
-              <w:t>A</w:t>
-            </w:r>
-            <w:proofErr w:type="gramEnd"/>
-            <w:r>
-              <w:rPr>
-                <w:rFonts w:ascii="NanumGothicCoding" w:eastAsia="NanumGothicCoding" w:hAnsi="NanumGothicCoding"/>
-                <w:sz w:val="16"/>
-              </w:rPr>
-              <w:t xml:space="preserve"> INT);</w:t>
+              <w:t>CREATE TABLE T2 (A INT);</w:t>
             </w:r>
             <w:r>
               <w:rPr>
@@ -2848,7 +4439,15 @@
           <w:sz w:val="21"/>
           <w:lang w:eastAsia="ko-KR"/>
         </w:rPr>
-        <w:t>문제 1</w:t>
+        <w:t>문제</w:t>
+      </w:r>
+      <w:r>
+        <w:rPr>
+          <w:b/>
+          <w:sz w:val="21"/>
+          <w:lang w:eastAsia="ko-KR"/>
+        </w:rPr>
+        <w:t xml:space="preserve"> 1</w:t>
       </w:r>
       <w:r>
         <w:rPr>
@@ -2872,7 +4471,154 @@
           <w:sz w:val="21"/>
           <w:lang w:eastAsia="ko-KR"/>
         </w:rPr>
-        <w:t>T1과 T2의 합집합을 중복 제거한 뒤 A 기준 내림차순 정렬하는 SQL을 작성하</w:t>
+        <w:t>T1</w:t>
+      </w:r>
+      <w:r>
+        <w:rPr>
+          <w:sz w:val="21"/>
+          <w:lang w:eastAsia="ko-KR"/>
+        </w:rPr>
+        <w:t>과</w:t>
+      </w:r>
+      <w:r>
+        <w:rPr>
+          <w:sz w:val="21"/>
+          <w:lang w:eastAsia="ko-KR"/>
+        </w:rPr>
+        <w:t xml:space="preserve"> T2</w:t>
+      </w:r>
+      <w:r>
+        <w:rPr>
+          <w:sz w:val="21"/>
+          <w:lang w:eastAsia="ko-KR"/>
+        </w:rPr>
+        <w:t>의</w:t>
+      </w:r>
+      <w:r>
+        <w:rPr>
+          <w:sz w:val="21"/>
+          <w:lang w:eastAsia="ko-KR"/>
+        </w:rPr>
+        <w:t xml:space="preserve"> </w:t>
+      </w:r>
+      <w:r>
+        <w:rPr>
+          <w:sz w:val="21"/>
+          <w:lang w:eastAsia="ko-KR"/>
+        </w:rPr>
+        <w:t>합집합을</w:t>
+      </w:r>
+      <w:r>
+        <w:rPr>
+          <w:sz w:val="21"/>
+          <w:lang w:eastAsia="ko-KR"/>
+        </w:rPr>
+        <w:t xml:space="preserve"> </w:t>
+      </w:r>
+      <w:r>
+        <w:rPr>
+          <w:sz w:val="21"/>
+          <w:lang w:eastAsia="ko-KR"/>
+        </w:rPr>
+        <w:t>중복</w:t>
+      </w:r>
+      <w:r>
+        <w:rPr>
+          <w:sz w:val="21"/>
+          <w:lang w:eastAsia="ko-KR"/>
+        </w:rPr>
+        <w:t xml:space="preserve"> </w:t>
+      </w:r>
+      <w:r>
+        <w:rPr>
+          <w:sz w:val="21"/>
+          <w:lang w:eastAsia="ko-KR"/>
+        </w:rPr>
+        <w:t>제거한</w:t>
+      </w:r>
+      <w:r>
+        <w:rPr>
+          <w:sz w:val="21"/>
+          <w:lang w:eastAsia="ko-KR"/>
+        </w:rPr>
+        <w:t xml:space="preserve"> </w:t>
+      </w:r>
+      <w:r>
+        <w:rPr>
+          <w:sz w:val="21"/>
+          <w:lang w:eastAsia="ko-KR"/>
+        </w:rPr>
+        <w:t>뒤</w:t>
+      </w:r>
+      <w:r>
+        <w:rPr>
+          <w:sz w:val="21"/>
+          <w:lang w:eastAsia="ko-KR"/>
+        </w:rPr>
+        <w:t xml:space="preserve"> A </w:t>
+      </w:r>
+      <w:r>
+        <w:rPr>
+          <w:sz w:val="21"/>
+          <w:lang w:eastAsia="ko-KR"/>
+        </w:rPr>
+        <w:t>기준</w:t>
+      </w:r>
+      <w:r>
+        <w:rPr>
+          <w:sz w:val="21"/>
+          <w:lang w:eastAsia="ko-KR"/>
+        </w:rPr>
+        <w:t xml:space="preserve"> </w:t>
+      </w:r>
+      <w:r>
+        <w:rPr>
+          <w:sz w:val="21"/>
+          <w:lang w:eastAsia="ko-KR"/>
+        </w:rPr>
+        <w:t>내림차순</w:t>
+      </w:r>
+      <w:r>
+        <w:rPr>
+          <w:sz w:val="21"/>
+          <w:lang w:eastAsia="ko-KR"/>
+        </w:rPr>
+        <w:t xml:space="preserve"> </w:t>
+      </w:r>
+      <w:r>
+        <w:rPr>
+          <w:sz w:val="21"/>
+          <w:lang w:eastAsia="ko-KR"/>
+        </w:rPr>
+        <w:t>정렬하는</w:t>
+      </w:r>
+      <w:r>
+        <w:rPr>
+          <w:sz w:val="21"/>
+          <w:lang w:eastAsia="ko-KR"/>
+        </w:rPr>
+        <w:t xml:space="preserve"> SQL</w:t>
+      </w:r>
+      <w:r>
+        <w:rPr>
+          <w:sz w:val="21"/>
+          <w:lang w:eastAsia="ko-KR"/>
+        </w:rPr>
+        <w:t>을</w:t>
+      </w:r>
+      <w:r>
+        <w:rPr>
+          <w:sz w:val="21"/>
+          <w:lang w:eastAsia="ko-KR"/>
+        </w:rPr>
+        <w:t xml:space="preserve"> </w:t>
+      </w:r>
+      <w:r>
+        <w:rPr>
+          <w:sz w:val="21"/>
+          <w:lang w:eastAsia="ko-KR"/>
+        </w:rPr>
+        <w:t>작성하</w:t>
       </w:r>
       <w:r>
         <w:rPr>
@@ -2905,7 +4651,15 @@
           <w:sz w:val="19"/>
           <w:lang w:eastAsia="ko-KR"/>
         </w:rPr>
-        <w:t xml:space="preserve">답: </w:t>
+        <w:t>답</w:t>
+      </w:r>
+      <w:r>
+        <w:rPr>
+          <w:color w:val="646464"/>
+          <w:sz w:val="19"/>
+          <w:lang w:eastAsia="ko-KR"/>
+        </w:rPr>
+        <w:t xml:space="preserve">: </w:t>
       </w:r>
     </w:p>
     <w:p>
@@ -2941,7 +4695,15 @@
           <w:sz w:val="21"/>
           <w:lang w:eastAsia="ko-KR"/>
         </w:rPr>
-        <w:t>문제 1</w:t>
+        <w:t>문제</w:t>
+      </w:r>
+      <w:r>
+        <w:rPr>
+          <w:b/>
+          <w:sz w:val="21"/>
+          <w:lang w:eastAsia="ko-KR"/>
+        </w:rPr>
+        <w:t xml:space="preserve"> 1</w:t>
       </w:r>
       <w:r>
         <w:rPr>
@@ -2965,7 +4727,28 @@
           <w:sz w:val="21"/>
           <w:lang w:eastAsia="ko-KR"/>
         </w:rPr>
-        <w:t xml:space="preserve">출력 순서를 </w:t>
+        <w:t>출력</w:t>
+      </w:r>
+      <w:r>
+        <w:rPr>
+          <w:sz w:val="21"/>
+          <w:lang w:eastAsia="ko-KR"/>
+        </w:rPr>
+        <w:t xml:space="preserve"> </w:t>
+      </w:r>
+      <w:r>
+        <w:rPr>
+          <w:sz w:val="21"/>
+          <w:lang w:eastAsia="ko-KR"/>
+        </w:rPr>
+        <w:t>순서를</w:t>
+      </w:r>
+      <w:r>
+        <w:rPr>
+          <w:sz w:val="21"/>
+          <w:lang w:eastAsia="ko-KR"/>
+        </w:rPr>
+        <w:t xml:space="preserve"> </w:t>
       </w:r>
       <w:r>
         <w:rPr>
@@ -2998,7 +4781,15 @@
           <w:sz w:val="19"/>
           <w:lang w:eastAsia="ko-KR"/>
         </w:rPr>
-        <w:t xml:space="preserve">답: </w:t>
+        <w:t>답</w:t>
+      </w:r>
+      <w:r>
+        <w:rPr>
+          <w:color w:val="646464"/>
+          <w:sz w:val="19"/>
+          <w:lang w:eastAsia="ko-KR"/>
+        </w:rPr>
+        <w:t xml:space="preserve">: </w:t>
       </w:r>
     </w:p>
     <w:p>
@@ -3068,15 +4859,7 @@
                 <w:rFonts w:ascii="NanumGothicCoding" w:eastAsia="NanumGothicCoding" w:hAnsi="NanumGothicCoding"/>
                 <w:sz w:val="16"/>
               </w:rPr>
-              <w:t>Table_</w:t>
-            </w:r>
-            <w:proofErr w:type="gramStart"/>
-            <w:r>
-              <w:rPr>
-                <w:rFonts w:ascii="NanumGothicCoding" w:eastAsia="NanumGothicCoding" w:hAnsi="NanumGothicCoding"/>
-                <w:sz w:val="16"/>
-              </w:rPr>
-              <w:t>A</w:t>
+              <w:t>Table_A</w:t>
             </w:r>
             <w:proofErr w:type="spellEnd"/>
             <w:r>
@@ -3086,13 +4869,37 @@
               </w:rPr>
               <w:t>(</w:t>
             </w:r>
-            <w:proofErr w:type="gramEnd"/>
-            <w:r>
-              <w:rPr>
-                <w:rFonts w:ascii="NanumGothicCoding" w:eastAsia="NanumGothicCoding" w:hAnsi="NanumGothicCoding"/>
-                <w:sz w:val="16"/>
-              </w:rPr>
-              <w:t>COL1 INTEGER, COL2 INTEGER);</w:t>
+            <w:proofErr w:type="spellStart"/>
+            <w:r>
+              <w:rPr>
+                <w:rFonts w:ascii="NanumGothicCoding" w:eastAsia="NanumGothicCoding" w:hAnsi="NanumGothicCoding"/>
+                <w:sz w:val="16"/>
+              </w:rPr>
+              <w:t>COL1</w:t>
+            </w:r>
+            <w:proofErr w:type="spellEnd"/>
+            <w:r>
+              <w:rPr>
+                <w:rFonts w:ascii="NanumGothicCoding" w:eastAsia="NanumGothicCoding" w:hAnsi="NanumGothicCoding"/>
+                <w:sz w:val="16"/>
+              </w:rPr>
+              <w:t xml:space="preserve"> INTEGER, </w:t>
+            </w:r>
+            <w:proofErr w:type="spellStart"/>
+            <w:r>
+              <w:rPr>
+                <w:rFonts w:ascii="NanumGothicCoding" w:eastAsia="NanumGothicCoding" w:hAnsi="NanumGothicCoding"/>
+                <w:sz w:val="16"/>
+              </w:rPr>
+              <w:t>COL2</w:t>
+            </w:r>
+            <w:proofErr w:type="spellEnd"/>
+            <w:r>
+              <w:rPr>
+                <w:rFonts w:ascii="NanumGothicCoding" w:eastAsia="NanumGothicCoding" w:hAnsi="NanumGothicCoding"/>
+                <w:sz w:val="16"/>
+              </w:rPr>
+              <w:t xml:space="preserve"> INTEGER);</w:t>
             </w:r>
             <w:r>
               <w:rPr>
@@ -3113,15 +4920,7 @@
                 <w:rFonts w:ascii="NanumGothicCoding" w:eastAsia="NanumGothicCoding" w:hAnsi="NanumGothicCoding"/>
                 <w:sz w:val="16"/>
               </w:rPr>
-              <w:t>Table_</w:t>
-            </w:r>
-            <w:proofErr w:type="gramStart"/>
-            <w:r>
-              <w:rPr>
-                <w:rFonts w:ascii="NanumGothicCoding" w:eastAsia="NanumGothicCoding" w:hAnsi="NanumGothicCoding"/>
-                <w:sz w:val="16"/>
-              </w:rPr>
-              <w:t>B</w:t>
+              <w:t>Table_B</w:t>
             </w:r>
             <w:proofErr w:type="spellEnd"/>
             <w:r>
@@ -3131,13 +4930,37 @@
               </w:rPr>
               <w:t>(</w:t>
             </w:r>
-            <w:proofErr w:type="gramEnd"/>
-            <w:r>
-              <w:rPr>
-                <w:rFonts w:ascii="NanumGothicCoding" w:eastAsia="NanumGothicCoding" w:hAnsi="NanumGothicCoding"/>
-                <w:sz w:val="16"/>
-              </w:rPr>
-              <w:t>COL1 INTEGER, COL2 INTEGER);</w:t>
+            <w:proofErr w:type="spellStart"/>
+            <w:r>
+              <w:rPr>
+                <w:rFonts w:ascii="NanumGothicCoding" w:eastAsia="NanumGothicCoding" w:hAnsi="NanumGothicCoding"/>
+                <w:sz w:val="16"/>
+              </w:rPr>
+              <w:t>COL1</w:t>
+            </w:r>
+            <w:proofErr w:type="spellEnd"/>
+            <w:r>
+              <w:rPr>
+                <w:rFonts w:ascii="NanumGothicCoding" w:eastAsia="NanumGothicCoding" w:hAnsi="NanumGothicCoding"/>
+                <w:sz w:val="16"/>
+              </w:rPr>
+              <w:t xml:space="preserve"> INTEGER, </w:t>
+            </w:r>
+            <w:proofErr w:type="spellStart"/>
+            <w:r>
+              <w:rPr>
+                <w:rFonts w:ascii="NanumGothicCoding" w:eastAsia="NanumGothicCoding" w:hAnsi="NanumGothicCoding"/>
+                <w:sz w:val="16"/>
+              </w:rPr>
+              <w:t>COL2</w:t>
+            </w:r>
+            <w:proofErr w:type="spellEnd"/>
+            <w:r>
+              <w:rPr>
+                <w:rFonts w:ascii="NanumGothicCoding" w:eastAsia="NanumGothicCoding" w:hAnsi="NanumGothicCoding"/>
+                <w:sz w:val="16"/>
+              </w:rPr>
+              <w:t xml:space="preserve"> INTEGER);</w:t>
             </w:r>
             <w:r>
               <w:rPr>
@@ -3215,7 +5038,15 @@
           <w:sz w:val="21"/>
           <w:lang w:eastAsia="ko-KR"/>
         </w:rPr>
-        <w:t>문제 1</w:t>
+        <w:t>문제</w:t>
+      </w:r>
+      <w:r>
+        <w:rPr>
+          <w:b/>
+          <w:sz w:val="21"/>
+          <w:lang w:eastAsia="ko-KR"/>
+        </w:rPr>
+        <w:t xml:space="preserve"> 1</w:t>
       </w:r>
       <w:r>
         <w:rPr>
@@ -3248,7 +5079,56 @@
           <w:sz w:val="21"/>
           <w:lang w:eastAsia="ko-KR"/>
         </w:rPr>
-        <w:t xml:space="preserve">의 중복 제거 결과와 </w:t>
+        <w:t>의</w:t>
+      </w:r>
+      <w:r>
+        <w:rPr>
+          <w:sz w:val="21"/>
+          <w:lang w:eastAsia="ko-KR"/>
+        </w:rPr>
+        <w:t xml:space="preserve"> </w:t>
+      </w:r>
+      <w:r>
+        <w:rPr>
+          <w:sz w:val="21"/>
+          <w:lang w:eastAsia="ko-KR"/>
+        </w:rPr>
+        <w:t>중복</w:t>
+      </w:r>
+      <w:r>
+        <w:rPr>
+          <w:sz w:val="21"/>
+          <w:lang w:eastAsia="ko-KR"/>
+        </w:rPr>
+        <w:t xml:space="preserve"> </w:t>
+      </w:r>
+      <w:r>
+        <w:rPr>
+          <w:sz w:val="21"/>
+          <w:lang w:eastAsia="ko-KR"/>
+        </w:rPr>
+        <w:t>제거</w:t>
+      </w:r>
+      <w:r>
+        <w:rPr>
+          <w:sz w:val="21"/>
+          <w:lang w:eastAsia="ko-KR"/>
+        </w:rPr>
+        <w:t xml:space="preserve"> </w:t>
+      </w:r>
+      <w:r>
+        <w:rPr>
+          <w:sz w:val="21"/>
+          <w:lang w:eastAsia="ko-KR"/>
+        </w:rPr>
+        <w:t>결과와</w:t>
+      </w:r>
+      <w:r>
+        <w:rPr>
+          <w:sz w:val="21"/>
+          <w:lang w:eastAsia="ko-KR"/>
+        </w:rPr>
+        <w:t xml:space="preserve"> </w:t>
       </w:r>
       <w:proofErr w:type="spellStart"/>
       <w:r>
@@ -3264,7 +5144,107 @@
           <w:sz w:val="21"/>
           <w:lang w:eastAsia="ko-KR"/>
         </w:rPr>
-        <w:t>를 UNION한 뒤 COL2 내림차순 정렬하는 SQL을 작성</w:t>
+        <w:t>를</w:t>
+      </w:r>
+      <w:r>
+        <w:rPr>
+          <w:sz w:val="21"/>
+          <w:lang w:eastAsia="ko-KR"/>
+        </w:rPr>
+        <w:t xml:space="preserve"> UNION</w:t>
+      </w:r>
+      <w:r>
+        <w:rPr>
+          <w:sz w:val="21"/>
+          <w:lang w:eastAsia="ko-KR"/>
+        </w:rPr>
+        <w:t>한</w:t>
+      </w:r>
+      <w:r>
+        <w:rPr>
+          <w:sz w:val="21"/>
+          <w:lang w:eastAsia="ko-KR"/>
+        </w:rPr>
+        <w:t xml:space="preserve"> </w:t>
+      </w:r>
+      <w:r>
+        <w:rPr>
+          <w:sz w:val="21"/>
+          <w:lang w:eastAsia="ko-KR"/>
+        </w:rPr>
+        <w:t>뒤</w:t>
+      </w:r>
+      <w:r>
+        <w:rPr>
+          <w:sz w:val="21"/>
+          <w:lang w:eastAsia="ko-KR"/>
+        </w:rPr>
+        <w:t xml:space="preserve"> </w:t>
+      </w:r>
+      <w:proofErr w:type="spellStart"/>
+      <w:r>
+        <w:rPr>
+          <w:sz w:val="21"/>
+          <w:lang w:eastAsia="ko-KR"/>
+        </w:rPr>
+        <w:t>COL2</w:t>
+      </w:r>
+      <w:proofErr w:type="spellEnd"/>
+      <w:r>
+        <w:rPr>
+          <w:sz w:val="21"/>
+          <w:lang w:eastAsia="ko-KR"/>
+        </w:rPr>
+        <w:t xml:space="preserve"> </w:t>
+      </w:r>
+      <w:r>
+        <w:rPr>
+          <w:sz w:val="21"/>
+          <w:lang w:eastAsia="ko-KR"/>
+        </w:rPr>
+        <w:t>내림차순</w:t>
+      </w:r>
+      <w:r>
+        <w:rPr>
+          <w:sz w:val="21"/>
+          <w:lang w:eastAsia="ko-KR"/>
+        </w:rPr>
+        <w:t xml:space="preserve"> </w:t>
+      </w:r>
+      <w:r>
+        <w:rPr>
+          <w:sz w:val="21"/>
+          <w:lang w:eastAsia="ko-KR"/>
+        </w:rPr>
+        <w:t>정렬하는</w:t>
+      </w:r>
+      <w:r>
+        <w:rPr>
+          <w:sz w:val="21"/>
+          <w:lang w:eastAsia="ko-KR"/>
+        </w:rPr>
+        <w:t xml:space="preserve"> SQL</w:t>
+      </w:r>
+      <w:r>
+        <w:rPr>
+          <w:sz w:val="21"/>
+          <w:lang w:eastAsia="ko-KR"/>
+        </w:rPr>
+        <w:t>을</w:t>
+      </w:r>
+      <w:r>
+        <w:rPr>
+          <w:sz w:val="21"/>
+          <w:lang w:eastAsia="ko-KR"/>
+        </w:rPr>
+        <w:t xml:space="preserve"> </w:t>
+      </w:r>
+      <w:r>
+        <w:rPr>
+          <w:sz w:val="21"/>
+          <w:lang w:eastAsia="ko-KR"/>
+        </w:rPr>
+        <w:t>작성</w:t>
       </w:r>
       <w:r>
         <w:rPr>
@@ -3297,7 +5277,15 @@
           <w:sz w:val="19"/>
           <w:lang w:eastAsia="ko-KR"/>
         </w:rPr>
-        <w:t xml:space="preserve">답: </w:t>
+        <w:t>답</w:t>
+      </w:r>
+      <w:r>
+        <w:rPr>
+          <w:color w:val="646464"/>
+          <w:sz w:val="19"/>
+          <w:lang w:eastAsia="ko-KR"/>
+        </w:rPr>
+        <w:t xml:space="preserve">: </w:t>
       </w:r>
     </w:p>
     <w:p>
@@ -3332,83 +5320,14 @@
     </w:p>
     <w:p>
       <w:pPr>
-        <w:spacing w:after="0"/>
-        <w:rPr>
-          <w:b/>
-          <w:sz w:val="21"/>
+        <w:spacing w:after="200" w:line="276" w:lineRule="auto"/>
+        <w:rPr>
           <w:lang w:eastAsia="ko-KR"/>
         </w:rPr>
       </w:pPr>
-    </w:p>
-    <w:p>
-      <w:pPr>
-        <w:spacing w:after="0"/>
-        <w:rPr>
-          <w:color w:val="646464"/>
-          <w:sz w:val="19"/>
-          <w:lang w:eastAsia="ko-KR"/>
-        </w:rPr>
-      </w:pPr>
-    </w:p>
-    <w:p>
-      <w:pPr>
-        <w:spacing w:after="0"/>
-        <w:rPr>
-          <w:color w:val="646464"/>
-          <w:sz w:val="19"/>
-          <w:lang w:eastAsia="ko-KR"/>
-        </w:rPr>
-      </w:pPr>
-    </w:p>
-    <w:p>
-      <w:pPr>
-        <w:spacing w:after="0"/>
-        <w:rPr>
-          <w:color w:val="646464"/>
-          <w:sz w:val="19"/>
-          <w:lang w:eastAsia="ko-KR"/>
-        </w:rPr>
-      </w:pPr>
-    </w:p>
-    <w:p>
-      <w:pPr>
-        <w:spacing w:after="0"/>
-        <w:rPr>
-          <w:lang w:eastAsia="ko-KR"/>
-        </w:rPr>
-      </w:pPr>
-    </w:p>
-    <w:p>
-      <w:pPr>
-        <w:spacing w:after="200" w:line="276" w:lineRule="auto"/>
-        <w:rPr>
-          <w:rFonts w:cstheme="majorBidi"/>
-          <w:b/>
-          <w:bCs/>
-          <w:color w:val="2F5597"/>
-          <w:sz w:val="26"/>
-          <w:szCs w:val="26"/>
-          <w:lang w:eastAsia="ko-KR"/>
-        </w:rPr>
-      </w:pPr>
-      <w:r>
-        <w:rPr>
-          <w:sz w:val="26"/>
-          <w:lang w:eastAsia="ko-KR"/>
-        </w:rPr>
-        <w:br w:type="page"/>
-      </w:r>
-    </w:p>
-    <w:p>
-      <w:pPr>
-        <w:pStyle w:val="21"/>
-        <w:rPr>
-          <w:lang w:eastAsia="ko-KR"/>
-        </w:rPr>
-      </w:pPr>
-      <w:r>
-        <w:rPr>
-          <w:rFonts w:ascii="나눔고딕" w:eastAsia="나눔고딕" w:hAnsi="나눔고딕" w:hint="eastAsia"/>
+      <w:r>
+        <w:rPr>
+          <w:rFonts w:hint="eastAsia"/>
           <w:sz w:val="26"/>
           <w:lang w:eastAsia="ko-KR"/>
         </w:rPr>
@@ -3417,7 +5336,6 @@
       </w:r>
       <w:r>
         <w:rPr>
-          <w:rFonts w:ascii="나눔고딕" w:eastAsia="나눔고딕" w:hAnsi="나눔고딕"/>
           <w:sz w:val="26"/>
           <w:lang w:eastAsia="ko-KR"/>
         </w:rPr>
@@ -3426,7 +5344,6 @@
       <w:proofErr w:type="spellStart"/>
       <w:r>
         <w:rPr>
-          <w:rFonts w:ascii="나눔고딕" w:eastAsia="나눔고딕" w:hAnsi="나눔고딕"/>
           <w:sz w:val="26"/>
           <w:lang w:eastAsia="ko-KR"/>
         </w:rPr>
@@ -3435,7 +5352,6 @@
       <w:proofErr w:type="spellEnd"/>
       <w:r>
         <w:rPr>
-          <w:rFonts w:ascii="나눔고딕" w:eastAsia="나눔고딕" w:hAnsi="나눔고딕"/>
           <w:sz w:val="26"/>
           <w:lang w:eastAsia="ko-KR"/>
         </w:rPr>
@@ -3475,6 +5391,196 @@
                 <w:rFonts w:ascii="NanumGothicCoding" w:eastAsia="NanumGothicCoding" w:hAnsi="NanumGothicCoding"/>
                 <w:sz w:val="16"/>
               </w:rPr>
+              <w:t>C</w:t>
+            </w:r>
+            <w:r>
+              <w:rPr>
+                <w:rFonts w:ascii="NanumGothicCoding" w:eastAsia="NanumGothicCoding" w:hAnsi="NanumGothicCoding"/>
+                <w:sz w:val="16"/>
+              </w:rPr>
+              <w:t xml:space="preserve">REATE TABLE </w:t>
+            </w:r>
+            <w:proofErr w:type="spellStart"/>
+            <w:r>
+              <w:rPr>
+                <w:rFonts w:ascii="NanumGothicCoding" w:eastAsia="NanumGothicCoding" w:hAnsi="NanumGothicCoding"/>
+                <w:sz w:val="16"/>
+              </w:rPr>
+              <w:t>직원</w:t>
+            </w:r>
+            <w:proofErr w:type="spellEnd"/>
+            <w:r>
+              <w:rPr>
+                <w:rFonts w:ascii="NanumGothicCoding" w:eastAsia="NanumGothicCoding" w:hAnsi="NanumGothicCoding"/>
+                <w:sz w:val="16"/>
+              </w:rPr>
+              <w:t xml:space="preserve"> (</w:t>
+            </w:r>
+            <w:proofErr w:type="spellStart"/>
+            <w:r>
+              <w:rPr>
+                <w:rFonts w:ascii="NanumGothicCoding" w:eastAsia="NanumGothicCoding" w:hAnsi="NanumGothicCoding"/>
+                <w:sz w:val="16"/>
+              </w:rPr>
+              <w:t>EMP_NO</w:t>
+            </w:r>
+            <w:proofErr w:type="spellEnd"/>
+            <w:r>
+              <w:rPr>
+                <w:rFonts w:ascii="NanumGothicCoding" w:eastAsia="NanumGothicCoding" w:hAnsi="NanumGothicCoding"/>
+                <w:sz w:val="16"/>
+              </w:rPr>
+              <w:t xml:space="preserve"> INT, </w:t>
+            </w:r>
+            <w:proofErr w:type="spellStart"/>
+            <w:r>
+              <w:rPr>
+                <w:rFonts w:ascii="NanumGothicCoding" w:eastAsia="NanumGothicCoding" w:hAnsi="NanumGothicCoding"/>
+                <w:sz w:val="16"/>
+              </w:rPr>
+              <w:t>EMP_NAME</w:t>
+            </w:r>
+            <w:proofErr w:type="spellEnd"/>
+            <w:r>
+              <w:rPr>
+                <w:rFonts w:ascii="NanumGothicCoding" w:eastAsia="NanumGothicCoding" w:hAnsi="NanumGothicCoding"/>
+                <w:sz w:val="16"/>
+              </w:rPr>
+              <w:t xml:space="preserve"> VARCHAR(20));</w:t>
+            </w:r>
+            <w:r>
+              <w:rPr>
+                <w:sz w:val="18"/>
+              </w:rPr>
+              <w:br/>
+            </w:r>
+            <w:r>
+              <w:rPr>
+                <w:rFonts w:ascii="NanumGothicCoding" w:eastAsia="NanumGothicCoding" w:hAnsi="NanumGothicCoding"/>
+                <w:sz w:val="16"/>
+              </w:rPr>
+              <w:t xml:space="preserve">INSERT INTO </w:t>
+            </w:r>
+            <w:proofErr w:type="spellStart"/>
+            <w:r>
+              <w:rPr>
+                <w:rFonts w:ascii="NanumGothicCoding" w:eastAsia="NanumGothicCoding" w:hAnsi="NanumGothicCoding"/>
+                <w:sz w:val="16"/>
+              </w:rPr>
+              <w:t>직원</w:t>
+            </w:r>
+            <w:proofErr w:type="spellEnd"/>
+            <w:r>
+              <w:rPr>
+                <w:rFonts w:ascii="NanumGothicCoding" w:eastAsia="NanumGothicCoding" w:hAnsi="NanumGothicCoding"/>
+                <w:sz w:val="16"/>
+              </w:rPr>
+              <w:t xml:space="preserve"> VALUES</w:t>
+            </w:r>
+            <w:r>
+              <w:rPr>
+                <w:sz w:val="18"/>
+              </w:rPr>
+              <w:br/>
+            </w:r>
+            <w:r>
+              <w:rPr>
+                <w:rFonts w:ascii="NanumGothicCoding" w:eastAsia="NanumGothicCoding" w:hAnsi="NanumGothicCoding"/>
+                <w:sz w:val="16"/>
+              </w:rPr>
+              <w:t>(100, '</w:t>
+            </w:r>
+            <w:proofErr w:type="spellStart"/>
+            <w:r>
+              <w:rPr>
+                <w:rFonts w:ascii="NanumGothicCoding" w:eastAsia="NanumGothicCoding" w:hAnsi="NanumGothicCoding"/>
+                <w:sz w:val="16"/>
+              </w:rPr>
+              <w:t>김성모</w:t>
+            </w:r>
+            <w:proofErr w:type="spellEnd"/>
+            <w:r>
+              <w:rPr>
+                <w:rFonts w:ascii="NanumGothicCoding" w:eastAsia="NanumGothicCoding" w:hAnsi="NanumGothicCoding"/>
+                <w:sz w:val="16"/>
+              </w:rPr>
+              <w:t>'), (200, '</w:t>
+            </w:r>
+            <w:proofErr w:type="spellStart"/>
+            <w:r>
+              <w:rPr>
+                <w:rFonts w:ascii="NanumGothicCoding" w:eastAsia="NanumGothicCoding" w:hAnsi="NanumGothicCoding"/>
+                <w:sz w:val="16"/>
+              </w:rPr>
+              <w:t>이재후</w:t>
+            </w:r>
+            <w:proofErr w:type="spellEnd"/>
+            <w:r>
+              <w:rPr>
+                <w:rFonts w:ascii="NanumGothicCoding" w:eastAsia="NanumGothicCoding" w:hAnsi="NanumGothicCoding"/>
+                <w:sz w:val="16"/>
+              </w:rPr>
+              <w:t>'), (300, '</w:t>
+            </w:r>
+            <w:proofErr w:type="spellStart"/>
+            <w:r>
+              <w:rPr>
+                <w:rFonts w:ascii="NanumGothicCoding" w:eastAsia="NanumGothicCoding" w:hAnsi="NanumGothicCoding"/>
+                <w:sz w:val="16"/>
+              </w:rPr>
+              <w:t>이준형</w:t>
+            </w:r>
+            <w:proofErr w:type="spellEnd"/>
+            <w:r>
+              <w:rPr>
+                <w:rFonts w:ascii="NanumGothicCoding" w:eastAsia="NanumGothicCoding" w:hAnsi="NanumGothicCoding"/>
+                <w:sz w:val="16"/>
+              </w:rPr>
+              <w:t>'), (400, '</w:t>
+            </w:r>
+            <w:proofErr w:type="spellStart"/>
+            <w:r>
+              <w:rPr>
+                <w:rFonts w:ascii="NanumGothicCoding" w:eastAsia="NanumGothicCoding" w:hAnsi="NanumGothicCoding"/>
+                <w:sz w:val="16"/>
+              </w:rPr>
+              <w:t>성우람</w:t>
+            </w:r>
+            <w:proofErr w:type="spellEnd"/>
+            <w:r>
+              <w:rPr>
+                <w:rFonts w:ascii="NanumGothicCoding" w:eastAsia="NanumGothicCoding" w:hAnsi="NanumGothicCoding"/>
+                <w:sz w:val="16"/>
+              </w:rPr>
+              <w:t>'), (500, '</w:t>
+            </w:r>
+            <w:proofErr w:type="spellStart"/>
+            <w:r>
+              <w:rPr>
+                <w:rFonts w:ascii="NanumGothicCoding" w:eastAsia="NanumGothicCoding" w:hAnsi="NanumGothicCoding"/>
+                <w:sz w:val="16"/>
+              </w:rPr>
+              <w:t>홍찬종</w:t>
+            </w:r>
+            <w:proofErr w:type="spellEnd"/>
+            <w:r>
+              <w:rPr>
+                <w:rFonts w:ascii="NanumGothicCoding" w:eastAsia="NanumGothicCoding" w:hAnsi="NanumGothicCoding"/>
+                <w:sz w:val="16"/>
+              </w:rPr>
+              <w:t>');</w:t>
+            </w:r>
+            <w:r>
+              <w:rPr>
+                <w:sz w:val="18"/>
+              </w:rPr>
+              <w:br/>
+            </w:r>
+            <w:r>
+              <w:rPr>
+                <w:rFonts w:ascii="NanumGothicCoding" w:eastAsia="NanumGothicCoding" w:hAnsi="NanumGothicCoding"/>
+                <w:sz w:val="16"/>
+              </w:rPr>
               <w:t xml:space="preserve">CREATE TABLE </w:t>
             </w:r>
             <w:proofErr w:type="spellStart"/>
@@ -3483,7 +5589,7 @@
                 <w:rFonts w:ascii="NanumGothicCoding" w:eastAsia="NanumGothicCoding" w:hAnsi="NanumGothicCoding"/>
                 <w:sz w:val="16"/>
               </w:rPr>
-              <w:t>직원</w:t>
+              <w:t>급여</w:t>
             </w:r>
             <w:proofErr w:type="spellEnd"/>
             <w:r>
@@ -3491,7 +5597,39 @@
                 <w:rFonts w:ascii="NanumGothicCoding" w:eastAsia="NanumGothicCoding" w:hAnsi="NanumGothicCoding"/>
                 <w:sz w:val="16"/>
               </w:rPr>
-              <w:t xml:space="preserve"> (EMP_NO INT, EMP_NAME VARCHAR(20));</w:t>
+              <w:t xml:space="preserve"> (</w:t>
+            </w:r>
+            <w:proofErr w:type="spellStart"/>
+            <w:r>
+              <w:rPr>
+                <w:rFonts w:ascii="NanumGothicCoding" w:eastAsia="NanumGothicCoding" w:hAnsi="NanumGothicCoding"/>
+                <w:sz w:val="16"/>
+              </w:rPr>
+              <w:t>EMP_NO</w:t>
+            </w:r>
+            <w:proofErr w:type="spellEnd"/>
+            <w:r>
+              <w:rPr>
+                <w:rFonts w:ascii="NanumGothicCoding" w:eastAsia="NanumGothicCoding" w:hAnsi="NanumGothicCoding"/>
+                <w:sz w:val="16"/>
+              </w:rPr>
+              <w:t xml:space="preserve"> INT, </w:t>
+            </w:r>
+            <w:proofErr w:type="spellStart"/>
+            <w:r>
+              <w:rPr>
+                <w:rFonts w:ascii="NanumGothicCoding" w:eastAsia="NanumGothicCoding" w:hAnsi="NanumGothicCoding"/>
+                <w:sz w:val="16"/>
+              </w:rPr>
+              <w:t>EMP_SAL</w:t>
+            </w:r>
+            <w:proofErr w:type="spellEnd"/>
+            <w:r>
+              <w:rPr>
+                <w:rFonts w:ascii="NanumGothicCoding" w:eastAsia="NanumGothicCoding" w:hAnsi="NanumGothicCoding"/>
+                <w:sz w:val="16"/>
+              </w:rPr>
+              <w:t xml:space="preserve"> INT);</w:t>
             </w:r>
             <w:r>
               <w:rPr>
@@ -3512,7 +5650,7 @@
                 <w:rFonts w:ascii="NanumGothicCoding" w:eastAsia="NanumGothicCoding" w:hAnsi="NanumGothicCoding"/>
                 <w:sz w:val="16"/>
               </w:rPr>
-              <w:t>직원</w:t>
+              <w:t>급여</w:t>
             </w:r>
             <w:proofErr w:type="spellEnd"/>
             <w:r>
@@ -3533,158 +5671,14 @@
                 <w:rFonts w:ascii="NanumGothicCoding" w:eastAsia="NanumGothicCoding" w:hAnsi="NanumGothicCoding"/>
                 <w:sz w:val="16"/>
               </w:rPr>
-              <w:t>(100, '</w:t>
-            </w:r>
-            <w:proofErr w:type="spellStart"/>
-            <w:r>
-              <w:rPr>
-                <w:rFonts w:ascii="NanumGothicCoding" w:eastAsia="NanumGothicCoding" w:hAnsi="NanumGothicCoding"/>
-                <w:sz w:val="16"/>
-              </w:rPr>
-              <w:t>김성모</w:t>
-            </w:r>
-            <w:proofErr w:type="spellEnd"/>
-            <w:r>
-              <w:rPr>
-                <w:rFonts w:ascii="NanumGothicCoding" w:eastAsia="NanumGothicCoding" w:hAnsi="NanumGothicCoding"/>
-                <w:sz w:val="16"/>
-              </w:rPr>
-              <w:t>'), (200, '</w:t>
-            </w:r>
-            <w:proofErr w:type="spellStart"/>
-            <w:r>
-              <w:rPr>
-                <w:rFonts w:ascii="NanumGothicCoding" w:eastAsia="NanumGothicCoding" w:hAnsi="NanumGothicCoding"/>
-                <w:sz w:val="16"/>
-              </w:rPr>
-              <w:t>이재후</w:t>
-            </w:r>
-            <w:proofErr w:type="spellEnd"/>
-            <w:r>
-              <w:rPr>
-                <w:rFonts w:ascii="NanumGothicCoding" w:eastAsia="NanumGothicCoding" w:hAnsi="NanumGothicCoding"/>
-                <w:sz w:val="16"/>
-              </w:rPr>
-              <w:t>'), (300, '</w:t>
-            </w:r>
-            <w:proofErr w:type="spellStart"/>
-            <w:r>
-              <w:rPr>
-                <w:rFonts w:ascii="NanumGothicCoding" w:eastAsia="NanumGothicCoding" w:hAnsi="NanumGothicCoding"/>
-                <w:sz w:val="16"/>
-              </w:rPr>
-              <w:t>이준형</w:t>
-            </w:r>
-            <w:proofErr w:type="spellEnd"/>
-            <w:r>
-              <w:rPr>
-                <w:rFonts w:ascii="NanumGothicCoding" w:eastAsia="NanumGothicCoding" w:hAnsi="NanumGothicCoding"/>
-                <w:sz w:val="16"/>
-              </w:rPr>
-              <w:t>'), (400, '</w:t>
-            </w:r>
-            <w:proofErr w:type="spellStart"/>
-            <w:r>
-              <w:rPr>
-                <w:rFonts w:ascii="NanumGothicCoding" w:eastAsia="NanumGothicCoding" w:hAnsi="NanumGothicCoding"/>
-                <w:sz w:val="16"/>
-              </w:rPr>
-              <w:t>성우람</w:t>
-            </w:r>
-            <w:proofErr w:type="spellEnd"/>
-            <w:r>
-              <w:rPr>
-                <w:rFonts w:ascii="NanumGothicCoding" w:eastAsia="NanumGothicCoding" w:hAnsi="NanumGothicCoding"/>
-                <w:sz w:val="16"/>
-              </w:rPr>
-              <w:t>'), (500, '</w:t>
-            </w:r>
-            <w:proofErr w:type="spellStart"/>
-            <w:r>
-              <w:rPr>
-                <w:rFonts w:ascii="NanumGothicCoding" w:eastAsia="NanumGothicCoding" w:hAnsi="NanumGothicCoding"/>
-                <w:sz w:val="16"/>
-              </w:rPr>
-              <w:t>홍찬종</w:t>
-            </w:r>
-            <w:proofErr w:type="spellEnd"/>
-            <w:r>
-              <w:rPr>
-                <w:rFonts w:ascii="NanumGothicCoding" w:eastAsia="NanumGothicCoding" w:hAnsi="NanumGothicCoding"/>
-                <w:sz w:val="16"/>
-              </w:rPr>
-              <w:t>');</w:t>
-            </w:r>
-            <w:r>
-              <w:rPr>
-                <w:sz w:val="18"/>
-              </w:rPr>
-              <w:br/>
-            </w:r>
-            <w:r>
-              <w:rPr>
-                <w:rFonts w:ascii="NanumGothicCoding" w:eastAsia="NanumGothicCoding" w:hAnsi="NanumGothicCoding"/>
-                <w:sz w:val="16"/>
-              </w:rPr>
-              <w:t xml:space="preserve">CREATE TABLE </w:t>
-            </w:r>
-            <w:proofErr w:type="spellStart"/>
-            <w:r>
-              <w:rPr>
-                <w:rFonts w:ascii="NanumGothicCoding" w:eastAsia="NanumGothicCoding" w:hAnsi="NanumGothicCoding"/>
-                <w:sz w:val="16"/>
-              </w:rPr>
-              <w:t>급여</w:t>
-            </w:r>
-            <w:proofErr w:type="spellEnd"/>
-            <w:r>
-              <w:rPr>
-                <w:rFonts w:ascii="NanumGothicCoding" w:eastAsia="NanumGothicCoding" w:hAnsi="NanumGothicCoding"/>
-                <w:sz w:val="16"/>
-              </w:rPr>
-              <w:t xml:space="preserve"> (EMP_NO INT, EMP_SAL INT);</w:t>
-            </w:r>
-            <w:r>
-              <w:rPr>
-                <w:sz w:val="18"/>
-              </w:rPr>
-              <w:br/>
-            </w:r>
-            <w:r>
-              <w:rPr>
-                <w:rFonts w:ascii="NanumGothicCoding" w:eastAsia="NanumGothicCoding" w:hAnsi="NanumGothicCoding"/>
-                <w:sz w:val="16"/>
-              </w:rPr>
-              <w:t xml:space="preserve">INSERT INTO </w:t>
-            </w:r>
-            <w:proofErr w:type="spellStart"/>
-            <w:r>
-              <w:rPr>
-                <w:rFonts w:ascii="NanumGothicCoding" w:eastAsia="NanumGothicCoding" w:hAnsi="NanumGothicCoding"/>
-                <w:sz w:val="16"/>
-              </w:rPr>
-              <w:t>급여</w:t>
-            </w:r>
-            <w:proofErr w:type="spellEnd"/>
-            <w:r>
-              <w:rPr>
-                <w:rFonts w:ascii="NanumGothicCoding" w:eastAsia="NanumGothicCoding" w:hAnsi="NanumGothicCoding"/>
-                <w:sz w:val="16"/>
-              </w:rPr>
-              <w:t xml:space="preserve"> VALUES</w:t>
-            </w:r>
-            <w:r>
-              <w:rPr>
-                <w:sz w:val="18"/>
-              </w:rPr>
-              <w:br/>
-            </w:r>
-            <w:r>
-              <w:rPr>
-                <w:rFonts w:ascii="NanumGothicCoding" w:eastAsia="NanumGothicCoding" w:hAnsi="NanumGothicCoding"/>
-                <w:sz w:val="16"/>
-              </w:rPr>
-              <w:t>(100, 2500), (200, 3100), (300, 2900), (400, 2700), (500, 3000);</w:t>
+              <w:t>(100, 2500), (200, 3100), (300, 2900), (400, 2700), (500, 3000</w:t>
+            </w:r>
+            <w:r>
+              <w:rPr>
+                <w:rFonts w:ascii="NanumGothicCoding" w:eastAsia="NanumGothicCoding" w:hAnsi="NanumGothicCoding"/>
+                <w:sz w:val="16"/>
+              </w:rPr>
+              <w:t>);</w:t>
             </w:r>
           </w:p>
         </w:tc>
@@ -3704,7 +5698,15 @@
           <w:sz w:val="21"/>
           <w:lang w:eastAsia="ko-KR"/>
         </w:rPr>
-        <w:t xml:space="preserve">문제 </w:t>
+        <w:t>문제</w:t>
+      </w:r>
+      <w:r>
+        <w:rPr>
+          <w:b/>
+          <w:sz w:val="21"/>
+          <w:lang w:eastAsia="ko-KR"/>
+        </w:rPr>
+        <w:t xml:space="preserve"> </w:t>
       </w:r>
       <w:r>
         <w:rPr>
@@ -3728,7 +5730,161 @@
           <w:sz w:val="21"/>
           <w:lang w:eastAsia="ko-KR"/>
         </w:rPr>
-        <w:t>직원과 급여 테이블을 조인하여 급여가 3000 이상인 직원의 이름과 급여를 조회하는 SQL을 작성하</w:t>
+        <w:t>직원과</w:t>
+      </w:r>
+      <w:r>
+        <w:rPr>
+          <w:sz w:val="21"/>
+          <w:lang w:eastAsia="ko-KR"/>
+        </w:rPr>
+        <w:t xml:space="preserve"> </w:t>
+      </w:r>
+      <w:r>
+        <w:rPr>
+          <w:sz w:val="21"/>
+          <w:lang w:eastAsia="ko-KR"/>
+        </w:rPr>
+        <w:t>급여</w:t>
+      </w:r>
+      <w:r>
+        <w:rPr>
+          <w:sz w:val="21"/>
+          <w:lang w:eastAsia="ko-KR"/>
+        </w:rPr>
+        <w:t xml:space="preserve"> </w:t>
+      </w:r>
+      <w:r>
+        <w:rPr>
+          <w:sz w:val="21"/>
+          <w:lang w:eastAsia="ko-KR"/>
+        </w:rPr>
+        <w:t>테이블을</w:t>
+      </w:r>
+      <w:r>
+        <w:rPr>
+          <w:sz w:val="21"/>
+          <w:lang w:eastAsia="ko-KR"/>
+        </w:rPr>
+        <w:t xml:space="preserve"> </w:t>
+      </w:r>
+      <w:r>
+        <w:rPr>
+          <w:sz w:val="21"/>
+          <w:lang w:eastAsia="ko-KR"/>
+        </w:rPr>
+        <w:t>조인하여</w:t>
+      </w:r>
+      <w:r>
+        <w:rPr>
+          <w:sz w:val="21"/>
+          <w:lang w:eastAsia="ko-KR"/>
+        </w:rPr>
+        <w:t xml:space="preserve"> </w:t>
+      </w:r>
+      <w:r>
+        <w:rPr>
+          <w:sz w:val="21"/>
+          <w:lang w:eastAsia="ko-KR"/>
+        </w:rPr>
+        <w:t>급여가</w:t>
+      </w:r>
+      <w:r>
+        <w:rPr>
+          <w:sz w:val="21"/>
+          <w:lang w:eastAsia="ko-KR"/>
+        </w:rPr>
+        <w:t xml:space="preserve"> 3000 </w:t>
+      </w:r>
+      <w:r>
+        <w:rPr>
+          <w:sz w:val="21"/>
+          <w:lang w:eastAsia="ko-KR"/>
+        </w:rPr>
+        <w:t>이상인</w:t>
+      </w:r>
+      <w:r>
+        <w:rPr>
+          <w:sz w:val="21"/>
+          <w:lang w:eastAsia="ko-KR"/>
+        </w:rPr>
+        <w:t xml:space="preserve"> </w:t>
+      </w:r>
+      <w:r>
+        <w:rPr>
+          <w:sz w:val="21"/>
+          <w:lang w:eastAsia="ko-KR"/>
+        </w:rPr>
+        <w:t>직원의</w:t>
+      </w:r>
+      <w:r>
+        <w:rPr>
+          <w:sz w:val="21"/>
+          <w:lang w:eastAsia="ko-KR"/>
+        </w:rPr>
+        <w:t xml:space="preserve"> </w:t>
+      </w:r>
+      <w:r>
+        <w:rPr>
+          <w:sz w:val="21"/>
+          <w:lang w:eastAsia="ko-KR"/>
+        </w:rPr>
+        <w:t>이름과</w:t>
+      </w:r>
+      <w:r>
+        <w:rPr>
+          <w:sz w:val="21"/>
+          <w:lang w:eastAsia="ko-KR"/>
+        </w:rPr>
+        <w:t xml:space="preserve"> </w:t>
+      </w:r>
+      <w:r>
+        <w:rPr>
+          <w:sz w:val="21"/>
+          <w:lang w:eastAsia="ko-KR"/>
+        </w:rPr>
+        <w:t>급여를</w:t>
+      </w:r>
+      <w:r>
+        <w:rPr>
+          <w:sz w:val="21"/>
+          <w:lang w:eastAsia="ko-KR"/>
+        </w:rPr>
+        <w:t xml:space="preserve"> </w:t>
+      </w:r>
+      <w:r>
+        <w:rPr>
+          <w:sz w:val="21"/>
+          <w:lang w:eastAsia="ko-KR"/>
+        </w:rPr>
+        <w:t>조회하는</w:t>
+      </w:r>
+      <w:r>
+        <w:rPr>
+          <w:sz w:val="21"/>
+          <w:lang w:eastAsia="ko-KR"/>
+        </w:rPr>
+        <w:t xml:space="preserve"> SQL</w:t>
+      </w:r>
+      <w:r>
+        <w:rPr>
+          <w:sz w:val="21"/>
+          <w:lang w:eastAsia="ko-KR"/>
+        </w:rPr>
+        <w:t>을</w:t>
+      </w:r>
+      <w:r>
+        <w:rPr>
+          <w:sz w:val="21"/>
+          <w:lang w:eastAsia="ko-KR"/>
+        </w:rPr>
+        <w:t xml:space="preserve"> </w:t>
+      </w:r>
+      <w:r>
+        <w:rPr>
+          <w:sz w:val="21"/>
+          <w:lang w:eastAsia="ko-KR"/>
+        </w:rPr>
+        <w:t>작성하</w:t>
       </w:r>
       <w:r>
         <w:rPr>
@@ -3761,7 +5917,15 @@
           <w:sz w:val="19"/>
           <w:lang w:eastAsia="ko-KR"/>
         </w:rPr>
-        <w:t xml:space="preserve">답: </w:t>
+        <w:t>답</w:t>
+      </w:r>
+      <w:r>
+        <w:rPr>
+          <w:color w:val="646464"/>
+          <w:sz w:val="19"/>
+          <w:lang w:eastAsia="ko-KR"/>
+        </w:rPr>
+        <w:t xml:space="preserve">: </w:t>
       </w:r>
     </w:p>
     <w:p>
@@ -3797,7 +5961,15 @@
           <w:sz w:val="21"/>
           <w:lang w:eastAsia="ko-KR"/>
         </w:rPr>
-        <w:t xml:space="preserve">문제 </w:t>
+        <w:t>문제</w:t>
+      </w:r>
+      <w:r>
+        <w:rPr>
+          <w:b/>
+          <w:sz w:val="21"/>
+          <w:lang w:eastAsia="ko-KR"/>
+        </w:rPr>
+        <w:t xml:space="preserve"> </w:t>
       </w:r>
       <w:r>
         <w:rPr>
@@ -3821,7 +5993,98 @@
           <w:sz w:val="21"/>
           <w:lang w:eastAsia="ko-KR"/>
         </w:rPr>
-        <w:t xml:space="preserve">문제 21의 결과로 조회되는 직원 이름을 모두 </w:t>
+        <w:t>문제</w:t>
+      </w:r>
+      <w:r>
+        <w:rPr>
+          <w:sz w:val="21"/>
+          <w:lang w:eastAsia="ko-KR"/>
+        </w:rPr>
+        <w:t xml:space="preserve"> 21</w:t>
+      </w:r>
+      <w:r>
+        <w:rPr>
+          <w:sz w:val="21"/>
+          <w:lang w:eastAsia="ko-KR"/>
+        </w:rPr>
+        <w:t>의</w:t>
+      </w:r>
+      <w:r>
+        <w:rPr>
+          <w:sz w:val="21"/>
+          <w:lang w:eastAsia="ko-KR"/>
+        </w:rPr>
+        <w:t xml:space="preserve"> </w:t>
+      </w:r>
+      <w:r>
+        <w:rPr>
+          <w:sz w:val="21"/>
+          <w:lang w:eastAsia="ko-KR"/>
+        </w:rPr>
+        <w:t>결과로</w:t>
+      </w:r>
+      <w:r>
+        <w:rPr>
+          <w:sz w:val="21"/>
+          <w:lang w:eastAsia="ko-KR"/>
+        </w:rPr>
+        <w:t xml:space="preserve"> </w:t>
+      </w:r>
+      <w:r>
+        <w:rPr>
+          <w:sz w:val="21"/>
+          <w:lang w:eastAsia="ko-KR"/>
+        </w:rPr>
+        <w:t>조회되는</w:t>
+      </w:r>
+      <w:r>
+        <w:rPr>
+          <w:sz w:val="21"/>
+          <w:lang w:eastAsia="ko-KR"/>
+        </w:rPr>
+        <w:t xml:space="preserve"> </w:t>
+      </w:r>
+      <w:r>
+        <w:rPr>
+          <w:sz w:val="21"/>
+          <w:lang w:eastAsia="ko-KR"/>
+        </w:rPr>
+        <w:t>직원</w:t>
+      </w:r>
+      <w:r>
+        <w:rPr>
+          <w:sz w:val="21"/>
+          <w:lang w:eastAsia="ko-KR"/>
+        </w:rPr>
+        <w:t xml:space="preserve"> </w:t>
+      </w:r>
+      <w:r>
+        <w:rPr>
+          <w:sz w:val="21"/>
+          <w:lang w:eastAsia="ko-KR"/>
+        </w:rPr>
+        <w:t>이름을</w:t>
+      </w:r>
+      <w:r>
+        <w:rPr>
+          <w:sz w:val="21"/>
+          <w:lang w:eastAsia="ko-KR"/>
+        </w:rPr>
+        <w:t xml:space="preserve"> </w:t>
+      </w:r>
+      <w:r>
+        <w:rPr>
+          <w:sz w:val="21"/>
+          <w:lang w:eastAsia="ko-KR"/>
+        </w:rPr>
+        <w:t>모두</w:t>
+      </w:r>
+      <w:r>
+        <w:rPr>
+          <w:sz w:val="21"/>
+          <w:lang w:eastAsia="ko-KR"/>
+        </w:rPr>
+        <w:t xml:space="preserve"> </w:t>
       </w:r>
       <w:r>
         <w:rPr>
@@ -3852,7 +6115,14 @@
           <w:color w:val="646464"/>
           <w:sz w:val="19"/>
         </w:rPr>
-        <w:t xml:space="preserve">답: </w:t>
+        <w:t>답</w:t>
+      </w:r>
+      <w:r>
+        <w:rPr>
+          <w:color w:val="646464"/>
+          <w:sz w:val="19"/>
+        </w:rPr>
+        <w:t xml:space="preserve">: </w:t>
       </w:r>
     </w:p>
     <w:p>
@@ -3904,23 +6174,7 @@
                 <w:rFonts w:ascii="NanumGothicCoding" w:eastAsia="NanumGothicCoding" w:hAnsi="NanumGothicCoding"/>
                 <w:sz w:val="16"/>
               </w:rPr>
-              <w:t xml:space="preserve">CREATE TABLE T1 (CODE INT, NAME </w:t>
-            </w:r>
-            <w:proofErr w:type="gramStart"/>
-            <w:r>
-              <w:rPr>
-                <w:rFonts w:ascii="NanumGothicCoding" w:eastAsia="NanumGothicCoding" w:hAnsi="NanumGothicCoding"/>
-                <w:sz w:val="16"/>
-              </w:rPr>
-              <w:t>VARCHAR(</w:t>
-            </w:r>
-            <w:proofErr w:type="gramEnd"/>
-            <w:r>
-              <w:rPr>
-                <w:rFonts w:ascii="NanumGothicCoding" w:eastAsia="NanumGothicCoding" w:hAnsi="NanumGothicCoding"/>
-                <w:sz w:val="16"/>
-              </w:rPr>
-              <w:t>10));</w:t>
+              <w:t>CREATE TABLE T1 (CODE INT, NAME VARCHAR(10));</w:t>
             </w:r>
             <w:r>
               <w:rPr>
@@ -3978,23 +6232,7 @@
                 <w:rFonts w:ascii="NanumGothicCoding" w:eastAsia="NanumGothicCoding" w:hAnsi="NanumGothicCoding"/>
                 <w:sz w:val="16"/>
               </w:rPr>
-              <w:t xml:space="preserve">CREATE TABLE T2 (NO INT, RULE </w:t>
-            </w:r>
-            <w:proofErr w:type="gramStart"/>
-            <w:r>
-              <w:rPr>
-                <w:rFonts w:ascii="NanumGothicCoding" w:eastAsia="NanumGothicCoding" w:hAnsi="NanumGothicCoding"/>
-                <w:sz w:val="16"/>
-              </w:rPr>
-              <w:t>VARCHAR(</w:t>
-            </w:r>
-            <w:proofErr w:type="gramEnd"/>
-            <w:r>
-              <w:rPr>
-                <w:rFonts w:ascii="NanumGothicCoding" w:eastAsia="NanumGothicCoding" w:hAnsi="NanumGothicCoding"/>
-                <w:sz w:val="16"/>
-              </w:rPr>
-              <w:t>10));</w:t>
+              <w:t>CREATE TABLE T2 (NO INT, RULE VARCHAR(10));</w:t>
             </w:r>
             <w:r>
               <w:rPr>
@@ -4007,23 +6245,7 @@
                 <w:rFonts w:ascii="NanumGothicCoding" w:eastAsia="NanumGothicCoding" w:hAnsi="NanumGothicCoding"/>
                 <w:sz w:val="16"/>
               </w:rPr>
-              <w:t>INSERT INTO T2 VALUES (12, 's%'), (32, '%</w:t>
-            </w:r>
-            <w:proofErr w:type="gramStart"/>
-            <w:r>
-              <w:rPr>
-                <w:rFonts w:ascii="NanumGothicCoding" w:eastAsia="NanumGothicCoding" w:hAnsi="NanumGothicCoding"/>
-                <w:sz w:val="16"/>
-              </w:rPr>
-              <w:t>t%'</w:t>
-            </w:r>
-            <w:proofErr w:type="gramEnd"/>
-            <w:r>
-              <w:rPr>
-                <w:rFonts w:ascii="NanumGothicCoding" w:eastAsia="NanumGothicCoding" w:hAnsi="NanumGothicCoding"/>
-                <w:sz w:val="16"/>
-              </w:rPr>
-              <w:t>);</w:t>
+              <w:t>INSERT INTO T2 VALUES (12, 's%'), (32, '%t%');</w:t>
             </w:r>
           </w:p>
         </w:tc>
@@ -4043,7 +6265,15 @@
           <w:sz w:val="21"/>
           <w:lang w:eastAsia="ko-KR"/>
         </w:rPr>
-        <w:t xml:space="preserve">문제 </w:t>
+        <w:t>문제</w:t>
+      </w:r>
+      <w:r>
+        <w:rPr>
+          <w:b/>
+          <w:sz w:val="21"/>
+          <w:lang w:eastAsia="ko-KR"/>
+        </w:rPr>
+        <w:t xml:space="preserve"> </w:t>
       </w:r>
       <w:r>
         <w:rPr>
@@ -4067,7 +6297,182 @@
           <w:sz w:val="21"/>
           <w:lang w:eastAsia="ko-KR"/>
         </w:rPr>
-        <w:t>T1과 T2의 모든 조합 중 NAME이 RULE 패턴과 일치하는 행의 개수를 카운트하는 SQL을 작성</w:t>
+        <w:t>T1</w:t>
+      </w:r>
+      <w:r>
+        <w:rPr>
+          <w:sz w:val="21"/>
+          <w:lang w:eastAsia="ko-KR"/>
+        </w:rPr>
+        <w:t>과</w:t>
+      </w:r>
+      <w:r>
+        <w:rPr>
+          <w:sz w:val="21"/>
+          <w:lang w:eastAsia="ko-KR"/>
+        </w:rPr>
+        <w:t xml:space="preserve"> T2</w:t>
+      </w:r>
+      <w:r>
+        <w:rPr>
+          <w:sz w:val="21"/>
+          <w:lang w:eastAsia="ko-KR"/>
+        </w:rPr>
+        <w:t>의</w:t>
+      </w:r>
+      <w:r>
+        <w:rPr>
+          <w:sz w:val="21"/>
+          <w:lang w:eastAsia="ko-KR"/>
+        </w:rPr>
+        <w:t xml:space="preserve"> </w:t>
+      </w:r>
+      <w:r>
+        <w:rPr>
+          <w:sz w:val="21"/>
+          <w:lang w:eastAsia="ko-KR"/>
+        </w:rPr>
+        <w:t>모든</w:t>
+      </w:r>
+      <w:r>
+        <w:rPr>
+          <w:sz w:val="21"/>
+          <w:lang w:eastAsia="ko-KR"/>
+        </w:rPr>
+        <w:t xml:space="preserve"> </w:t>
+      </w:r>
+      <w:r>
+        <w:rPr>
+          <w:sz w:val="21"/>
+          <w:lang w:eastAsia="ko-KR"/>
+        </w:rPr>
+        <w:t>조합</w:t>
+      </w:r>
+      <w:r>
+        <w:rPr>
+          <w:sz w:val="21"/>
+          <w:lang w:eastAsia="ko-KR"/>
+        </w:rPr>
+        <w:t xml:space="preserve"> </w:t>
+      </w:r>
+      <w:r>
+        <w:rPr>
+          <w:sz w:val="21"/>
+          <w:lang w:eastAsia="ko-KR"/>
+        </w:rPr>
+        <w:t>중</w:t>
+      </w:r>
+      <w:r>
+        <w:rPr>
+          <w:sz w:val="21"/>
+          <w:lang w:eastAsia="ko-KR"/>
+        </w:rPr>
+        <w:t xml:space="preserve"> NAME</w:t>
+      </w:r>
+      <w:r>
+        <w:rPr>
+          <w:sz w:val="21"/>
+          <w:lang w:eastAsia="ko-KR"/>
+        </w:rPr>
+        <w:t>이</w:t>
+      </w:r>
+      <w:r>
+        <w:rPr>
+          <w:sz w:val="21"/>
+          <w:lang w:eastAsia="ko-KR"/>
+        </w:rPr>
+        <w:t xml:space="preserve"> RULE </w:t>
+      </w:r>
+      <w:r>
+        <w:rPr>
+          <w:sz w:val="21"/>
+          <w:lang w:eastAsia="ko-KR"/>
+        </w:rPr>
+        <w:t>패턴과</w:t>
+      </w:r>
+      <w:r>
+        <w:rPr>
+          <w:sz w:val="21"/>
+          <w:lang w:eastAsia="ko-KR"/>
+        </w:rPr>
+        <w:t xml:space="preserve"> </w:t>
+      </w:r>
+      <w:r>
+        <w:rPr>
+          <w:sz w:val="21"/>
+          <w:lang w:eastAsia="ko-KR"/>
+        </w:rPr>
+        <w:t>일치하는</w:t>
+      </w:r>
+      <w:r>
+        <w:rPr>
+          <w:sz w:val="21"/>
+          <w:lang w:eastAsia="ko-KR"/>
+        </w:rPr>
+        <w:t xml:space="preserve"> </w:t>
+      </w:r>
+      <w:r>
+        <w:rPr>
+          <w:sz w:val="21"/>
+          <w:lang w:eastAsia="ko-KR"/>
+        </w:rPr>
+        <w:t>행의</w:t>
+      </w:r>
+      <w:r>
+        <w:rPr>
+          <w:sz w:val="21"/>
+          <w:lang w:eastAsia="ko-KR"/>
+        </w:rPr>
+        <w:t xml:space="preserve"> </w:t>
+      </w:r>
+      <w:r>
+        <w:rPr>
+          <w:sz w:val="21"/>
+          <w:lang w:eastAsia="ko-KR"/>
+        </w:rPr>
+        <w:t>개수를</w:t>
+      </w:r>
+      <w:r>
+        <w:rPr>
+          <w:sz w:val="21"/>
+          <w:lang w:eastAsia="ko-KR"/>
+        </w:rPr>
+        <w:t xml:space="preserve"> </w:t>
+      </w:r>
+      <w:r>
+        <w:rPr>
+          <w:sz w:val="21"/>
+          <w:lang w:eastAsia="ko-KR"/>
+        </w:rPr>
+        <w:t>카운트하는</w:t>
+      </w:r>
+      <w:r>
+        <w:rPr>
+          <w:sz w:val="21"/>
+          <w:lang w:eastAsia="ko-KR"/>
+        </w:rPr>
+        <w:t xml:space="preserve"> SQL</w:t>
+      </w:r>
+      <w:r>
+        <w:rPr>
+          <w:sz w:val="21"/>
+          <w:lang w:eastAsia="ko-KR"/>
+        </w:rPr>
+        <w:t>을</w:t>
+      </w:r>
+      <w:r>
+        <w:rPr>
+          <w:sz w:val="21"/>
+          <w:lang w:eastAsia="ko-KR"/>
+        </w:rPr>
+        <w:t xml:space="preserve"> </w:t>
+      </w:r>
+      <w:r>
+        <w:rPr>
+          <w:sz w:val="21"/>
+          <w:lang w:eastAsia="ko-KR"/>
+        </w:rPr>
+        <w:t>작성</w:t>
       </w:r>
       <w:r>
         <w:rPr>
@@ -4093,7 +6498,15 @@
           <w:sz w:val="19"/>
           <w:lang w:eastAsia="ko-KR"/>
         </w:rPr>
-        <w:t xml:space="preserve">답: </w:t>
+        <w:t>답</w:t>
+      </w:r>
+      <w:r>
+        <w:rPr>
+          <w:color w:val="646464"/>
+          <w:sz w:val="19"/>
+          <w:lang w:eastAsia="ko-KR"/>
+        </w:rPr>
+        <w:t xml:space="preserve">: </w:t>
       </w:r>
     </w:p>
     <w:p>
@@ -4129,7 +6542,15 @@
           <w:sz w:val="21"/>
           <w:lang w:eastAsia="ko-KR"/>
         </w:rPr>
-        <w:t xml:space="preserve">문제 </w:t>
+        <w:t>문제</w:t>
+      </w:r>
+      <w:r>
+        <w:rPr>
+          <w:b/>
+          <w:sz w:val="21"/>
+          <w:lang w:eastAsia="ko-KR"/>
+        </w:rPr>
+        <w:t xml:space="preserve"> </w:t>
       </w:r>
       <w:r>
         <w:rPr>
@@ -4153,7 +6574,105 @@
           <w:sz w:val="21"/>
           <w:lang w:eastAsia="ko-KR"/>
         </w:rPr>
-        <w:t>결과값을 쓰고, 's%'와 '%t%'가 각각 어떤 패턴인지 설명</w:t>
+        <w:t>결과값을</w:t>
+      </w:r>
+      <w:r>
+        <w:rPr>
+          <w:sz w:val="21"/>
+          <w:lang w:eastAsia="ko-KR"/>
+        </w:rPr>
+        <w:t xml:space="preserve"> </w:t>
+      </w:r>
+      <w:r>
+        <w:rPr>
+          <w:sz w:val="21"/>
+          <w:lang w:eastAsia="ko-KR"/>
+        </w:rPr>
+        <w:t>쓰고</w:t>
+      </w:r>
+      <w:r>
+        <w:rPr>
+          <w:sz w:val="21"/>
+          <w:lang w:eastAsia="ko-KR"/>
+        </w:rPr>
+        <w:t>, 's%'</w:t>
+      </w:r>
+      <w:r>
+        <w:rPr>
+          <w:sz w:val="21"/>
+          <w:lang w:eastAsia="ko-KR"/>
+        </w:rPr>
+        <w:t>와</w:t>
+      </w:r>
+      <w:r>
+        <w:rPr>
+          <w:sz w:val="21"/>
+          <w:lang w:eastAsia="ko-KR"/>
+        </w:rPr>
+        <w:t xml:space="preserve"> '%t%'</w:t>
+      </w:r>
+      <w:r>
+        <w:rPr>
+          <w:sz w:val="21"/>
+          <w:lang w:eastAsia="ko-KR"/>
+        </w:rPr>
+        <w:t>가</w:t>
+      </w:r>
+      <w:r>
+        <w:rPr>
+          <w:sz w:val="21"/>
+          <w:lang w:eastAsia="ko-KR"/>
+        </w:rPr>
+        <w:t xml:space="preserve"> </w:t>
+      </w:r>
+      <w:r>
+        <w:rPr>
+          <w:sz w:val="21"/>
+          <w:lang w:eastAsia="ko-KR"/>
+        </w:rPr>
+        <w:t>각각</w:t>
+      </w:r>
+      <w:r>
+        <w:rPr>
+          <w:sz w:val="21"/>
+          <w:lang w:eastAsia="ko-KR"/>
+        </w:rPr>
+        <w:t xml:space="preserve"> </w:t>
+      </w:r>
+      <w:r>
+        <w:rPr>
+          <w:sz w:val="21"/>
+          <w:lang w:eastAsia="ko-KR"/>
+        </w:rPr>
+        <w:t>어떤</w:t>
+      </w:r>
+      <w:r>
+        <w:rPr>
+          <w:sz w:val="21"/>
+          <w:lang w:eastAsia="ko-KR"/>
+        </w:rPr>
+        <w:t xml:space="preserve"> </w:t>
+      </w:r>
+      <w:r>
+        <w:rPr>
+          <w:sz w:val="21"/>
+          <w:lang w:eastAsia="ko-KR"/>
+        </w:rPr>
+        <w:t>패턴인지</w:t>
+      </w:r>
+      <w:r>
+        <w:rPr>
+          <w:sz w:val="21"/>
+          <w:lang w:eastAsia="ko-KR"/>
+        </w:rPr>
+        <w:t xml:space="preserve"> </w:t>
+      </w:r>
+      <w:r>
+        <w:rPr>
+          <w:sz w:val="21"/>
+          <w:lang w:eastAsia="ko-KR"/>
+        </w:rPr>
+        <w:t>설명</w:t>
       </w:r>
       <w:r>
         <w:rPr>
@@ -4184,7 +6703,14 @@
           <w:color w:val="646464"/>
           <w:sz w:val="19"/>
         </w:rPr>
-        <w:t xml:space="preserve">답: </w:t>
+        <w:t>답</w:t>
+      </w:r>
+      <w:r>
+        <w:rPr>
+          <w:color w:val="646464"/>
+          <w:sz w:val="19"/>
+        </w:rPr>
+        <w:t xml:space="preserve">: </w:t>
       </w:r>
     </w:p>
     <w:p>
@@ -4236,7 +6762,14 @@
                 <w:rFonts w:ascii="NanumGothicCoding" w:eastAsia="NanumGothicCoding" w:hAnsi="NanumGothicCoding"/>
                 <w:sz w:val="16"/>
               </w:rPr>
-              <w:t>CREATE TABLE Table1 (A VARCHAR(10), B VARCHAR(10), C INT);</w:t>
+              <w:t>CREATE TABLE Table1 (A VARCHAR(10), B</w:t>
+            </w:r>
+            <w:r>
+              <w:rPr>
+                <w:rFonts w:ascii="NanumGothicCoding" w:eastAsia="NanumGothicCoding" w:hAnsi="NanumGothicCoding"/>
+                <w:sz w:val="16"/>
+              </w:rPr>
+              <w:t xml:space="preserve"> VARCHAR(10), C INT);</w:t>
             </w:r>
             <w:r>
               <w:rPr>
@@ -4249,7 +6782,63 @@
                 <w:rFonts w:ascii="NanumGothicCoding" w:eastAsia="NanumGothicCoding" w:hAnsi="NanumGothicCoding"/>
                 <w:sz w:val="16"/>
               </w:rPr>
-              <w:t>INSERT INTO Table1 VALUES ('가', 'a', 11), ('나', 'b', 11), ('다', 'd', 22), ('라', 'c', 22);</w:t>
+              <w:t>INSERT INTO Table1 VALUES ('</w:t>
+            </w:r>
+            <w:r>
+              <w:rPr>
+                <w:rFonts w:ascii="NanumGothicCoding" w:eastAsia="NanumGothicCoding" w:hAnsi="NanumGothicCoding"/>
+                <w:sz w:val="16"/>
+              </w:rPr>
+              <w:t>가</w:t>
+            </w:r>
+            <w:r>
+              <w:rPr>
+                <w:rFonts w:ascii="NanumGothicCoding" w:eastAsia="NanumGothicCoding" w:hAnsi="NanumGothicCoding"/>
+                <w:sz w:val="16"/>
+              </w:rPr>
+              <w:t>', 'a', 11), ('</w:t>
+            </w:r>
+            <w:r>
+              <w:rPr>
+                <w:rFonts w:ascii="NanumGothicCoding" w:eastAsia="NanumGothicCoding" w:hAnsi="NanumGothicCoding"/>
+                <w:sz w:val="16"/>
+              </w:rPr>
+              <w:t>나</w:t>
+            </w:r>
+            <w:r>
+              <w:rPr>
+                <w:rFonts w:ascii="NanumGothicCoding" w:eastAsia="NanumGothicCoding" w:hAnsi="NanumGothicCoding"/>
+                <w:sz w:val="16"/>
+              </w:rPr>
+              <w:t>', 'b', 11), ('</w:t>
+            </w:r>
+            <w:r>
+              <w:rPr>
+                <w:rFonts w:ascii="NanumGothicCoding" w:eastAsia="NanumGothicCoding" w:hAnsi="NanumGothicCoding"/>
+                <w:sz w:val="16"/>
+              </w:rPr>
+              <w:t>다</w:t>
+            </w:r>
+            <w:r>
+              <w:rPr>
+                <w:rFonts w:ascii="NanumGothicCoding" w:eastAsia="NanumGothicCoding" w:hAnsi="NanumGothicCoding"/>
+                <w:sz w:val="16"/>
+              </w:rPr>
+              <w:t>', 'd', 22), ('</w:t>
+            </w:r>
+            <w:r>
+              <w:rPr>
+                <w:rFonts w:ascii="NanumGothicCoding" w:eastAsia="NanumGothicCoding" w:hAnsi="NanumGothicCoding"/>
+                <w:sz w:val="16"/>
+              </w:rPr>
+              <w:t>라</w:t>
+            </w:r>
+            <w:r>
+              <w:rPr>
+                <w:rFonts w:ascii="NanumGothicCoding" w:eastAsia="NanumGothicCoding" w:hAnsi="NanumGothicCoding"/>
+                <w:sz w:val="16"/>
+              </w:rPr>
+              <w:t>', 'c', 22);</w:t>
             </w:r>
             <w:r>
               <w:rPr>
@@ -4295,7 +6884,15 @@
           <w:sz w:val="21"/>
           <w:lang w:eastAsia="ko-KR"/>
         </w:rPr>
-        <w:t xml:space="preserve">문제 </w:t>
+        <w:t>문제</w:t>
+      </w:r>
+      <w:r>
+        <w:rPr>
+          <w:b/>
+          <w:sz w:val="21"/>
+          <w:lang w:eastAsia="ko-KR"/>
+        </w:rPr>
+        <w:t xml:space="preserve"> </w:t>
       </w:r>
       <w:r>
         <w:rPr>
@@ -4314,19 +6911,135 @@
         </w:rPr>
         <w:t xml:space="preserve">. </w:t>
       </w:r>
-      <w:r>
-        <w:rPr>
-          <w:sz w:val="21"/>
-          <w:lang w:eastAsia="ko-KR"/>
-        </w:rPr>
-        <w:t xml:space="preserve">Table2에서 D가 'K'인 C 값들과 일치하는 Table1의 B 컬럼을 IN </w:t>
-      </w:r>
       <w:proofErr w:type="spellStart"/>
       <w:r>
         <w:rPr>
           <w:sz w:val="21"/>
           <w:lang w:eastAsia="ko-KR"/>
         </w:rPr>
+        <w:t>Table2</w:t>
+      </w:r>
+      <w:proofErr w:type="spellEnd"/>
+      <w:r>
+        <w:rPr>
+          <w:sz w:val="21"/>
+          <w:lang w:eastAsia="ko-KR"/>
+        </w:rPr>
+        <w:t>에서</w:t>
+      </w:r>
+      <w:r>
+        <w:rPr>
+          <w:sz w:val="21"/>
+          <w:lang w:eastAsia="ko-KR"/>
+        </w:rPr>
+        <w:t xml:space="preserve"> D</w:t>
+      </w:r>
+      <w:r>
+        <w:rPr>
+          <w:sz w:val="21"/>
+          <w:lang w:eastAsia="ko-KR"/>
+        </w:rPr>
+        <w:t>가</w:t>
+      </w:r>
+      <w:r>
+        <w:rPr>
+          <w:sz w:val="21"/>
+          <w:lang w:eastAsia="ko-KR"/>
+        </w:rPr>
+        <w:t xml:space="preserve"> 'K'</w:t>
+      </w:r>
+      <w:r>
+        <w:rPr>
+          <w:sz w:val="21"/>
+          <w:lang w:eastAsia="ko-KR"/>
+        </w:rPr>
+        <w:t>인</w:t>
+      </w:r>
+      <w:r>
+        <w:rPr>
+          <w:sz w:val="21"/>
+          <w:lang w:eastAsia="ko-KR"/>
+        </w:rPr>
+        <w:t xml:space="preserve"> </w:t>
+      </w:r>
+      <w:r>
+        <w:rPr>
+          <w:sz w:val="21"/>
+          <w:lang w:eastAsia="ko-KR"/>
+        </w:rPr>
+        <w:t xml:space="preserve">C </w:t>
+      </w:r>
+      <w:r>
+        <w:rPr>
+          <w:sz w:val="21"/>
+          <w:lang w:eastAsia="ko-KR"/>
+        </w:rPr>
+        <w:t>값들과</w:t>
+      </w:r>
+      <w:r>
+        <w:rPr>
+          <w:sz w:val="21"/>
+          <w:lang w:eastAsia="ko-KR"/>
+        </w:rPr>
+        <w:t xml:space="preserve"> </w:t>
+      </w:r>
+      <w:r>
+        <w:rPr>
+          <w:sz w:val="21"/>
+          <w:lang w:eastAsia="ko-KR"/>
+        </w:rPr>
+        <w:t>일치하는</w:t>
+      </w:r>
+      <w:r>
+        <w:rPr>
+          <w:sz w:val="21"/>
+          <w:lang w:eastAsia="ko-KR"/>
+        </w:rPr>
+        <w:t xml:space="preserve"> </w:t>
+      </w:r>
+      <w:proofErr w:type="spellStart"/>
+      <w:r>
+        <w:rPr>
+          <w:sz w:val="21"/>
+          <w:lang w:eastAsia="ko-KR"/>
+        </w:rPr>
+        <w:t>Table1</w:t>
+      </w:r>
+      <w:proofErr w:type="spellEnd"/>
+      <w:r>
+        <w:rPr>
+          <w:sz w:val="21"/>
+          <w:lang w:eastAsia="ko-KR"/>
+        </w:rPr>
+        <w:t>의</w:t>
+      </w:r>
+      <w:r>
+        <w:rPr>
+          <w:sz w:val="21"/>
+          <w:lang w:eastAsia="ko-KR"/>
+        </w:rPr>
+        <w:t xml:space="preserve"> B </w:t>
+      </w:r>
+      <w:r>
+        <w:rPr>
+          <w:sz w:val="21"/>
+          <w:lang w:eastAsia="ko-KR"/>
+        </w:rPr>
+        <w:t>컬럼을</w:t>
+      </w:r>
+      <w:r>
+        <w:rPr>
+          <w:sz w:val="21"/>
+          <w:lang w:eastAsia="ko-KR"/>
+        </w:rPr>
+        <w:t xml:space="preserve"> IN </w:t>
+      </w:r>
+      <w:proofErr w:type="spellStart"/>
+      <w:r>
+        <w:rPr>
+          <w:sz w:val="21"/>
+          <w:lang w:eastAsia="ko-KR"/>
+        </w:rPr>
         <w:t>서브쿼리로</w:t>
       </w:r>
       <w:proofErr w:type="spellEnd"/>
@@ -4335,7 +7048,42 @@
           <w:sz w:val="21"/>
           <w:lang w:eastAsia="ko-KR"/>
         </w:rPr>
-        <w:t xml:space="preserve"> 조회하는 SQL을 작성하</w:t>
+        <w:t xml:space="preserve"> </w:t>
+      </w:r>
+      <w:r>
+        <w:rPr>
+          <w:sz w:val="21"/>
+          <w:lang w:eastAsia="ko-KR"/>
+        </w:rPr>
+        <w:t>조회하는</w:t>
+      </w:r>
+      <w:r>
+        <w:rPr>
+          <w:sz w:val="21"/>
+          <w:lang w:eastAsia="ko-KR"/>
+        </w:rPr>
+        <w:t xml:space="preserve"> SQL</w:t>
+      </w:r>
+      <w:r>
+        <w:rPr>
+          <w:sz w:val="21"/>
+          <w:lang w:eastAsia="ko-KR"/>
+        </w:rPr>
+        <w:t>을</w:t>
+      </w:r>
+      <w:r>
+        <w:rPr>
+          <w:sz w:val="21"/>
+          <w:lang w:eastAsia="ko-KR"/>
+        </w:rPr>
+        <w:t xml:space="preserve"> </w:t>
+      </w:r>
+      <w:r>
+        <w:rPr>
+          <w:sz w:val="21"/>
+          <w:lang w:eastAsia="ko-KR"/>
+        </w:rPr>
+        <w:t>작성하</w:t>
       </w:r>
       <w:r>
         <w:rPr>
@@ -4368,7 +7116,15 @@
           <w:sz w:val="19"/>
           <w:lang w:eastAsia="ko-KR"/>
         </w:rPr>
-        <w:t xml:space="preserve">답: </w:t>
+        <w:t>답</w:t>
+      </w:r>
+      <w:r>
+        <w:rPr>
+          <w:color w:val="646464"/>
+          <w:sz w:val="19"/>
+          <w:lang w:eastAsia="ko-KR"/>
+        </w:rPr>
+        <w:t xml:space="preserve">: </w:t>
       </w:r>
     </w:p>
     <w:p>
@@ -4404,7 +7160,15 @@
           <w:sz w:val="21"/>
           <w:lang w:eastAsia="ko-KR"/>
         </w:rPr>
-        <w:t xml:space="preserve">문제 </w:t>
+        <w:t>문제</w:t>
+      </w:r>
+      <w:r>
+        <w:rPr>
+          <w:b/>
+          <w:sz w:val="21"/>
+          <w:lang w:eastAsia="ko-KR"/>
+        </w:rPr>
+        <w:t xml:space="preserve"> </w:t>
       </w:r>
       <w:r>
         <w:rPr>
@@ -4428,7 +7192,35 @@
           <w:sz w:val="21"/>
           <w:lang w:eastAsia="ko-KR"/>
         </w:rPr>
-        <w:t>조회 결과를 쓰</w:t>
+        <w:t>조회</w:t>
+      </w:r>
+      <w:r>
+        <w:rPr>
+          <w:sz w:val="21"/>
+          <w:lang w:eastAsia="ko-KR"/>
+        </w:rPr>
+        <w:t xml:space="preserve"> </w:t>
+      </w:r>
+      <w:r>
+        <w:rPr>
+          <w:sz w:val="21"/>
+          <w:lang w:eastAsia="ko-KR"/>
+        </w:rPr>
+        <w:t>결과를</w:t>
+      </w:r>
+      <w:r>
+        <w:rPr>
+          <w:sz w:val="21"/>
+          <w:lang w:eastAsia="ko-KR"/>
+        </w:rPr>
+        <w:t xml:space="preserve"> </w:t>
+      </w:r>
+      <w:r>
+        <w:rPr>
+          <w:sz w:val="21"/>
+          <w:lang w:eastAsia="ko-KR"/>
+        </w:rPr>
+        <w:t>쓰</w:t>
       </w:r>
       <w:r>
         <w:rPr>
@@ -4455,30 +7247,28 @@
           <w:color w:val="646464"/>
           <w:sz w:val="19"/>
         </w:rPr>
-        <w:t>답:</w:t>
+        <w:lastRenderedPageBreak/>
+        <w:t>답</w:t>
+      </w:r>
+      <w:r>
+        <w:rPr>
+          <w:color w:val="646464"/>
+          <w:sz w:val="19"/>
+        </w:rPr>
+        <w:t>:</w:t>
       </w:r>
     </w:p>
     <w:p>
       <w:r>
-        <w:br w:type="page"/>
-      </w:r>
-    </w:p>
-    <w:p>
-      <w:pPr>
-        <w:pStyle w:val="21"/>
-      </w:pPr>
-      <w:r>
-        <w:rPr>
-          <w:rFonts w:ascii="나눔고딕" w:eastAsia="나눔고딕" w:hAnsi="나눔고딕" w:hint="eastAsia"/>
+        <w:rPr>
+          <w:rFonts w:hint="eastAsia"/>
           <w:sz w:val="26"/>
           <w:lang w:eastAsia="ko-KR"/>
         </w:rPr>
-        <w:lastRenderedPageBreak/>
         <w:t>4</w:t>
       </w:r>
       <w:r>
         <w:rPr>
-          <w:rFonts w:ascii="나눔고딕" w:eastAsia="나눔고딕" w:hAnsi="나눔고딕"/>
           <w:sz w:val="26"/>
         </w:rPr>
         <w:t xml:space="preserve">. GROUP BY, HAVING, </w:t>
@@ -4486,7 +7276,6 @@
       <w:proofErr w:type="spellStart"/>
       <w:r>
         <w:rPr>
-          <w:rFonts w:ascii="나눔고딕" w:eastAsia="나눔고딕" w:hAnsi="나눔고딕"/>
           <w:sz w:val="26"/>
         </w:rPr>
         <w:t>실행</w:t>
@@ -4494,7 +7283,6 @@
       <w:proofErr w:type="spellEnd"/>
       <w:r>
         <w:rPr>
-          <w:rFonts w:ascii="나눔고딕" w:eastAsia="나눔고딕" w:hAnsi="나눔고딕"/>
           <w:sz w:val="26"/>
         </w:rPr>
         <w:t xml:space="preserve"> </w:t>
@@ -4502,7 +7290,6 @@
       <w:proofErr w:type="spellStart"/>
       <w:r>
         <w:rPr>
-          <w:rFonts w:ascii="나눔고딕" w:eastAsia="나눔고딕" w:hAnsi="나눔고딕"/>
           <w:sz w:val="26"/>
         </w:rPr>
         <w:t>순서</w:t>
@@ -4546,7 +7333,111 @@
                 <w:sz w:val="16"/>
                 <w:lang w:eastAsia="ko-KR"/>
               </w:rPr>
-              <w:t>CREATE TABLE 성적 (학번 INT, 이름 VARCHAR(10), 학과 VARCHAR(20), 학년 INT, 점수 INT);</w:t>
+              <w:t>C</w:t>
+            </w:r>
+            <w:r>
+              <w:rPr>
+                <w:rFonts w:ascii="NanumGothicCoding" w:eastAsia="NanumGothicCoding" w:hAnsi="NanumGothicCoding"/>
+                <w:sz w:val="16"/>
+                <w:lang w:eastAsia="ko-KR"/>
+              </w:rPr>
+              <w:t xml:space="preserve">REATE TABLE </w:t>
+            </w:r>
+            <w:r>
+              <w:rPr>
+                <w:rFonts w:ascii="NanumGothicCoding" w:eastAsia="NanumGothicCoding" w:hAnsi="NanumGothicCoding"/>
+                <w:sz w:val="16"/>
+                <w:lang w:eastAsia="ko-KR"/>
+              </w:rPr>
+              <w:t>성적</w:t>
+            </w:r>
+            <w:r>
+              <w:rPr>
+                <w:rFonts w:ascii="NanumGothicCoding" w:eastAsia="NanumGothicCoding" w:hAnsi="NanumGothicCoding"/>
+                <w:sz w:val="16"/>
+                <w:lang w:eastAsia="ko-KR"/>
+              </w:rPr>
+              <w:t xml:space="preserve"> (</w:t>
+            </w:r>
+            <w:r>
+              <w:rPr>
+                <w:rFonts w:ascii="NanumGothicCoding" w:eastAsia="NanumGothicCoding" w:hAnsi="NanumGothicCoding"/>
+                <w:sz w:val="16"/>
+                <w:lang w:eastAsia="ko-KR"/>
+              </w:rPr>
+              <w:t>학번</w:t>
+            </w:r>
+            <w:r>
+              <w:rPr>
+                <w:rFonts w:ascii="NanumGothicCoding" w:eastAsia="NanumGothicCoding" w:hAnsi="NanumGothicCoding"/>
+                <w:sz w:val="16"/>
+                <w:lang w:eastAsia="ko-KR"/>
+              </w:rPr>
+              <w:t xml:space="preserve"> INT, </w:t>
+            </w:r>
+            <w:r>
+              <w:rPr>
+                <w:rFonts w:ascii="NanumGothicCoding" w:eastAsia="NanumGothicCoding" w:hAnsi="NanumGothicCoding"/>
+                <w:sz w:val="16"/>
+                <w:lang w:eastAsia="ko-KR"/>
+              </w:rPr>
+              <w:t>이름</w:t>
+            </w:r>
+            <w:r>
+              <w:rPr>
+                <w:rFonts w:ascii="NanumGothicCoding" w:eastAsia="NanumGothicCoding" w:hAnsi="NanumGothicCoding"/>
+                <w:sz w:val="16"/>
+                <w:lang w:eastAsia="ko-KR"/>
+              </w:rPr>
+              <w:t xml:space="preserve"> VARCHAR(10), </w:t>
+            </w:r>
+            <w:r>
+              <w:rPr>
+                <w:rFonts w:ascii="NanumGothicCoding" w:eastAsia="NanumGothicCoding" w:hAnsi="NanumGothicCoding"/>
+                <w:sz w:val="16"/>
+                <w:lang w:eastAsia="ko-KR"/>
+              </w:rPr>
+              <w:t>학과</w:t>
+            </w:r>
+            <w:r>
+              <w:rPr>
+                <w:rFonts w:ascii="NanumGothicCoding" w:eastAsia="NanumGothicCoding" w:hAnsi="NanumGothicCoding"/>
+                <w:sz w:val="16"/>
+                <w:lang w:eastAsia="ko-KR"/>
+              </w:rPr>
+              <w:t xml:space="preserve"> VARCHAR(20), </w:t>
+            </w:r>
+            <w:r>
+              <w:rPr>
+                <w:rFonts w:ascii="NanumGothicCoding" w:eastAsia="NanumGothicCoding" w:hAnsi="NanumGothicCoding"/>
+                <w:sz w:val="16"/>
+                <w:lang w:eastAsia="ko-KR"/>
+              </w:rPr>
+              <w:t>학년</w:t>
+            </w:r>
+            <w:r>
+              <w:rPr>
+                <w:rFonts w:ascii="NanumGothicCoding" w:eastAsia="NanumGothicCoding" w:hAnsi="NanumGothicCoding"/>
+                <w:sz w:val="16"/>
+                <w:lang w:eastAsia="ko-KR"/>
+              </w:rPr>
+              <w:t xml:space="preserve"> INT, </w:t>
+            </w:r>
+            <w:r>
+              <w:rPr>
+                <w:rFonts w:ascii="NanumGothicCoding" w:eastAsia="NanumGothicCoding" w:hAnsi="NanumGothicCoding"/>
+                <w:sz w:val="16"/>
+                <w:lang w:eastAsia="ko-KR"/>
+              </w:rPr>
+              <w:t>점수</w:t>
+            </w:r>
+            <w:r>
+              <w:rPr>
+                <w:rFonts w:ascii="NanumGothicCoding" w:eastAsia="NanumGothicCoding" w:hAnsi="NanumGothicCoding"/>
+                <w:sz w:val="16"/>
+                <w:lang w:eastAsia="ko-KR"/>
+              </w:rPr>
+              <w:t xml:space="preserve"> INT);</w:t>
             </w:r>
             <w:r>
               <w:rPr>
@@ -4561,7 +7452,23 @@
                 <w:sz w:val="16"/>
                 <w:lang w:eastAsia="ko-KR"/>
               </w:rPr>
-              <w:t>INSERT INTO 성적 VALUES</w:t>
+              <w:t xml:space="preserve">INSERT INTO </w:t>
+            </w:r>
+            <w:r>
+              <w:rPr>
+                <w:rFonts w:ascii="NanumGothicCoding" w:eastAsia="NanumGothicCoding" w:hAnsi="NanumGothicCoding"/>
+                <w:sz w:val="16"/>
+                <w:lang w:eastAsia="ko-KR"/>
+              </w:rPr>
+              <w:t>성적</w:t>
+            </w:r>
+            <w:r>
+              <w:rPr>
+                <w:rFonts w:ascii="NanumGothicCoding" w:eastAsia="NanumGothicCoding" w:hAnsi="NanumGothicCoding"/>
+                <w:sz w:val="16"/>
+                <w:lang w:eastAsia="ko-KR"/>
+              </w:rPr>
+              <w:t xml:space="preserve"> VALUES</w:t>
             </w:r>
             <w:r>
               <w:rPr>
@@ -4578,7 +7485,6 @@
               </w:rPr>
               <w:t>(2022512, '</w:t>
             </w:r>
-            <w:proofErr w:type="spellStart"/>
             <w:r>
               <w:rPr>
                 <w:rFonts w:ascii="NanumGothicCoding" w:eastAsia="NanumGothicCoding" w:hAnsi="NanumGothicCoding"/>
@@ -4587,14 +7493,29 @@
               </w:rPr>
               <w:t>김연진</w:t>
             </w:r>
-            <w:proofErr w:type="spellEnd"/>
             <w:r>
               <w:rPr>
                 <w:rFonts w:ascii="NanumGothicCoding" w:eastAsia="NanumGothicCoding" w:hAnsi="NanumGothicCoding"/>
                 <w:sz w:val="16"/>
                 <w:lang w:eastAsia="ko-KR"/>
               </w:rPr>
-              <w:t>', '컴퓨터공학', 3, 90),</w:t>
+              <w:t>', '</w:t>
+            </w:r>
+            <w:r>
+              <w:rPr>
+                <w:rFonts w:ascii="NanumGothicCoding" w:eastAsia="NanumGothicCoding" w:hAnsi="NanumGothicCoding"/>
+                <w:sz w:val="16"/>
+                <w:lang w:eastAsia="ko-KR"/>
+              </w:rPr>
+              <w:t>컴퓨터공학</w:t>
+            </w:r>
+            <w:r>
+              <w:rPr>
+                <w:rFonts w:ascii="NanumGothicCoding" w:eastAsia="NanumGothicCoding" w:hAnsi="NanumGothicCoding"/>
+                <w:sz w:val="16"/>
+                <w:lang w:eastAsia="ko-KR"/>
+              </w:rPr>
+              <w:t>', 3, 90),</w:t>
             </w:r>
             <w:r>
               <w:rPr>
@@ -4627,7 +7548,31 @@
                 <w:sz w:val="16"/>
                 <w:lang w:eastAsia="ko-KR"/>
               </w:rPr>
-              <w:t>', '전자공학', 3, 80),</w:t>
+              <w:t xml:space="preserve">', </w:t>
+            </w:r>
+            <w:r>
+              <w:rPr>
+                <w:rFonts w:ascii="NanumGothicCoding" w:eastAsia="NanumGothicCoding" w:hAnsi="NanumGothicCoding"/>
+                <w:sz w:val="16"/>
+                <w:lang w:eastAsia="ko-KR"/>
+              </w:rPr>
+              <w:t>'</w:t>
+            </w:r>
+            <w:r>
+              <w:rPr>
+                <w:rFonts w:ascii="NanumGothicCoding" w:eastAsia="NanumGothicCoding" w:hAnsi="NanumGothicCoding"/>
+                <w:sz w:val="16"/>
+                <w:lang w:eastAsia="ko-KR"/>
+              </w:rPr>
+              <w:t>전자공학</w:t>
+            </w:r>
+            <w:r>
+              <w:rPr>
+                <w:rFonts w:ascii="NanumGothicCoding" w:eastAsia="NanumGothicCoding" w:hAnsi="NanumGothicCoding"/>
+                <w:sz w:val="16"/>
+                <w:lang w:eastAsia="ko-KR"/>
+              </w:rPr>
+              <w:t>', 3, 80),</w:t>
             </w:r>
             <w:r>
               <w:rPr>
@@ -4660,7 +7605,23 @@
                 <w:sz w:val="16"/>
                 <w:lang w:eastAsia="ko-KR"/>
               </w:rPr>
-              <w:t>', '컴퓨터공학', 2, 95),</w:t>
+              <w:t>', '</w:t>
+            </w:r>
+            <w:r>
+              <w:rPr>
+                <w:rFonts w:ascii="NanumGothicCoding" w:eastAsia="NanumGothicCoding" w:hAnsi="NanumGothicCoding"/>
+                <w:sz w:val="16"/>
+                <w:lang w:eastAsia="ko-KR"/>
+              </w:rPr>
+              <w:t>컴퓨터공학</w:t>
+            </w:r>
+            <w:r>
+              <w:rPr>
+                <w:rFonts w:ascii="NanumGothicCoding" w:eastAsia="NanumGothicCoding" w:hAnsi="NanumGothicCoding"/>
+                <w:sz w:val="16"/>
+                <w:lang w:eastAsia="ko-KR"/>
+              </w:rPr>
+              <w:t>', 2, 95),</w:t>
             </w:r>
             <w:r>
               <w:rPr>
@@ -4693,7 +7654,23 @@
                 <w:sz w:val="16"/>
                 <w:lang w:eastAsia="ko-KR"/>
               </w:rPr>
-              <w:t>', '전자공학', 1, 85),</w:t>
+              <w:t>', '</w:t>
+            </w:r>
+            <w:r>
+              <w:rPr>
+                <w:rFonts w:ascii="NanumGothicCoding" w:eastAsia="NanumGothicCoding" w:hAnsi="NanumGothicCoding"/>
+                <w:sz w:val="16"/>
+                <w:lang w:eastAsia="ko-KR"/>
+              </w:rPr>
+              <w:t>전자공학</w:t>
+            </w:r>
+            <w:r>
+              <w:rPr>
+                <w:rFonts w:ascii="NanumGothicCoding" w:eastAsia="NanumGothicCoding" w:hAnsi="NanumGothicCoding"/>
+                <w:sz w:val="16"/>
+                <w:lang w:eastAsia="ko-KR"/>
+              </w:rPr>
+              <w:t>', 1, 85),</w:t>
             </w:r>
             <w:r>
               <w:rPr>
@@ -4726,7 +7703,23 @@
                 <w:sz w:val="16"/>
                 <w:lang w:eastAsia="ko-KR"/>
               </w:rPr>
-              <w:t>', '건축학', 4, 95),</w:t>
+              <w:t>', '</w:t>
+            </w:r>
+            <w:r>
+              <w:rPr>
+                <w:rFonts w:ascii="NanumGothicCoding" w:eastAsia="NanumGothicCoding" w:hAnsi="NanumGothicCoding"/>
+                <w:sz w:val="16"/>
+                <w:lang w:eastAsia="ko-KR"/>
+              </w:rPr>
+              <w:t>건축학</w:t>
+            </w:r>
+            <w:r>
+              <w:rPr>
+                <w:rFonts w:ascii="NanumGothicCoding" w:eastAsia="NanumGothicCoding" w:hAnsi="NanumGothicCoding"/>
+                <w:sz w:val="16"/>
+                <w:lang w:eastAsia="ko-KR"/>
+              </w:rPr>
+              <w:t>', 4, 95),</w:t>
             </w:r>
             <w:r>
               <w:rPr>
@@ -4759,7 +7752,23 @@
                 <w:sz w:val="16"/>
                 <w:lang w:eastAsia="ko-KR"/>
               </w:rPr>
-              <w:t>', '건축학', 2, 100);</w:t>
+              <w:t>', '</w:t>
+            </w:r>
+            <w:r>
+              <w:rPr>
+                <w:rFonts w:ascii="NanumGothicCoding" w:eastAsia="NanumGothicCoding" w:hAnsi="NanumGothicCoding"/>
+                <w:sz w:val="16"/>
+                <w:lang w:eastAsia="ko-KR"/>
+              </w:rPr>
+              <w:t>건축학</w:t>
+            </w:r>
+            <w:r>
+              <w:rPr>
+                <w:rFonts w:ascii="NanumGothicCoding" w:eastAsia="NanumGothicCoding" w:hAnsi="NanumGothicCoding"/>
+                <w:sz w:val="16"/>
+                <w:lang w:eastAsia="ko-KR"/>
+              </w:rPr>
+              <w:t>', 2, 100);</w:t>
             </w:r>
           </w:p>
         </w:tc>
@@ -4773,6 +7782,7 @@
           <w:lang w:eastAsia="ko-KR"/>
         </w:rPr>
       </w:pPr>
+      <w:proofErr w:type="gramStart"/>
       <w:r>
         <w:rPr>
           <w:b/>
@@ -4796,14 +7806,212 @@
           <w:sz w:val="21"/>
           <w:lang w:eastAsia="ko-KR"/>
         </w:rPr>
-        <w:t xml:space="preserve"> . </w:t>
-      </w:r>
-      <w:r>
-        <w:rPr>
-          <w:sz w:val="21"/>
-          <w:lang w:eastAsia="ko-KR"/>
-        </w:rPr>
-        <w:t>2학년 이상 학생 중 학과별 평균이 90 이상인 학과의 최대점수와 최소점수를 조회하는 SQL을 작성하십시오. 최대점수</w:t>
+        <w:t xml:space="preserve"> .</w:t>
+      </w:r>
+      <w:proofErr w:type="gramEnd"/>
+      <w:r>
+        <w:rPr>
+          <w:b/>
+          <w:sz w:val="21"/>
+          <w:lang w:eastAsia="ko-KR"/>
+        </w:rPr>
+        <w:t xml:space="preserve"> </w:t>
+      </w:r>
+      <w:r>
+        <w:rPr>
+          <w:sz w:val="21"/>
+          <w:lang w:eastAsia="ko-KR"/>
+        </w:rPr>
+        <w:t>2</w:t>
+      </w:r>
+      <w:r>
+        <w:rPr>
+          <w:sz w:val="21"/>
+          <w:lang w:eastAsia="ko-KR"/>
+        </w:rPr>
+        <w:t>학년</w:t>
+      </w:r>
+      <w:r>
+        <w:rPr>
+          <w:sz w:val="21"/>
+          <w:lang w:eastAsia="ko-KR"/>
+        </w:rPr>
+        <w:t xml:space="preserve"> </w:t>
+      </w:r>
+      <w:r>
+        <w:rPr>
+          <w:sz w:val="21"/>
+          <w:lang w:eastAsia="ko-KR"/>
+        </w:rPr>
+        <w:t>이상</w:t>
+      </w:r>
+      <w:r>
+        <w:rPr>
+          <w:sz w:val="21"/>
+          <w:lang w:eastAsia="ko-KR"/>
+        </w:rPr>
+        <w:t xml:space="preserve"> </w:t>
+      </w:r>
+      <w:r>
+        <w:rPr>
+          <w:sz w:val="21"/>
+          <w:lang w:eastAsia="ko-KR"/>
+        </w:rPr>
+        <w:t>학생</w:t>
+      </w:r>
+      <w:r>
+        <w:rPr>
+          <w:sz w:val="21"/>
+          <w:lang w:eastAsia="ko-KR"/>
+        </w:rPr>
+        <w:t xml:space="preserve"> </w:t>
+      </w:r>
+      <w:r>
+        <w:rPr>
+          <w:sz w:val="21"/>
+          <w:lang w:eastAsia="ko-KR"/>
+        </w:rPr>
+        <w:t>중</w:t>
+      </w:r>
+      <w:r>
+        <w:rPr>
+          <w:sz w:val="21"/>
+          <w:lang w:eastAsia="ko-KR"/>
+        </w:rPr>
+        <w:t xml:space="preserve"> </w:t>
+      </w:r>
+      <w:r>
+        <w:rPr>
+          <w:sz w:val="21"/>
+          <w:lang w:eastAsia="ko-KR"/>
+        </w:rPr>
+        <w:t>학과별</w:t>
+      </w:r>
+      <w:r>
+        <w:rPr>
+          <w:sz w:val="21"/>
+          <w:lang w:eastAsia="ko-KR"/>
+        </w:rPr>
+        <w:t xml:space="preserve"> </w:t>
+      </w:r>
+      <w:r>
+        <w:rPr>
+          <w:sz w:val="21"/>
+          <w:lang w:eastAsia="ko-KR"/>
+        </w:rPr>
+        <w:t>평균이</w:t>
+      </w:r>
+      <w:r>
+        <w:rPr>
+          <w:sz w:val="21"/>
+          <w:lang w:eastAsia="ko-KR"/>
+        </w:rPr>
+        <w:t xml:space="preserve"> 90 </w:t>
+      </w:r>
+      <w:r>
+        <w:rPr>
+          <w:sz w:val="21"/>
+          <w:lang w:eastAsia="ko-KR"/>
+        </w:rPr>
+        <w:t>이상인</w:t>
+      </w:r>
+      <w:r>
+        <w:rPr>
+          <w:sz w:val="21"/>
+          <w:lang w:eastAsia="ko-KR"/>
+        </w:rPr>
+        <w:t xml:space="preserve"> </w:t>
+      </w:r>
+      <w:r>
+        <w:rPr>
+          <w:sz w:val="21"/>
+          <w:lang w:eastAsia="ko-KR"/>
+        </w:rPr>
+        <w:t>학과의</w:t>
+      </w:r>
+      <w:r>
+        <w:rPr>
+          <w:sz w:val="21"/>
+          <w:lang w:eastAsia="ko-KR"/>
+        </w:rPr>
+        <w:t xml:space="preserve"> </w:t>
+      </w:r>
+      <w:r>
+        <w:rPr>
+          <w:sz w:val="21"/>
+          <w:lang w:eastAsia="ko-KR"/>
+        </w:rPr>
+        <w:t>최대점수와</w:t>
+      </w:r>
+      <w:r>
+        <w:rPr>
+          <w:sz w:val="21"/>
+          <w:lang w:eastAsia="ko-KR"/>
+        </w:rPr>
+        <w:t xml:space="preserve"> </w:t>
+      </w:r>
+      <w:r>
+        <w:rPr>
+          <w:sz w:val="21"/>
+          <w:lang w:eastAsia="ko-KR"/>
+        </w:rPr>
+        <w:t>최소점수를</w:t>
+      </w:r>
+      <w:r>
+        <w:rPr>
+          <w:sz w:val="21"/>
+          <w:lang w:eastAsia="ko-KR"/>
+        </w:rPr>
+        <w:t xml:space="preserve"> </w:t>
+      </w:r>
+      <w:r>
+        <w:rPr>
+          <w:sz w:val="21"/>
+          <w:lang w:eastAsia="ko-KR"/>
+        </w:rPr>
+        <w:t>조회하는</w:t>
+      </w:r>
+      <w:r>
+        <w:rPr>
+          <w:sz w:val="21"/>
+          <w:lang w:eastAsia="ko-KR"/>
+        </w:rPr>
+        <w:t xml:space="preserve"> SQL</w:t>
+      </w:r>
+      <w:r>
+        <w:rPr>
+          <w:sz w:val="21"/>
+          <w:lang w:eastAsia="ko-KR"/>
+        </w:rPr>
+        <w:t>을</w:t>
+      </w:r>
+      <w:r>
+        <w:rPr>
+          <w:sz w:val="21"/>
+          <w:lang w:eastAsia="ko-KR"/>
+        </w:rPr>
+        <w:t xml:space="preserve"> </w:t>
+      </w:r>
+      <w:r>
+        <w:rPr>
+          <w:sz w:val="21"/>
+          <w:lang w:eastAsia="ko-KR"/>
+        </w:rPr>
+        <w:t>작성하십시오</w:t>
+      </w:r>
+      <w:r>
+        <w:rPr>
+          <w:sz w:val="21"/>
+          <w:lang w:eastAsia="ko-KR"/>
+        </w:rPr>
+        <w:t xml:space="preserve">. </w:t>
+      </w:r>
+      <w:r>
+        <w:rPr>
+          <w:sz w:val="21"/>
+          <w:lang w:eastAsia="ko-KR"/>
+        </w:rPr>
+        <w:t>최대점수</w:t>
       </w:r>
       <w:r>
         <w:rPr>
@@ -4811,7 +8019,25 @@
           <w:sz w:val="21"/>
           <w:lang w:eastAsia="ko-KR"/>
         </w:rPr>
-        <w:t xml:space="preserve">를 내림차순으로 정렬하고 최소점수로 </w:t>
+        <w:t xml:space="preserve">를 내림차순으로 정렬하고 </w:t>
+      </w:r>
+      <w:proofErr w:type="spellStart"/>
+      <w:r>
+        <w:rPr>
+          <w:rFonts w:hint="eastAsia"/>
+          <w:sz w:val="21"/>
+          <w:lang w:eastAsia="ko-KR"/>
+        </w:rPr>
+        <w:t>최소점수로</w:t>
+      </w:r>
+      <w:proofErr w:type="spellEnd"/>
+      <w:r>
+        <w:rPr>
+          <w:rFonts w:hint="eastAsia"/>
+          <w:sz w:val="21"/>
+          <w:lang w:eastAsia="ko-KR"/>
+        </w:rPr>
+        <w:t xml:space="preserve"> </w:t>
       </w:r>
       <w:proofErr w:type="spellStart"/>
       <w:r>
@@ -4847,7 +8073,15 @@
           <w:sz w:val="19"/>
           <w:lang w:eastAsia="ko-KR"/>
         </w:rPr>
-        <w:t xml:space="preserve">답: </w:t>
+        <w:t>답</w:t>
+      </w:r>
+      <w:r>
+        <w:rPr>
+          <w:color w:val="646464"/>
+          <w:sz w:val="19"/>
+          <w:lang w:eastAsia="ko-KR"/>
+        </w:rPr>
+        <w:t xml:space="preserve">: </w:t>
       </w:r>
     </w:p>
     <w:p>
@@ -4925,7 +8159,6 @@
         <w:spacing w:after="0"/>
       </w:pPr>
       <w:proofErr w:type="spellStart"/>
-      <w:proofErr w:type="gramStart"/>
       <w:r>
         <w:rPr>
           <w:b/>
@@ -4961,7 +8194,6 @@
         </w:rPr>
         <w:t>.</w:t>
       </w:r>
-      <w:proofErr w:type="gramEnd"/>
       <w:r>
         <w:rPr>
           <w:b/>
@@ -4973,7 +8205,19 @@
         <w:rPr>
           <w:sz w:val="21"/>
         </w:rPr>
-        <w:t xml:space="preserve">SELECT 문 </w:t>
+        <w:t xml:space="preserve">SELECT </w:t>
+      </w:r>
+      <w:r>
+        <w:rPr>
+          <w:sz w:val="21"/>
+        </w:rPr>
+        <w:t>문</w:t>
+      </w:r>
+      <w:r>
+        <w:rPr>
+          <w:sz w:val="21"/>
+        </w:rPr>
+        <w:t xml:space="preserve"> </w:t>
       </w:r>
       <w:proofErr w:type="spellStart"/>
       <w:r>
@@ -5066,7 +8310,14 @@
           <w:color w:val="646464"/>
           <w:sz w:val="19"/>
         </w:rPr>
-        <w:t xml:space="preserve">답: </w:t>
+        <w:t>답</w:t>
+      </w:r>
+      <w:r>
+        <w:rPr>
+          <w:color w:val="646464"/>
+          <w:sz w:val="19"/>
+        </w:rPr>
+        <w:t xml:space="preserve">: </w:t>
       </w:r>
     </w:p>
     <w:p>
@@ -5111,7 +8362,6 @@
           <w:lang w:eastAsia="ko-KR"/>
         </w:rPr>
       </w:pPr>
-      <w:proofErr w:type="gramStart"/>
       <w:r>
         <w:rPr>
           <w:b/>
@@ -5144,12 +8394,38 @@
           <w:sz w:val="21"/>
           <w:lang w:eastAsia="ko-KR"/>
         </w:rPr>
-        <w:t>.</w:t>
-      </w:r>
-      <w:proofErr w:type="gramEnd"/>
-      <w:r>
-        <w:rPr>
-          <w:b/>
+        <w:t xml:space="preserve">. </w:t>
+      </w:r>
+      <w:r>
+        <w:rPr>
+          <w:sz w:val="21"/>
+          <w:lang w:eastAsia="ko-KR"/>
+        </w:rPr>
+        <w:t>WHERE</w:t>
+      </w:r>
+      <w:r>
+        <w:rPr>
+          <w:sz w:val="21"/>
+          <w:lang w:eastAsia="ko-KR"/>
+        </w:rPr>
+        <w:t>와</w:t>
+      </w:r>
+      <w:r>
+        <w:rPr>
+          <w:sz w:val="21"/>
+          <w:lang w:eastAsia="ko-KR"/>
+        </w:rPr>
+        <w:t xml:space="preserve"> HAVING</w:t>
+      </w:r>
+      <w:r>
+        <w:rPr>
+          <w:sz w:val="21"/>
+          <w:lang w:eastAsia="ko-KR"/>
+        </w:rPr>
+        <w:t>의</w:t>
+      </w:r>
+      <w:r>
+        <w:rPr>
           <w:sz w:val="21"/>
           <w:lang w:eastAsia="ko-KR"/>
         </w:rPr>
@@ -5160,7 +8436,21 @@
           <w:sz w:val="21"/>
           <w:lang w:eastAsia="ko-KR"/>
         </w:rPr>
-        <w:t>WHERE와 HAVING의 차이를 설명</w:t>
+        <w:t>차이를</w:t>
+      </w:r>
+      <w:r>
+        <w:rPr>
+          <w:sz w:val="21"/>
+          <w:lang w:eastAsia="ko-KR"/>
+        </w:rPr>
+        <w:t xml:space="preserve"> </w:t>
+      </w:r>
+      <w:r>
+        <w:rPr>
+          <w:sz w:val="21"/>
+          <w:lang w:eastAsia="ko-KR"/>
+        </w:rPr>
+        <w:t>설명</w:t>
       </w:r>
       <w:r>
         <w:rPr>
@@ -5190,7 +8480,14 @@
           <w:color w:val="646464"/>
           <w:sz w:val="19"/>
         </w:rPr>
-        <w:t xml:space="preserve">답: </w:t>
+        <w:t>답</w:t>
+      </w:r>
+      <w:r>
+        <w:rPr>
+          <w:color w:val="646464"/>
+          <w:sz w:val="19"/>
+        </w:rPr>
+        <w:t xml:space="preserve">: </w:t>
       </w:r>
     </w:p>
     <w:p>
@@ -5207,9 +8504,12 @@
       <w:pPr>
         <w:spacing w:after="0"/>
         <w:rPr>
+          <w:rFonts w:hint="eastAsia"/>
           <w:lang w:eastAsia="ko-KR"/>
         </w:rPr>
       </w:pPr>
+      <w:bookmarkStart w:id="0" w:name="_GoBack"/>
+      <w:bookmarkEnd w:id="0"/>
     </w:p>
     <w:sectPr>
       <w:footerReference w:type="default" r:id="rId8"/>
@@ -5223,7 +8523,7 @@
 </file>
 
 <file path=word/endnotes.xml><?xml version="1.0" encoding="utf-8"?>
-<w:endnotes xmlns:wpc="http://schemas.microsoft.com/office/word/2010/wordprocessingCanvas" xmlns:cx="http://schemas.microsoft.com/office/drawing/2014/chartex" xmlns:cx1="http://schemas.microsoft.com/office/drawing/2015/9/8/chartex" xmlns:cx2="http://schemas.microsoft.com/office/drawing/2015/10/21/chartex" xmlns:cx3="http://schemas.microsoft.com/office/drawing/2016/5/9/chartex" xmlns:cx4="http://schemas.microsoft.com/office/drawing/2016/5/10/chartex" xmlns:cx5="http://schemas.microsoft.com/office/drawing/2016/5/11/chartex" xmlns:cx6="http://schemas.microsoft.com/office/drawing/2016/5/12/chartex" xmlns:cx7="http://schemas.microsoft.com/office/drawing/2016/5/13/chartex" xmlns:cx8="http://schemas.microsoft.com/office/drawing/2016/5/14/chartex" xmlns:mc="http://schemas.openxmlformats.org/markup-compatibility/2006" xmlns:aink="http://schemas.microsoft.com/office/drawing/2016/ink" xmlns:am3d="http://schemas.microsoft.com/office/drawing/2017/model3d" xmlns:o="urn:schemas-microsoft-com:office:office" xmlns:oel="http://schemas.microsoft.com/office/2019/extlst" xmlns:r="http://schemas.openxmlformats.org/officeDocument/2006/relationships" xmlns:m="http://schemas.openxmlformats.org/officeDocument/2006/math" xmlns:v="urn:schemas-microsoft-com:vml" xmlns:wp14="http://schemas.microsoft.com/office/word/2010/wordprocessingDrawing" xmlns:wp="http://schemas.openxmlformats.org/drawingml/2006/wordprocessingDrawing" xmlns:w10="urn:schemas-microsoft-com:office:word" xmlns:w="http://schemas.openxmlformats.org/wordprocessingml/2006/main" xmlns:w14="http://schemas.microsoft.com/office/word/2010/wordml" xmlns:w15="http://schemas.microsoft.com/office/word/2012/wordml" xmlns:w16cex="http://schemas.microsoft.com/office/word/2018/wordml/cex" xmlns:w16cid="http://schemas.microsoft.com/office/word/2016/wordml/cid" xmlns:w16="http://schemas.microsoft.com/office/word/2018/wordml" xmlns:w16du="http://schemas.microsoft.com/office/word/2023/wordml/word16du" xmlns:w16sdtdh="http://schemas.microsoft.com/office/word/2020/wordml/sdtdatahash" xmlns:w16sdtfl="http://schemas.microsoft.com/office/word/2024/wordml/sdtformatlock" xmlns:w16se="http://schemas.microsoft.com/office/word/2015/wordml/symex" xmlns:wpg="http://schemas.microsoft.com/office/word/2010/wordprocessingGroup" xmlns:wpi="http://schemas.microsoft.com/office/word/2010/wordprocessingInk" xmlns:wne="http://schemas.microsoft.com/office/word/2006/wordml" xmlns:wps="http://schemas.microsoft.com/office/word/2010/wordprocessingShape" mc:Ignorable="w14 w15 w16se w16cid w16 w16cex w16sdtdh w16sdtfl w16du wp14">
+<w:endnotes xmlns:wpc="http://schemas.microsoft.com/office/word/2010/wordprocessingCanvas" xmlns:cx="http://schemas.microsoft.com/office/drawing/2014/chartex" xmlns:cx1="http://schemas.microsoft.com/office/drawing/2015/9/8/chartex" xmlns:mc="http://schemas.openxmlformats.org/markup-compatibility/2006" xmlns:o="urn:schemas-microsoft-com:office:office" xmlns:r="http://schemas.openxmlformats.org/officeDocument/2006/relationships" xmlns:m="http://schemas.openxmlformats.org/officeDocument/2006/math" xmlns:v="urn:schemas-microsoft-com:vml" xmlns:wp14="http://schemas.microsoft.com/office/word/2010/wordprocessingDrawing" xmlns:wp="http://schemas.openxmlformats.org/drawingml/2006/wordprocessingDrawing" xmlns:w10="urn:schemas-microsoft-com:office:word" xmlns:w="http://schemas.openxmlformats.org/wordprocessingml/2006/main" xmlns:w14="http://schemas.microsoft.com/office/word/2010/wordml" xmlns:w15="http://schemas.microsoft.com/office/word/2012/wordml" xmlns:w16se="http://schemas.microsoft.com/office/word/2015/wordml/symex" xmlns:wpg="http://schemas.microsoft.com/office/word/2010/wordprocessingGroup" xmlns:wpi="http://schemas.microsoft.com/office/word/2010/wordprocessingInk" xmlns:wne="http://schemas.microsoft.com/office/word/2006/wordml" xmlns:wps="http://schemas.microsoft.com/office/word/2010/wordprocessingShape" mc:Ignorable="w14 w15 w16se wp14">
   <w:endnote w:type="separator" w:id="-1">
     <w:p>
       <w:pPr>
@@ -5248,7 +8548,7 @@
 </file>
 
 <file path=word/footer1.xml><?xml version="1.0" encoding="utf-8"?>
-<w:ftr xmlns:wpc="http://schemas.microsoft.com/office/word/2010/wordprocessingCanvas" xmlns:cx="http://schemas.microsoft.com/office/drawing/2014/chartex" xmlns:cx1="http://schemas.microsoft.com/office/drawing/2015/9/8/chartex" xmlns:cx2="http://schemas.microsoft.com/office/drawing/2015/10/21/chartex" xmlns:cx3="http://schemas.microsoft.com/office/drawing/2016/5/9/chartex" xmlns:cx4="http://schemas.microsoft.com/office/drawing/2016/5/10/chartex" xmlns:cx5="http://schemas.microsoft.com/office/drawing/2016/5/11/chartex" xmlns:cx6="http://schemas.microsoft.com/office/drawing/2016/5/12/chartex" xmlns:cx7="http://schemas.microsoft.com/office/drawing/2016/5/13/chartex" xmlns:cx8="http://schemas.microsoft.com/office/drawing/2016/5/14/chartex" xmlns:mc="http://schemas.openxmlformats.org/markup-compatibility/2006" xmlns:aink="http://schemas.microsoft.com/office/drawing/2016/ink" xmlns:am3d="http://schemas.microsoft.com/office/drawing/2017/model3d" xmlns:o="urn:schemas-microsoft-com:office:office" xmlns:oel="http://schemas.microsoft.com/office/2019/extlst" xmlns:r="http://schemas.openxmlformats.org/officeDocument/2006/relationships" xmlns:m="http://schemas.openxmlformats.org/officeDocument/2006/math" xmlns:v="urn:schemas-microsoft-com:vml" xmlns:wp14="http://schemas.microsoft.com/office/word/2010/wordprocessingDrawing" xmlns:wp="http://schemas.openxmlformats.org/drawingml/2006/wordprocessingDrawing" xmlns:w10="urn:schemas-microsoft-com:office:word" xmlns:w="http://schemas.openxmlformats.org/wordprocessingml/2006/main" xmlns:w14="http://schemas.microsoft.com/office/word/2010/wordml" xmlns:w15="http://schemas.microsoft.com/office/word/2012/wordml" xmlns:w16cex="http://schemas.microsoft.com/office/word/2018/wordml/cex" xmlns:w16cid="http://schemas.microsoft.com/office/word/2016/wordml/cid" xmlns:w16="http://schemas.microsoft.com/office/word/2018/wordml" xmlns:w16du="http://schemas.microsoft.com/office/word/2023/wordml/word16du" xmlns:w16sdtdh="http://schemas.microsoft.com/office/word/2020/wordml/sdtdatahash" xmlns:w16sdtfl="http://schemas.microsoft.com/office/word/2024/wordml/sdtformatlock" xmlns:w16se="http://schemas.microsoft.com/office/word/2015/wordml/symex" xmlns:wpg="http://schemas.microsoft.com/office/word/2010/wordprocessingGroup" xmlns:wpi="http://schemas.microsoft.com/office/word/2010/wordprocessingInk" xmlns:wne="http://schemas.microsoft.com/office/word/2006/wordml" xmlns:wps="http://schemas.microsoft.com/office/word/2010/wordprocessingShape" mc:Ignorable="w14 w15 w16se w16cid w16 w16cex w16sdtdh w16sdtfl w16du wp14">
+<w:ftr xmlns:wpc="http://schemas.microsoft.com/office/word/2010/wordprocessingCanvas" xmlns:cx="http://schemas.microsoft.com/office/drawing/2014/chartex" xmlns:cx1="http://schemas.microsoft.com/office/drawing/2015/9/8/chartex" xmlns:mc="http://schemas.openxmlformats.org/markup-compatibility/2006" xmlns:o="urn:schemas-microsoft-com:office:office" xmlns:r="http://schemas.openxmlformats.org/officeDocument/2006/relationships" xmlns:m="http://schemas.openxmlformats.org/officeDocument/2006/math" xmlns:v="urn:schemas-microsoft-com:vml" xmlns:wp14="http://schemas.microsoft.com/office/word/2010/wordprocessingDrawing" xmlns:wp="http://schemas.openxmlformats.org/drawingml/2006/wordprocessingDrawing" xmlns:w10="urn:schemas-microsoft-com:office:word" xmlns:w="http://schemas.openxmlformats.org/wordprocessingml/2006/main" xmlns:w14="http://schemas.microsoft.com/office/word/2010/wordml" xmlns:w15="http://schemas.microsoft.com/office/word/2012/wordml" xmlns:w16se="http://schemas.microsoft.com/office/word/2015/wordml/symex" xmlns:wpg="http://schemas.microsoft.com/office/word/2010/wordprocessingGroup" xmlns:wpi="http://schemas.microsoft.com/office/word/2010/wordprocessingInk" xmlns:wne="http://schemas.microsoft.com/office/word/2006/wordml" xmlns:wps="http://schemas.microsoft.com/office/word/2010/wordprocessingShape" mc:Ignorable="w14 w15 w16se wp14">
   <w:p>
     <w:pPr>
       <w:pStyle w:val="a6"/>
@@ -5263,7 +8563,55 @@
         <w:sz w:val="17"/>
         <w:lang w:eastAsia="ko-KR"/>
       </w:rPr>
-      <w:t xml:space="preserve">SQL 학습 퀴즈 문제지 | Page </w:t>
+      <w:t xml:space="preserve">SQL </w:t>
+    </w:r>
+    <w:r>
+      <w:rPr>
+        <w:color w:val="787878"/>
+        <w:sz w:val="17"/>
+        <w:lang w:eastAsia="ko-KR"/>
+      </w:rPr>
+      <w:t>학습</w:t>
+    </w:r>
+    <w:r>
+      <w:rPr>
+        <w:color w:val="787878"/>
+        <w:sz w:val="17"/>
+        <w:lang w:eastAsia="ko-KR"/>
+      </w:rPr>
+      <w:t xml:space="preserve"> </w:t>
+    </w:r>
+    <w:r>
+      <w:rPr>
+        <w:color w:val="787878"/>
+        <w:sz w:val="17"/>
+        <w:lang w:eastAsia="ko-KR"/>
+      </w:rPr>
+      <w:t>퀴즈</w:t>
+    </w:r>
+    <w:r>
+      <w:rPr>
+        <w:color w:val="787878"/>
+        <w:sz w:val="17"/>
+        <w:lang w:eastAsia="ko-KR"/>
+      </w:rPr>
+      <w:t xml:space="preserve"> </w:t>
+    </w:r>
+    <w:r>
+      <w:rPr>
+        <w:color w:val="787878"/>
+        <w:sz w:val="17"/>
+        <w:lang w:eastAsia="ko-KR"/>
+      </w:rPr>
+      <w:t>문제지</w:t>
+    </w:r>
+    <w:r>
+      <w:rPr>
+        <w:color w:val="787878"/>
+        <w:sz w:val="17"/>
+        <w:lang w:eastAsia="ko-KR"/>
+      </w:rPr>
+      <w:t xml:space="preserve"> | Page </w:t>
     </w:r>
     <w:r>
       <w:fldChar w:fldCharType="begin"/>
@@ -5279,9 +8627,10 @@
     </w:r>
     <w:r>
       <w:rPr>
+        <w:noProof/>
         <w:lang w:eastAsia="ko-KR"/>
       </w:rPr>
-      <w:t>1</w:t>
+      <w:t>4</w:t>
     </w:r>
     <w:r>
       <w:fldChar w:fldCharType="end"/>
@@ -5291,7 +8640,7 @@
 </file>
 
 <file path=word/footnotes.xml><?xml version="1.0" encoding="utf-8"?>
-<w:footnotes xmlns:wpc="http://schemas.microsoft.com/office/word/2010/wordprocessingCanvas" xmlns:cx="http://schemas.microsoft.com/office/drawing/2014/chartex" xmlns:cx1="http://schemas.microsoft.com/office/drawing/2015/9/8/chartex" xmlns:cx2="http://schemas.microsoft.com/office/drawing/2015/10/21/chartex" xmlns:cx3="http://schemas.microsoft.com/office/drawing/2016/5/9/chartex" xmlns:cx4="http://schemas.microsoft.com/office/drawing/2016/5/10/chartex" xmlns:cx5="http://schemas.microsoft.com/office/drawing/2016/5/11/chartex" xmlns:cx6="http://schemas.microsoft.com/office/drawing/2016/5/12/chartex" xmlns:cx7="http://schemas.microsoft.com/office/drawing/2016/5/13/chartex" xmlns:cx8="http://schemas.microsoft.com/office/drawing/2016/5/14/chartex" xmlns:mc="http://schemas.openxmlformats.org/markup-compatibility/2006" xmlns:aink="http://schemas.microsoft.com/office/drawing/2016/ink" xmlns:am3d="http://schemas.microsoft.com/office/drawing/2017/model3d" xmlns:o="urn:schemas-microsoft-com:office:office" xmlns:oel="http://schemas.microsoft.com/office/2019/extlst" xmlns:r="http://schemas.openxmlformats.org/officeDocument/2006/relationships" xmlns:m="http://schemas.openxmlformats.org/officeDocument/2006/math" xmlns:v="urn:schemas-microsoft-com:vml" xmlns:wp14="http://schemas.microsoft.com/office/word/2010/wordprocessingDrawing" xmlns:wp="http://schemas.openxmlformats.org/drawingml/2006/wordprocessingDrawing" xmlns:w10="urn:schemas-microsoft-com:office:word" xmlns:w="http://schemas.openxmlformats.org/wordprocessingml/2006/main" xmlns:w14="http://schemas.microsoft.com/office/word/2010/wordml" xmlns:w15="http://schemas.microsoft.com/office/word/2012/wordml" xmlns:w16cex="http://schemas.microsoft.com/office/word/2018/wordml/cex" xmlns:w16cid="http://schemas.microsoft.com/office/word/2016/wordml/cid" xmlns:w16="http://schemas.microsoft.com/office/word/2018/wordml" xmlns:w16du="http://schemas.microsoft.com/office/word/2023/wordml/word16du" xmlns:w16sdtdh="http://schemas.microsoft.com/office/word/2020/wordml/sdtdatahash" xmlns:w16sdtfl="http://schemas.microsoft.com/office/word/2024/wordml/sdtformatlock" xmlns:w16se="http://schemas.microsoft.com/office/word/2015/wordml/symex" xmlns:wpg="http://schemas.microsoft.com/office/word/2010/wordprocessingGroup" xmlns:wpi="http://schemas.microsoft.com/office/word/2010/wordprocessingInk" xmlns:wne="http://schemas.microsoft.com/office/word/2006/wordml" xmlns:wps="http://schemas.microsoft.com/office/word/2010/wordprocessingShape" mc:Ignorable="w14 w15 w16se w16cid w16 w16cex w16sdtdh w16sdtfl w16du wp14">
+<w:footnotes xmlns:wpc="http://schemas.microsoft.com/office/word/2010/wordprocessingCanvas" xmlns:cx="http://schemas.microsoft.com/office/drawing/2014/chartex" xmlns:cx1="http://schemas.microsoft.com/office/drawing/2015/9/8/chartex" xmlns:mc="http://schemas.openxmlformats.org/markup-compatibility/2006" xmlns:o="urn:schemas-microsoft-com:office:office" xmlns:r="http://schemas.openxmlformats.org/officeDocument/2006/relationships" xmlns:m="http://schemas.openxmlformats.org/officeDocument/2006/math" xmlns:v="urn:schemas-microsoft-com:vml" xmlns:wp14="http://schemas.microsoft.com/office/word/2010/wordprocessingDrawing" xmlns:wp="http://schemas.openxmlformats.org/drawingml/2006/wordprocessingDrawing" xmlns:w10="urn:schemas-microsoft-com:office:word" xmlns:w="http://schemas.openxmlformats.org/wordprocessingml/2006/main" xmlns:w14="http://schemas.microsoft.com/office/word/2010/wordml" xmlns:w15="http://schemas.microsoft.com/office/word/2012/wordml" xmlns:w16se="http://schemas.microsoft.com/office/word/2015/wordml/symex" xmlns:wpg="http://schemas.microsoft.com/office/word/2010/wordprocessingGroup" xmlns:wpi="http://schemas.microsoft.com/office/word/2010/wordprocessingInk" xmlns:wne="http://schemas.microsoft.com/office/word/2006/wordml" xmlns:wps="http://schemas.microsoft.com/office/word/2010/wordprocessingShape" mc:Ignorable="w14 w15 w16se wp14">
   <w:footnote w:type="separator" w:id="-1">
     <w:p>
       <w:pPr>
@@ -5316,7 +8665,7 @@
 </file>
 
 <file path=word/numbering.xml><?xml version="1.0" encoding="utf-8"?>
-<w:numbering xmlns:wpc="http://schemas.microsoft.com/office/word/2010/wordprocessingCanvas" xmlns:cx="http://schemas.microsoft.com/office/drawing/2014/chartex" xmlns:cx1="http://schemas.microsoft.com/office/drawing/2015/9/8/chartex" xmlns:cx2="http://schemas.microsoft.com/office/drawing/2015/10/21/chartex" xmlns:cx3="http://schemas.microsoft.com/office/drawing/2016/5/9/chartex" xmlns:cx4="http://schemas.microsoft.com/office/drawing/2016/5/10/chartex" xmlns:cx5="http://schemas.microsoft.com/office/drawing/2016/5/11/chartex" xmlns:cx6="http://schemas.microsoft.com/office/drawing/2016/5/12/chartex" xmlns:cx7="http://schemas.microsoft.com/office/drawing/2016/5/13/chartex" xmlns:cx8="http://schemas.microsoft.com/office/drawing/2016/5/14/chartex" xmlns:mc="http://schemas.openxmlformats.org/markup-compatibility/2006" xmlns:aink="http://schemas.microsoft.com/office/drawing/2016/ink" xmlns:am3d="http://schemas.microsoft.com/office/drawing/2017/model3d" xmlns:o="urn:schemas-microsoft-com:office:office" xmlns:oel="http://schemas.microsoft.com/office/2019/extlst" xmlns:r="http://schemas.openxmlformats.org/officeDocument/2006/relationships" xmlns:m="http://schemas.openxmlformats.org/officeDocument/2006/math" xmlns:v="urn:schemas-microsoft-com:vml" xmlns:wp14="http://schemas.microsoft.com/office/word/2010/wordprocessingDrawing" xmlns:wp="http://schemas.openxmlformats.org/drawingml/2006/wordprocessingDrawing" xmlns:w10="urn:schemas-microsoft-com:office:word" xmlns:w="http://schemas.openxmlformats.org/wordprocessingml/2006/main" xmlns:w14="http://schemas.microsoft.com/office/word/2010/wordml" xmlns:w15="http://schemas.microsoft.com/office/word/2012/wordml" xmlns:w16cex="http://schemas.microsoft.com/office/word/2018/wordml/cex" xmlns:w16cid="http://schemas.microsoft.com/office/word/2016/wordml/cid" xmlns:w16="http://schemas.microsoft.com/office/word/2018/wordml" xmlns:w16du="http://schemas.microsoft.com/office/word/2023/wordml/word16du" xmlns:w16sdtdh="http://schemas.microsoft.com/office/word/2020/wordml/sdtdatahash" xmlns:w16sdtfl="http://schemas.microsoft.com/office/word/2024/wordml/sdtformatlock" xmlns:w16se="http://schemas.microsoft.com/office/word/2015/wordml/symex" xmlns:wpg="http://schemas.microsoft.com/office/word/2010/wordprocessingGroup" xmlns:wpi="http://schemas.microsoft.com/office/word/2010/wordprocessingInk" xmlns:wne="http://schemas.microsoft.com/office/word/2006/wordml" xmlns:wps="http://schemas.microsoft.com/office/word/2010/wordprocessingShape" mc:Ignorable="w14 w15 w16se w16cid w16 w16cex w16sdtdh w16sdtfl w16du wp14">
+<w:numbering xmlns:wpc="http://schemas.microsoft.com/office/word/2010/wordprocessingCanvas" xmlns:cx="http://schemas.microsoft.com/office/drawing/2014/chartex" xmlns:cx1="http://schemas.microsoft.com/office/drawing/2015/9/8/chartex" xmlns:mc="http://schemas.openxmlformats.org/markup-compatibility/2006" xmlns:o="urn:schemas-microsoft-com:office:office" xmlns:r="http://schemas.openxmlformats.org/officeDocument/2006/relationships" xmlns:m="http://schemas.openxmlformats.org/officeDocument/2006/math" xmlns:v="urn:schemas-microsoft-com:vml" xmlns:wp14="http://schemas.microsoft.com/office/word/2010/wordprocessingDrawing" xmlns:wp="http://schemas.openxmlformats.org/drawingml/2006/wordprocessingDrawing" xmlns:w10="urn:schemas-microsoft-com:office:word" xmlns:w="http://schemas.openxmlformats.org/wordprocessingml/2006/main" xmlns:w14="http://schemas.microsoft.com/office/word/2010/wordml" xmlns:w15="http://schemas.microsoft.com/office/word/2012/wordml" xmlns:w16se="http://schemas.microsoft.com/office/word/2015/wordml/symex" xmlns:wpg="http://schemas.microsoft.com/office/word/2010/wordprocessingGroup" xmlns:wpi="http://schemas.microsoft.com/office/word/2010/wordprocessingInk" xmlns:wne="http://schemas.microsoft.com/office/word/2006/wordml" xmlns:wps="http://schemas.microsoft.com/office/word/2010/wordprocessingShape" mc:Ignorable="w14 w15 w16se wp14">
   <w:abstractNum w:abstractNumId="0" w15:restartNumberingAfterBreak="0">
     <w:nsid w:val="FFFFFF7C"/>
     <w:multiLevelType w:val="singleLevel"/>
@@ -5488,38 +8837,38 @@
       </w:rPr>
     </w:lvl>
   </w:abstractNum>
-  <w:num w:numId="1" w16cid:durableId="425080404">
+  <w:num w:numId="1">
     <w:abstractNumId w:val="8"/>
   </w:num>
-  <w:num w:numId="2" w16cid:durableId="912356470">
+  <w:num w:numId="2">
     <w:abstractNumId w:val="6"/>
   </w:num>
-  <w:num w:numId="3" w16cid:durableId="148403920">
+  <w:num w:numId="3">
     <w:abstractNumId w:val="5"/>
   </w:num>
-  <w:num w:numId="4" w16cid:durableId="1539930304">
+  <w:num w:numId="4">
     <w:abstractNumId w:val="4"/>
   </w:num>
-  <w:num w:numId="5" w16cid:durableId="1699239379">
+  <w:num w:numId="5">
     <w:abstractNumId w:val="7"/>
   </w:num>
-  <w:num w:numId="6" w16cid:durableId="1472482727">
+  <w:num w:numId="6">
     <w:abstractNumId w:val="3"/>
   </w:num>
-  <w:num w:numId="7" w16cid:durableId="1789470244">
+  <w:num w:numId="7">
     <w:abstractNumId w:val="2"/>
   </w:num>
-  <w:num w:numId="8" w16cid:durableId="1994793560">
+  <w:num w:numId="8">
     <w:abstractNumId w:val="1"/>
   </w:num>
-  <w:num w:numId="9" w16cid:durableId="559902871">
+  <w:num w:numId="9">
     <w:abstractNumId w:val="0"/>
   </w:num>
 </w:numbering>
 </file>
 
 <file path=word/styles.xml><?xml version="1.0" encoding="utf-8"?>
-<w:styles xmlns:mc="http://schemas.openxmlformats.org/markup-compatibility/2006" xmlns:r="http://schemas.openxmlformats.org/officeDocument/2006/relationships" xmlns:w="http://schemas.openxmlformats.org/wordprocessingml/2006/main" xmlns:w14="http://schemas.microsoft.com/office/word/2010/wordml" xmlns:w15="http://schemas.microsoft.com/office/word/2012/wordml" xmlns:w16cex="http://schemas.microsoft.com/office/word/2018/wordml/cex" xmlns:w16cid="http://schemas.microsoft.com/office/word/2016/wordml/cid" xmlns:w16="http://schemas.microsoft.com/office/word/2018/wordml" xmlns:w16du="http://schemas.microsoft.com/office/word/2023/wordml/word16du" xmlns:w16sdtdh="http://schemas.microsoft.com/office/word/2020/wordml/sdtdatahash" xmlns:w16sdtfl="http://schemas.microsoft.com/office/word/2024/wordml/sdtformatlock" xmlns:w16se="http://schemas.microsoft.com/office/word/2015/wordml/symex" mc:Ignorable="w14 w15 w16se w16cid w16 w16cex w16sdtdh w16sdtfl w16du">
+<w:styles xmlns:mc="http://schemas.openxmlformats.org/markup-compatibility/2006" xmlns:r="http://schemas.openxmlformats.org/officeDocument/2006/relationships" xmlns:w="http://schemas.openxmlformats.org/wordprocessingml/2006/main" xmlns:w14="http://schemas.microsoft.com/office/word/2010/wordml" xmlns:w15="http://schemas.microsoft.com/office/word/2012/wordml" xmlns:w16se="http://schemas.microsoft.com/office/word/2015/wordml/symex" mc:Ignorable="w14 w15 w16se">
   <w:docDefaults>
     <w:rPrDefault>
       <w:rPr>
@@ -5535,7 +8884,7 @@
       </w:pPr>
     </w:pPrDefault>
   </w:docDefaults>
-  <w:latentStyles w:defLockedState="0" w:defUIPriority="99" w:defSemiHidden="0" w:defUnhideWhenUsed="0" w:defQFormat="0" w:count="376">
+  <w:latentStyles w:defLockedState="0" w:defUIPriority="99" w:defSemiHidden="0" w:defUnhideWhenUsed="0" w:defQFormat="0" w:count="371">
     <w:lsdException w:name="Normal" w:uiPriority="0" w:qFormat="1"/>
     <w:lsdException w:name="heading 1" w:uiPriority="9" w:qFormat="1"/>
     <w:lsdException w:name="heading 2" w:semiHidden="1" w:uiPriority="9" w:unhideWhenUsed="1" w:qFormat="1"/>
@@ -5898,11 +9247,6 @@
     <w:lsdException w:name="List Table 5 Dark Accent 6" w:uiPriority="50"/>
     <w:lsdException w:name="List Table 6 Colorful Accent 6" w:uiPriority="51"/>
     <w:lsdException w:name="List Table 7 Colorful Accent 6" w:uiPriority="52"/>
-    <w:lsdException w:name="Mention" w:semiHidden="1" w:unhideWhenUsed="1"/>
-    <w:lsdException w:name="Smart Hyperlink" w:semiHidden="1" w:unhideWhenUsed="1"/>
-    <w:lsdException w:name="Hashtag" w:semiHidden="1" w:unhideWhenUsed="1"/>
-    <w:lsdException w:name="Unresolved Mention" w:semiHidden="1" w:unhideWhenUsed="1"/>
-    <w:lsdException w:name="Smart Link" w:semiHidden="1" w:unhideWhenUsed="1"/>
   </w:latentStyles>
   <w:style w:type="paragraph" w:default="1" w:styleId="a1">
     <w:name w:val="Normal"/>
@@ -17232,7 +20576,7 @@
 </file>
 
 <file path=customXml/itemProps1.xml><?xml version="1.0" encoding="utf-8"?>
-<ds:datastoreItem xmlns:ds="http://schemas.openxmlformats.org/officeDocument/2006/customXml" ds:itemID="{EF278816-EC6F-A645-907D-7F25AECB1D4A}">
+<ds:datastoreItem xmlns:ds="http://schemas.openxmlformats.org/officeDocument/2006/customXml" ds:itemID="{7AAE2332-81B3-48D3-8DBA-1B07663089BB}">
   <ds:schemaRefs>
     <ds:schemaRef ds:uri="http://schemas.openxmlformats.org/officeDocument/2006/bibliography"/>
   </ds:schemaRefs>
